--- a/FallingSky.docx
+++ b/FallingSky.docx
@@ -37,87 +37,7 @@
           <w:rFonts w:ascii="Times New Roman" w:hAnsi="Times New Roman"/>
           <w:lang w:val="pt-PT"/>
         </w:rPr>
-        <w:t xml:space="preserve">FallingSky é uma ideia de </w:t>
-      </w:r>
-      <w:proofErr w:type="spellStart"/>
-      <w:r>
-        <w:rPr>
-          <w:rFonts w:ascii="Times New Roman" w:hAnsi="Times New Roman"/>
-          <w:lang w:val="pt-PT"/>
-        </w:rPr>
-        <w:t>projecto</w:t>
-      </w:r>
-      <w:proofErr w:type="spellEnd"/>
-      <w:r>
-        <w:rPr>
-          <w:rFonts w:ascii="Times New Roman" w:hAnsi="Times New Roman"/>
-          <w:lang w:val="pt-PT"/>
-        </w:rPr>
-        <w:t xml:space="preserve"> que, inicialmente, era apenas uma ideia de criança (nasceu em 2016) e agora pretendo torná-la real. O motivo da escolha do </w:t>
-      </w:r>
-      <w:proofErr w:type="spellStart"/>
-      <w:r>
-        <w:rPr>
-          <w:rFonts w:ascii="Times New Roman" w:hAnsi="Times New Roman"/>
-          <w:lang w:val="pt-PT"/>
-        </w:rPr>
-        <w:t>projecto</w:t>
-      </w:r>
-      <w:proofErr w:type="spellEnd"/>
-      <w:r>
-        <w:rPr>
-          <w:rFonts w:ascii="Times New Roman" w:hAnsi="Times New Roman"/>
-          <w:lang w:val="pt-PT"/>
-        </w:rPr>
-        <w:t xml:space="preserve"> dá-se pelo facto da evolução das tecnologias </w:t>
-      </w:r>
-      <w:proofErr w:type="spellStart"/>
-      <w:r>
-        <w:rPr>
-          <w:rFonts w:ascii="Times New Roman" w:hAnsi="Times New Roman"/>
-          <w:lang w:val="pt-PT"/>
-        </w:rPr>
-        <w:t>actuais</w:t>
-      </w:r>
-      <w:proofErr w:type="spellEnd"/>
-      <w:r>
-        <w:rPr>
-          <w:rFonts w:ascii="Times New Roman" w:hAnsi="Times New Roman"/>
-          <w:lang w:val="pt-PT"/>
-        </w:rPr>
-        <w:t xml:space="preserve">, onde viso aos usuários terem o máximo de conhecimento possível das novas demandas do mercado digital, com a ajuda de profissionais, bem como, terem acesso a produtos de qualidade, ou seja, pretendo atingir as pessoas interessadas em aprender ou evoluir na área de TI, assim como consumir de equipamentos e soluções tecnológicas.  Vejo esse </w:t>
-      </w:r>
-      <w:proofErr w:type="spellStart"/>
-      <w:r>
-        <w:rPr>
-          <w:rFonts w:ascii="Times New Roman" w:hAnsi="Times New Roman"/>
-          <w:lang w:val="pt-PT"/>
-        </w:rPr>
-        <w:t>projecto</w:t>
-      </w:r>
-      <w:proofErr w:type="spellEnd"/>
-      <w:r>
-        <w:rPr>
-          <w:rFonts w:ascii="Times New Roman" w:hAnsi="Times New Roman"/>
-          <w:lang w:val="pt-PT"/>
-        </w:rPr>
-        <w:t xml:space="preserve"> como uma oportunidade de desenvolvimento não só como oportunidade de reconhecimento ou </w:t>
-      </w:r>
-      <w:proofErr w:type="gramStart"/>
-      <w:r>
-        <w:rPr>
-          <w:rFonts w:ascii="Times New Roman" w:hAnsi="Times New Roman"/>
-          <w:lang w:val="pt-PT"/>
-        </w:rPr>
-        <w:t>engajamento</w:t>
-      </w:r>
-      <w:proofErr w:type="gramEnd"/>
-      <w:r>
-        <w:rPr>
-          <w:rFonts w:ascii="Times New Roman" w:hAnsi="Times New Roman"/>
-          <w:lang w:val="pt-PT"/>
-        </w:rPr>
-        <w:t xml:space="preserve"> mas também uma oportunidade de crescimento como estudante de TI. </w:t>
+        <w:t xml:space="preserve">FallingSky é uma ideia de projecto que, inicialmente, era apenas uma ideia de criança (nasceu em 2016) e agora pretendo torná-la real. O motivo da escolha do projecto dá-se pelo facto da evolução das tecnologias actuais, onde viso aos usuários terem o máximo de conhecimento possível das novas demandas do mercado digital, com a ajuda de profissionais, bem como, terem acesso a produtos de qualidade, ou seja, pretendo atingir as pessoas interessadas em aprender ou evoluir na área de TI, assim como consumir de equipamentos e soluções tecnológicas.  Vejo esse projecto como uma oportunidade de desenvolvimento não só como oportunidade de reconhecimento ou engajamento mas também uma oportunidade de crescimento como estudante de TI. </w:t>
       </w:r>
     </w:p>
     <w:p>
@@ -132,87 +52,7 @@
           <w:rFonts w:ascii="Times New Roman" w:hAnsi="Times New Roman"/>
           <w:lang w:val="pt-PT"/>
         </w:rPr>
-        <w:t xml:space="preserve">Numa primeira instância, para o desenvolvimento do </w:t>
-      </w:r>
-      <w:proofErr w:type="spellStart"/>
-      <w:r>
-        <w:rPr>
-          <w:rFonts w:ascii="Times New Roman" w:hAnsi="Times New Roman"/>
-          <w:lang w:val="pt-PT"/>
-        </w:rPr>
-        <w:t>projecto</w:t>
-      </w:r>
-      <w:proofErr w:type="spellEnd"/>
-      <w:r>
-        <w:rPr>
-          <w:rFonts w:ascii="Times New Roman" w:hAnsi="Times New Roman"/>
-          <w:lang w:val="pt-PT"/>
-        </w:rPr>
-        <w:t xml:space="preserve">, usarei o HTML, CSS &amp; JavaScript para o desenvolvimento do </w:t>
-      </w:r>
-      <w:proofErr w:type="spellStart"/>
-      <w:r>
-        <w:rPr>
-          <w:rFonts w:ascii="Times New Roman" w:hAnsi="Times New Roman"/>
-          <w:lang w:val="pt-PT"/>
-        </w:rPr>
-        <w:t>frontend</w:t>
-      </w:r>
-      <w:proofErr w:type="spellEnd"/>
-      <w:r>
-        <w:rPr>
-          <w:rFonts w:ascii="Times New Roman" w:hAnsi="Times New Roman"/>
-          <w:lang w:val="pt-PT"/>
-        </w:rPr>
-        <w:t xml:space="preserve">, o PHP para o desenvolvimento do </w:t>
-      </w:r>
-      <w:proofErr w:type="spellStart"/>
-      <w:r>
-        <w:rPr>
-          <w:rFonts w:ascii="Times New Roman" w:hAnsi="Times New Roman"/>
-          <w:lang w:val="pt-PT"/>
-        </w:rPr>
-        <w:t>Backend</w:t>
-      </w:r>
-      <w:proofErr w:type="spellEnd"/>
-      <w:r>
-        <w:rPr>
-          <w:rFonts w:ascii="Times New Roman" w:hAnsi="Times New Roman"/>
-          <w:lang w:val="pt-PT"/>
-        </w:rPr>
-        <w:t xml:space="preserve"> e o </w:t>
-      </w:r>
-      <w:proofErr w:type="spellStart"/>
-      <w:r>
-        <w:rPr>
-          <w:rFonts w:ascii="Times New Roman" w:hAnsi="Times New Roman"/>
-          <w:lang w:val="pt-PT"/>
-        </w:rPr>
-        <w:t>MySQL</w:t>
-      </w:r>
-      <w:proofErr w:type="spellEnd"/>
-      <w:r>
-        <w:rPr>
-          <w:rFonts w:ascii="Times New Roman" w:hAnsi="Times New Roman"/>
-          <w:lang w:val="pt-PT"/>
-        </w:rPr>
-        <w:t xml:space="preserve"> que será a minha base de dados. O </w:t>
-      </w:r>
-      <w:proofErr w:type="spellStart"/>
-      <w:r>
-        <w:rPr>
-          <w:rFonts w:ascii="Times New Roman" w:hAnsi="Times New Roman"/>
-          <w:lang w:val="pt-PT"/>
-        </w:rPr>
-        <w:t>projecto</w:t>
-      </w:r>
-      <w:proofErr w:type="spellEnd"/>
-      <w:r>
-        <w:rPr>
-          <w:rFonts w:ascii="Times New Roman" w:hAnsi="Times New Roman"/>
-          <w:lang w:val="pt-PT"/>
-        </w:rPr>
-        <w:t>, inicialmente, terá 3 entidades a utilizarem, sendo elas:</w:t>
+        <w:t>Numa primeira instância, para o desenvolvimento do projecto, usarei o HTML, CSS &amp; JavaScript para o desenvolvimento do frontend, o PHP para o desenvolvimento do Backend e o MySQL que será a minha base de dados. O projecto, inicialmente, terá 3 entidades a utilizarem, sendo elas:</w:t>
       </w:r>
     </w:p>
     <w:p>
@@ -275,23 +115,7 @@
           <w:rFonts w:ascii="Times New Roman" w:hAnsi="Times New Roman"/>
           <w:lang w:val="pt-PT"/>
         </w:rPr>
-        <w:t xml:space="preserve">Fazer o login como </w:t>
-      </w:r>
-      <w:proofErr w:type="spellStart"/>
-      <w:r>
-        <w:rPr>
-          <w:rFonts w:ascii="Times New Roman" w:hAnsi="Times New Roman"/>
-          <w:lang w:val="pt-PT"/>
-        </w:rPr>
-        <w:t>Admin</w:t>
-      </w:r>
-      <w:proofErr w:type="spellEnd"/>
-      <w:r>
-        <w:rPr>
-          <w:rFonts w:ascii="Times New Roman" w:hAnsi="Times New Roman"/>
-          <w:lang w:val="pt-PT"/>
-        </w:rPr>
-        <w:t>;</w:t>
+        <w:t>Fazer o login como Admin;</w:t>
       </w:r>
     </w:p>
     <w:p>
@@ -302,468 +126,779 @@
           <w:numId w:val="7"/>
         </w:numPr>
         <w:spacing w:after="0" w:afterAutospacing="0"/>
-        <w:rPr>
-          <w:lang w:val="pt-PT"/>
-        </w:rPr>
       </w:pPr>
       <w:r>
         <w:rPr>
-          <w:lang w:val="pt-PT"/>
-        </w:rPr>
-        <w:t>Gerir o sistema (usuários, cursos, produtos);</w:t>
+          <w:rFonts w:eastAsiaTheme="majorEastAsia"/>
+          <w:lang w:val="pt-PT"/>
+        </w:rPr>
+        <w:t>Aprovar ou recusar profissionais</w:t>
       </w:r>
-    </w:p>
-    <w:p>
-      <w:pPr>
-        <w:pStyle w:val="NormalWeb"/>
-        <w:numPr>
-          <w:ilvl w:val="0"/>
-          <w:numId w:val="7"/>
-        </w:numPr>
-        <w:spacing w:after="0" w:afterAutospacing="0"/>
-      </w:pPr>
-      <w:proofErr w:type="spellStart"/>
-      <w:r>
-        <w:t>Aprovar</w:t>
-      </w:r>
-      <w:proofErr w:type="spellEnd"/>
-      <w:r>
-        <w:t xml:space="preserve"> </w:t>
-      </w:r>
-      <w:proofErr w:type="spellStart"/>
-      <w:r>
-        <w:t>profissionais</w:t>
-      </w:r>
-      <w:proofErr w:type="spellEnd"/>
       <w:r>
         <w:t>;</w:t>
       </w:r>
     </w:p>
     <w:p>
       <w:pPr>
-        <w:pStyle w:val="NormalWeb"/>
+        <w:pStyle w:val="ListParagraph"/>
         <w:numPr>
           <w:ilvl w:val="0"/>
           <w:numId w:val="7"/>
         </w:numPr>
-        <w:spacing w:after="0" w:afterAutospacing="0"/>
-      </w:pPr>
-      <w:proofErr w:type="spellStart"/>
+        <w:rPr>
+          <w:rFonts w:ascii="Times New Roman" w:hAnsi="Times New Roman" w:cs="Times New Roman"/>
+        </w:rPr>
+      </w:pPr>
       <w:r>
-        <w:t>Controlar</w:t>
+        <w:rPr>
+          <w:rFonts w:ascii="Times New Roman" w:hAnsi="Times New Roman" w:cs="Times New Roman"/>
+        </w:rPr>
+        <w:t>Criar e gerir categorias;</w:t>
       </w:r>
-      <w:proofErr w:type="spellEnd"/>
+    </w:p>
+    <w:p>
+      <w:pPr>
+        <w:pStyle w:val="ListParagraph"/>
+        <w:numPr>
+          <w:ilvl w:val="0"/>
+          <w:numId w:val="7"/>
+        </w:numPr>
+        <w:spacing w:line="240" w:lineRule="auto"/>
+        <w:rPr>
+          <w:rFonts w:ascii="Times New Roman" w:hAnsi="Times New Roman" w:cs="Times New Roman"/>
+        </w:rPr>
+      </w:pPr>
       <w:r>
+        <w:rPr>
+          <w:rFonts w:ascii="Times New Roman" w:hAnsi="Times New Roman" w:cs="Times New Roman"/>
+          <w:lang w:val="pt-PT"/>
+        </w:rPr>
+        <w:t>Visualizar estatísticas (talvez).</w:t>
+      </w:r>
+    </w:p>
+    <w:p>
+      <w:pPr>
+        <w:pStyle w:val="ListParagraph"/>
+        <w:numPr>
+          <w:ilvl w:val="0"/>
+          <w:numId w:val="5"/>
+        </w:numPr>
+        <w:spacing w:before="240"/>
+        <w:rPr>
+          <w:rFonts w:ascii="Times New Roman" w:hAnsi="Times New Roman"/>
+          <w:b/>
+          <w:bCs/>
+          <w:lang w:val="pt-PT"/>
+        </w:rPr>
+      </w:pPr>
+      <w:r>
+        <w:rPr>
+          <w:rFonts w:ascii="Times New Roman" w:hAnsi="Times New Roman"/>
+          <w:b/>
+          <w:bCs/>
+          <w:lang w:val="pt-PT"/>
+        </w:rPr>
+        <w:t>Técnicos</w:t>
+      </w:r>
+      <w:r>
+        <w:rPr>
+          <w:rFonts w:ascii="Times New Roman" w:hAnsi="Times New Roman"/>
+          <w:b/>
+          <w:bCs/>
+          <w:lang w:val="pt-PT"/>
+        </w:rPr>
+        <w:t>/Profissionais</w:t>
+      </w:r>
+      <w:r>
+        <w:rPr>
+          <w:rFonts w:ascii="Times New Roman" w:hAnsi="Times New Roman"/>
+          <w:b/>
+          <w:bCs/>
+          <w:lang w:val="pt-PT"/>
+        </w:rPr>
+        <w:t>:</w:t>
+      </w:r>
+    </w:p>
+    <w:p>
+      <w:pPr>
+        <w:pStyle w:val="ListParagraph"/>
+        <w:spacing w:after="0"/>
+        <w:rPr>
+          <w:rFonts w:ascii="Times New Roman" w:hAnsi="Times New Roman"/>
+          <w:lang w:val="pt-PT"/>
+        </w:rPr>
+      </w:pPr>
+      <w:r>
+        <w:rPr>
+          <w:rFonts w:ascii="Times New Roman" w:hAnsi="Times New Roman"/>
+          <w:lang w:val="pt-PT"/>
+        </w:rPr>
+        <w:t>O pessoal que pretende aderir ao projecto como ‘Profissional’, deverá ser capaz de:</w:t>
+      </w:r>
+    </w:p>
+    <w:p>
+      <w:pPr>
+        <w:pStyle w:val="NormalWeb"/>
+        <w:numPr>
+          <w:ilvl w:val="0"/>
+          <w:numId w:val="8"/>
+        </w:numPr>
+        <w:spacing w:before="0" w:beforeAutospacing="0" w:after="0" w:afterAutospacing="0"/>
+        <w:rPr>
+          <w:lang w:val="pt-PT"/>
+        </w:rPr>
+      </w:pPr>
+      <w:r>
+        <w:rPr>
+          <w:rFonts w:eastAsiaTheme="majorEastAsia"/>
+          <w:lang w:val="pt-PT"/>
+        </w:rPr>
+        <w:t>Solicitar cadastro como Profissional</w:t>
+      </w:r>
+      <w:r>
+        <w:rPr>
+          <w:rFonts w:eastAsiaTheme="majorEastAsia"/>
+          <w:lang w:val="pt-PT"/>
+        </w:rPr>
         <w:t xml:space="preserve"> </w:t>
       </w:r>
-      <w:proofErr w:type="spellStart"/>
       <w:r>
-        <w:t>cadastros</w:t>
+        <w:rPr>
+          <w:lang w:val="pt-PT"/>
+        </w:rPr>
+        <w:t>(fica pendente até o admin aprovar)</w:t>
       </w:r>
-      <w:proofErr w:type="spellEnd"/>
       <w:r>
-        <w:t xml:space="preserve"> e </w:t>
+        <w:rPr>
+          <w:lang w:val="pt-PT"/>
+        </w:rPr>
+        <w:t>;</w:t>
       </w:r>
-      <w:proofErr w:type="spellStart"/>
+    </w:p>
+    <w:p>
+      <w:pPr>
+        <w:pStyle w:val="ListParagraph"/>
+        <w:numPr>
+          <w:ilvl w:val="0"/>
+          <w:numId w:val="8"/>
+        </w:numPr>
+        <w:rPr>
+          <w:rFonts w:ascii="Times New Roman" w:hAnsi="Times New Roman" w:cs="Times New Roman"/>
+          <w:lang w:val="pt-PT"/>
+        </w:rPr>
+      </w:pPr>
       <w:r>
-        <w:t>categorias</w:t>
+        <w:rPr>
+          <w:rFonts w:ascii="Times New Roman" w:hAnsi="Times New Roman" w:cs="Times New Roman"/>
+          <w:lang w:val="pt-PT"/>
+        </w:rPr>
+        <w:t>Fazer login no painel do profissional</w:t>
       </w:r>
-      <w:proofErr w:type="spellEnd"/>
+      <w:r>
+        <w:rPr>
+          <w:rFonts w:ascii="Times New Roman" w:hAnsi="Times New Roman" w:cs="Times New Roman"/>
+          <w:lang w:val="pt-PT"/>
+        </w:rPr>
+        <w:t>;</w:t>
+      </w:r>
+    </w:p>
+    <w:p>
+      <w:pPr>
+        <w:pStyle w:val="ListParagraph"/>
+        <w:numPr>
+          <w:ilvl w:val="0"/>
+          <w:numId w:val="8"/>
+        </w:numPr>
+        <w:rPr>
+          <w:rFonts w:ascii="Times New Roman" w:hAnsi="Times New Roman" w:cs="Times New Roman"/>
+          <w:lang w:val="pt-PT"/>
+        </w:rPr>
+      </w:pPr>
+      <w:r>
+        <w:rPr>
+          <w:rFonts w:ascii="Times New Roman" w:hAnsi="Times New Roman" w:cs="Times New Roman"/>
+        </w:rPr>
+        <w:t xml:space="preserve">Criar cursos </w:t>
+      </w:r>
+      <w:r>
+        <w:rPr>
+          <w:rFonts w:ascii="Times New Roman" w:hAnsi="Times New Roman" w:cs="Times New Roman"/>
+        </w:rPr>
+        <w:t>(</w:t>
+      </w:r>
+      <w:r>
+        <w:rPr>
+          <w:rFonts w:ascii="Times New Roman" w:hAnsi="Times New Roman" w:cs="Times New Roman"/>
+        </w:rPr>
+        <w:t>simples</w:t>
+      </w:r>
+      <w:r>
+        <w:rPr>
+          <w:rFonts w:ascii="Times New Roman" w:hAnsi="Times New Roman" w:cs="Times New Roman"/>
+        </w:rPr>
+        <w:t>)</w:t>
+      </w:r>
+      <w:r>
+        <w:rPr>
+          <w:rFonts w:ascii="Times New Roman" w:hAnsi="Times New Roman" w:cs="Times New Roman"/>
+        </w:rPr>
+        <w:t>;</w:t>
+      </w:r>
+    </w:p>
+    <w:p>
+      <w:pPr>
+        <w:pStyle w:val="ListParagraph"/>
+        <w:numPr>
+          <w:ilvl w:val="0"/>
+          <w:numId w:val="8"/>
+        </w:numPr>
+        <w:rPr>
+          <w:rFonts w:ascii="Times New Roman" w:hAnsi="Times New Roman" w:cs="Times New Roman"/>
+          <w:lang w:val="pt-PT"/>
+        </w:rPr>
+      </w:pPr>
+      <w:r>
+        <w:rPr>
+          <w:rFonts w:ascii="Times New Roman" w:hAnsi="Times New Roman" w:cs="Times New Roman"/>
+        </w:rPr>
+        <w:t xml:space="preserve">Criar produtos </w:t>
+      </w:r>
+      <w:r>
+        <w:rPr>
+          <w:rFonts w:ascii="Times New Roman" w:hAnsi="Times New Roman" w:cs="Times New Roman"/>
+        </w:rPr>
+        <w:t>(</w:t>
+      </w:r>
+      <w:r>
+        <w:rPr>
+          <w:rFonts w:ascii="Times New Roman" w:hAnsi="Times New Roman" w:cs="Times New Roman"/>
+        </w:rPr>
+        <w:t>simples</w:t>
+      </w:r>
+      <w:r>
+        <w:rPr>
+          <w:rFonts w:ascii="Times New Roman" w:hAnsi="Times New Roman" w:cs="Times New Roman"/>
+        </w:rPr>
+        <w:t>)</w:t>
+      </w:r>
+      <w:r>
+        <w:rPr>
+          <w:rFonts w:ascii="Times New Roman" w:hAnsi="Times New Roman" w:cs="Times New Roman"/>
+        </w:rPr>
+        <w:t>;</w:t>
+      </w:r>
+    </w:p>
+    <w:p>
+      <w:pPr>
+        <w:pStyle w:val="ListParagraph"/>
+        <w:numPr>
+          <w:ilvl w:val="0"/>
+          <w:numId w:val="8"/>
+        </w:numPr>
+        <w:rPr>
+          <w:rFonts w:ascii="Times New Roman" w:hAnsi="Times New Roman" w:cs="Times New Roman"/>
+          <w:lang w:val="pt-PT"/>
+        </w:rPr>
+      </w:pPr>
+      <w:r>
+        <w:rPr>
+          <w:rFonts w:ascii="Times New Roman" w:hAnsi="Times New Roman" w:cs="Times New Roman"/>
+          <w:lang w:val="pt-PT"/>
+        </w:rPr>
+        <w:t>Gerir os seus cursos/produtos</w:t>
+      </w:r>
+      <w:r>
+        <w:rPr>
+          <w:rFonts w:ascii="Times New Roman" w:hAnsi="Times New Roman" w:cs="Times New Roman"/>
+          <w:lang w:val="pt-PT"/>
+        </w:rPr>
+        <w:t>;</w:t>
+      </w:r>
+    </w:p>
+    <w:p>
+      <w:pPr>
+        <w:pStyle w:val="ListParagraph"/>
+        <w:numPr>
+          <w:ilvl w:val="0"/>
+          <w:numId w:val="8"/>
+        </w:numPr>
+        <w:spacing w:line="240" w:lineRule="auto"/>
+        <w:rPr>
+          <w:rFonts w:ascii="Times New Roman" w:hAnsi="Times New Roman" w:cs="Times New Roman"/>
+          <w:lang w:val="pt-PT"/>
+        </w:rPr>
+      </w:pPr>
+      <w:r>
+        <w:rPr>
+          <w:rFonts w:ascii="Times New Roman" w:hAnsi="Times New Roman" w:cs="Times New Roman"/>
+          <w:lang w:val="pt-PT"/>
+        </w:rPr>
+        <w:t>Ver lista de compradores dos seus cursos/produtos</w:t>
+      </w:r>
+      <w:r>
+        <w:rPr>
+          <w:rFonts w:ascii="Times New Roman" w:hAnsi="Times New Roman" w:cs="Times New Roman"/>
+          <w:lang w:val="pt-PT"/>
+        </w:rPr>
+        <w:t>.</w:t>
+      </w:r>
+    </w:p>
+    <w:p>
+      <w:pPr>
+        <w:pStyle w:val="ListParagraph"/>
+        <w:numPr>
+          <w:ilvl w:val="0"/>
+          <w:numId w:val="5"/>
+        </w:numPr>
+        <w:rPr>
+          <w:rFonts w:ascii="Times New Roman" w:hAnsi="Times New Roman"/>
+          <w:b/>
+          <w:bCs/>
+          <w:lang w:val="pt-PT"/>
+        </w:rPr>
+      </w:pPr>
+      <w:r>
+        <w:rPr>
+          <w:rFonts w:ascii="Times New Roman" w:hAnsi="Times New Roman"/>
+          <w:b/>
+          <w:bCs/>
+          <w:lang w:val="pt-PT"/>
+        </w:rPr>
+        <w:t>Usuário:</w:t>
+      </w:r>
+    </w:p>
+    <w:p>
+      <w:pPr>
+        <w:pStyle w:val="ListParagraph"/>
+        <w:rPr>
+          <w:rFonts w:ascii="Times New Roman" w:hAnsi="Times New Roman"/>
+          <w:lang w:val="pt-PT"/>
+        </w:rPr>
+      </w:pPr>
+      <w:r>
+        <w:rPr>
+          <w:rFonts w:ascii="Times New Roman" w:hAnsi="Times New Roman"/>
+          <w:lang w:val="pt-PT"/>
+        </w:rPr>
+        <w:t>O usuário deverá ser capaz de:</w:t>
+      </w:r>
+    </w:p>
+    <w:p>
+      <w:pPr>
+        <w:pStyle w:val="ListParagraph"/>
+        <w:numPr>
+          <w:ilvl w:val="0"/>
+          <w:numId w:val="13"/>
+        </w:numPr>
+        <w:rPr>
+          <w:rFonts w:ascii="Times New Roman" w:hAnsi="Times New Roman" w:cs="Times New Roman"/>
+          <w:lang w:val="pt-PT"/>
+        </w:rPr>
+      </w:pPr>
+      <w:r>
+        <w:rPr>
+          <w:rFonts w:ascii="Times New Roman" w:hAnsi="Times New Roman" w:cs="Times New Roman"/>
+          <w:lang w:val="pt-PT"/>
+        </w:rPr>
+        <w:t>Criar conta e fazer login;</w:t>
+      </w:r>
+    </w:p>
+    <w:p>
+      <w:pPr>
+        <w:pStyle w:val="ListParagraph"/>
+        <w:numPr>
+          <w:ilvl w:val="0"/>
+          <w:numId w:val="13"/>
+        </w:numPr>
+        <w:rPr>
+          <w:rFonts w:ascii="Times New Roman" w:hAnsi="Times New Roman" w:cs="Times New Roman"/>
+          <w:lang w:val="pt-PT"/>
+        </w:rPr>
+      </w:pPr>
+      <w:r>
+        <w:rPr>
+          <w:rFonts w:ascii="Times New Roman" w:hAnsi="Times New Roman" w:cs="Times New Roman"/>
+          <w:lang w:val="pt-PT"/>
+        </w:rPr>
+        <w:t>Visualizar cursos disponíveis;</w:t>
+      </w:r>
+    </w:p>
+    <w:p>
+      <w:pPr>
+        <w:pStyle w:val="ListParagraph"/>
+        <w:numPr>
+          <w:ilvl w:val="0"/>
+          <w:numId w:val="13"/>
+        </w:numPr>
+        <w:rPr>
+          <w:rFonts w:ascii="Times New Roman" w:hAnsi="Times New Roman" w:cs="Times New Roman"/>
+          <w:lang w:val="pt-PT"/>
+        </w:rPr>
+      </w:pPr>
+      <w:r>
+        <w:rPr>
+          <w:rFonts w:ascii="Times New Roman" w:hAnsi="Times New Roman" w:cs="Times New Roman"/>
+          <w:lang w:val="pt-PT"/>
+        </w:rPr>
+        <w:t>Visualizar produtos disponíveis;</w:t>
+      </w:r>
+    </w:p>
+    <w:p>
+      <w:pPr>
+        <w:pStyle w:val="ListParagraph"/>
+        <w:numPr>
+          <w:ilvl w:val="0"/>
+          <w:numId w:val="13"/>
+        </w:numPr>
+        <w:rPr>
+          <w:rFonts w:ascii="Times New Roman" w:hAnsi="Times New Roman" w:cs="Times New Roman"/>
+          <w:lang w:val="pt-PT"/>
+        </w:rPr>
+      </w:pPr>
+      <w:r>
+        <w:rPr>
+          <w:rFonts w:ascii="Times New Roman" w:hAnsi="Times New Roman" w:cs="Times New Roman"/>
+          <w:lang w:val="pt-PT"/>
+        </w:rPr>
+        <w:t>Comprar cursos/produtos (simulação);</w:t>
+      </w:r>
+    </w:p>
+    <w:p>
+      <w:pPr>
+        <w:pStyle w:val="ListParagraph"/>
+        <w:numPr>
+          <w:ilvl w:val="0"/>
+          <w:numId w:val="13"/>
+        </w:numPr>
+        <w:rPr>
+          <w:rFonts w:ascii="Times New Roman" w:hAnsi="Times New Roman" w:cs="Times New Roman"/>
+          <w:lang w:val="pt-PT"/>
+        </w:rPr>
+      </w:pPr>
+      <w:r>
+        <w:rPr>
+          <w:rFonts w:ascii="Times New Roman" w:hAnsi="Times New Roman" w:cs="Times New Roman"/>
+          <w:lang w:val="pt-PT"/>
+        </w:rPr>
+        <w:t>Adicionar cursos/produtos à lista de desejos (wishlist)</w:t>
+      </w:r>
+      <w:r>
+        <w:rPr>
+          <w:rFonts w:ascii="Times New Roman" w:hAnsi="Times New Roman" w:cs="Times New Roman"/>
+          <w:lang w:val="pt-PT"/>
+        </w:rPr>
+        <w:t>;</w:t>
+      </w:r>
+    </w:p>
+    <w:p>
+      <w:pPr>
+        <w:pStyle w:val="ListParagraph"/>
+        <w:numPr>
+          <w:ilvl w:val="0"/>
+          <w:numId w:val="13"/>
+        </w:numPr>
+        <w:rPr>
+          <w:rFonts w:ascii="Times New Roman" w:hAnsi="Times New Roman" w:cs="Times New Roman"/>
+          <w:lang w:val="pt-PT"/>
+        </w:rPr>
+      </w:pPr>
+      <w:r>
+        <w:rPr>
+          <w:rFonts w:ascii="Times New Roman" w:hAnsi="Times New Roman" w:cs="Times New Roman"/>
+          <w:lang w:val="pt-PT"/>
+        </w:rPr>
+        <w:t>Avaliar profissionais</w:t>
+      </w:r>
+      <w:r>
+        <w:rPr>
+          <w:rFonts w:ascii="Times New Roman" w:hAnsi="Times New Roman" w:cs="Times New Roman"/>
+          <w:lang w:val="pt-PT"/>
+        </w:rPr>
+        <w:t>;</w:t>
+      </w:r>
+    </w:p>
+    <w:p>
+      <w:pPr>
+        <w:pStyle w:val="ListParagraph"/>
+        <w:numPr>
+          <w:ilvl w:val="0"/>
+          <w:numId w:val="13"/>
+        </w:numPr>
+        <w:rPr>
+          <w:rFonts w:ascii="Times New Roman" w:hAnsi="Times New Roman" w:cs="Times New Roman"/>
+          <w:lang w:val="pt-PT"/>
+        </w:rPr>
+      </w:pPr>
+      <w:r>
+        <w:rPr>
+          <w:rFonts w:ascii="Times New Roman" w:hAnsi="Times New Roman" w:cs="Times New Roman"/>
+          <w:lang w:val="pt-PT"/>
+        </w:rPr>
+        <w:t>Ver perfil dos profissionais</w:t>
+      </w:r>
+      <w:r>
+        <w:rPr>
+          <w:rFonts w:ascii="Times New Roman" w:hAnsi="Times New Roman" w:cs="Times New Roman"/>
+          <w:lang w:val="pt-PT"/>
+        </w:rPr>
+        <w:t xml:space="preserve"> (</w:t>
+      </w:r>
+      <w:r>
+        <w:rPr>
+          <w:rFonts w:ascii="Times New Roman" w:hAnsi="Times New Roman" w:cs="Times New Roman"/>
+          <w:lang w:val="pt-PT"/>
+        </w:rPr>
+        <w:t>simples</w:t>
+      </w:r>
+      <w:r>
+        <w:rPr>
+          <w:rFonts w:ascii="Times New Roman" w:hAnsi="Times New Roman" w:cs="Times New Roman"/>
+          <w:lang w:val="pt-PT"/>
+        </w:rPr>
+        <w:t>)</w:t>
+      </w:r>
+      <w:r>
+        <w:rPr>
+          <w:rFonts w:ascii="Times New Roman" w:hAnsi="Times New Roman" w:cs="Times New Roman"/>
+          <w:lang w:val="pt-PT"/>
+        </w:rPr>
+        <w:t>.</w:t>
+      </w:r>
+    </w:p>
+    <w:p>
+      <w:pPr>
+        <w:pStyle w:val="NormalWeb"/>
+        <w:rPr>
+          <w:b/>
+          <w:bCs/>
+          <w:sz w:val="28"/>
+          <w:szCs w:val="28"/>
+          <w:lang w:val="pt-PT"/>
+        </w:rPr>
+      </w:pPr>
+      <w:r>
+        <w:rPr>
+          <w:b/>
+          <w:bCs/>
+          <w:sz w:val="28"/>
+          <w:szCs w:val="28"/>
+          <w:lang w:val="pt-PT"/>
+        </w:rPr>
+        <w:lastRenderedPageBreak/>
+        <w:t>Funcionalidades Gerais</w:t>
+      </w:r>
+    </w:p>
+    <w:p>
+      <w:pPr>
+        <w:pStyle w:val="NormalWeb"/>
+        <w:rPr>
+          <w:lang w:val="pt-PT"/>
+        </w:rPr>
+      </w:pPr>
+      <w:r>
+        <w:rPr>
+          <w:lang w:val="pt-PT"/>
+        </w:rPr>
+        <w:t>As funcionalidades gerais do projecto serão:</w:t>
+      </w:r>
+    </w:p>
+    <w:p>
+      <w:pPr>
+        <w:pStyle w:val="NormalWeb"/>
+        <w:numPr>
+          <w:ilvl w:val="0"/>
+          <w:numId w:val="11"/>
+        </w:numPr>
+        <w:rPr>
+          <w:lang w:val="pt-PT"/>
+        </w:rPr>
+      </w:pPr>
+      <w:r>
+        <w:rPr>
+          <w:lang w:val="pt-PT"/>
+        </w:rPr>
+        <w:t>Sistema de login e permissões</w:t>
+      </w:r>
+      <w:r>
+        <w:rPr>
+          <w:lang w:val="pt-PT"/>
+        </w:rPr>
+        <w:t>;</w:t>
+      </w:r>
+    </w:p>
+    <w:p>
+      <w:pPr>
+        <w:pStyle w:val="NormalWeb"/>
+        <w:numPr>
+          <w:ilvl w:val="0"/>
+          <w:numId w:val="11"/>
+        </w:numPr>
+        <w:rPr>
+          <w:lang w:val="pt-PT"/>
+        </w:rPr>
+      </w:pPr>
+      <w:r>
+        <w:rPr>
+          <w:lang w:val="pt-PT"/>
+        </w:rPr>
+        <w:t>Vendas de cursos e produtos</w:t>
+      </w:r>
+      <w:r>
+        <w:rPr>
+          <w:lang w:val="pt-PT"/>
+        </w:rPr>
+        <w:t>;</w:t>
+      </w:r>
+    </w:p>
+    <w:p>
+      <w:pPr>
+        <w:pStyle w:val="NormalWeb"/>
+        <w:numPr>
+          <w:ilvl w:val="0"/>
+          <w:numId w:val="11"/>
+        </w:numPr>
+        <w:rPr>
+          <w:lang w:val="pt-PT"/>
+        </w:rPr>
+      </w:pPr>
+      <w:r>
+        <w:rPr>
+          <w:rFonts w:eastAsiaTheme="majorEastAsia"/>
+          <w:lang w:val="pt-PT"/>
+        </w:rPr>
+        <w:t>Gestão de cursos</w:t>
+      </w:r>
+      <w:r>
+        <w:rPr>
+          <w:rFonts w:eastAsiaTheme="majorEastAsia"/>
+          <w:lang w:val="pt-PT"/>
+        </w:rPr>
+        <w:t xml:space="preserve"> e produtos (Painel do Profissional)</w:t>
+      </w:r>
+      <w:r>
+        <w:rPr>
+          <w:lang w:val="pt-PT"/>
+        </w:rPr>
+        <w:t>;</w:t>
+      </w:r>
+    </w:p>
+    <w:p>
+      <w:pPr>
+        <w:pStyle w:val="NormalWeb"/>
+        <w:numPr>
+          <w:ilvl w:val="0"/>
+          <w:numId w:val="11"/>
+        </w:numPr>
+        <w:rPr>
+          <w:lang w:val="pt-PT"/>
+        </w:rPr>
+      </w:pPr>
+      <w:r>
+        <w:rPr>
+          <w:lang w:val="pt-PT"/>
+        </w:rPr>
+        <w:t>Visualização de cursos e produtos;</w:t>
+      </w:r>
+    </w:p>
+    <w:p>
+      <w:pPr>
+        <w:pStyle w:val="NormalWeb"/>
+        <w:numPr>
+          <w:ilvl w:val="0"/>
+          <w:numId w:val="11"/>
+        </w:numPr>
+      </w:pPr>
+      <w:r>
+        <w:rPr>
+          <w:rFonts w:eastAsiaTheme="majorEastAsia"/>
+        </w:rPr>
+        <w:t>Sistema de avaliações</w:t>
+      </w:r>
+      <w:r>
+        <w:t>;</w:t>
+      </w:r>
+    </w:p>
+    <w:p>
+      <w:pPr>
+        <w:pStyle w:val="NormalWeb"/>
+        <w:numPr>
+          <w:ilvl w:val="0"/>
+          <w:numId w:val="11"/>
+        </w:numPr>
+      </w:pPr>
+      <w:r>
+        <w:t>Perfil do usuário</w:t>
+      </w:r>
+      <w:r>
+        <w:t>;</w:t>
+      </w:r>
+    </w:p>
+    <w:p>
+      <w:pPr>
+        <w:pStyle w:val="NormalWeb"/>
+        <w:numPr>
+          <w:ilvl w:val="0"/>
+          <w:numId w:val="11"/>
+        </w:numPr>
+      </w:pPr>
+      <w:r>
+        <w:t>Sistema de avaliações</w:t>
+      </w:r>
+      <w:r>
+        <w:t>;</w:t>
+      </w:r>
+    </w:p>
+    <w:p>
+      <w:pPr>
+        <w:pStyle w:val="NormalWeb"/>
+        <w:numPr>
+          <w:ilvl w:val="0"/>
+          <w:numId w:val="11"/>
+        </w:numPr>
+        <w:rPr>
+          <w:lang w:val="pt-PT"/>
+        </w:rPr>
+      </w:pPr>
+      <w:r>
+        <w:rPr>
+          <w:rFonts w:eastAsiaTheme="majorEastAsia"/>
+          <w:lang w:val="pt-PT"/>
+        </w:rPr>
+        <w:t>Sistema de wishlist (lista de desejos)</w:t>
+      </w:r>
+      <w:r>
+        <w:rPr>
+          <w:lang w:val="pt-PT"/>
+        </w:rPr>
+        <w:t>;</w:t>
+      </w:r>
+    </w:p>
+    <w:p>
+      <w:pPr>
+        <w:pStyle w:val="NormalWeb"/>
+        <w:numPr>
+          <w:ilvl w:val="0"/>
+          <w:numId w:val="11"/>
+        </w:numPr>
+      </w:pPr>
+      <w:r>
+        <w:t>Histórico de compras</w:t>
+      </w:r>
       <w:r>
         <w:t>.</w:t>
       </w:r>
     </w:p>
     <w:p>
       <w:pPr>
-        <w:pStyle w:val="NormalWeb"/>
-        <w:spacing w:after="0" w:afterAutospacing="0"/>
-        <w:ind w:left="990"/>
+        <w:rPr>
+          <w:lang w:val="pt-PT"/>
+        </w:rPr>
       </w:pPr>
     </w:p>
     <w:p>
       <w:pPr>
-        <w:pStyle w:val="ListParagraph"/>
-        <w:numPr>
-          <w:ilvl w:val="0"/>
-          <w:numId w:val="5"/>
-        </w:numPr>
         <w:rPr>
           <w:rFonts w:ascii="Times New Roman" w:hAnsi="Times New Roman"/>
-          <w:b/>
-          <w:bCs/>
-          <w:lang w:val="pt-PT"/>
-        </w:rPr>
-      </w:pPr>
-      <w:r>
-        <w:rPr>
-          <w:rFonts w:ascii="Times New Roman" w:hAnsi="Times New Roman"/>
-          <w:b/>
-          <w:bCs/>
-          <w:lang w:val="pt-PT"/>
-        </w:rPr>
-        <w:t>Técnicos:</w:t>
-      </w:r>
-    </w:p>
-    <w:p>
-      <w:pPr>
-        <w:pStyle w:val="ListParagraph"/>
-        <w:rPr>
-          <w:rFonts w:ascii="Times New Roman" w:hAnsi="Times New Roman"/>
-          <w:lang w:val="pt-PT"/>
-        </w:rPr>
-      </w:pPr>
-      <w:r>
-        <w:rPr>
-          <w:rFonts w:ascii="Times New Roman" w:hAnsi="Times New Roman"/>
-          <w:lang w:val="pt-PT"/>
-        </w:rPr>
-        <w:t xml:space="preserve">O pessoal que pretende aderir ao </w:t>
-      </w:r>
-      <w:proofErr w:type="spellStart"/>
-      <w:r>
-        <w:rPr>
-          <w:rFonts w:ascii="Times New Roman" w:hAnsi="Times New Roman"/>
-          <w:lang w:val="pt-PT"/>
-        </w:rPr>
-        <w:t>projecto</w:t>
-      </w:r>
-      <w:proofErr w:type="spellEnd"/>
-      <w:r>
-        <w:rPr>
-          <w:rFonts w:ascii="Times New Roman" w:hAnsi="Times New Roman"/>
-          <w:lang w:val="pt-PT"/>
-        </w:rPr>
-        <w:t xml:space="preserve"> como ‘Profissional’, deverá ser capaz de:</w:t>
-      </w:r>
-    </w:p>
-    <w:p>
-      <w:pPr>
-        <w:pStyle w:val="ListParagraph"/>
-        <w:numPr>
-          <w:ilvl w:val="0"/>
-          <w:numId w:val="8"/>
-        </w:numPr>
-        <w:spacing w:after="0"/>
-        <w:rPr>
-          <w:rFonts w:ascii="Times New Roman" w:hAnsi="Times New Roman"/>
-          <w:lang w:val="pt-PT"/>
-        </w:rPr>
-      </w:pPr>
-      <w:r>
-        <w:rPr>
-          <w:rFonts w:ascii="Times New Roman" w:hAnsi="Times New Roman"/>
-          <w:lang w:val="pt-PT"/>
-        </w:rPr>
-        <w:t>Solicitar o cadastro como Profissional;</w:t>
-      </w:r>
-    </w:p>
-    <w:p>
-      <w:pPr>
-        <w:pStyle w:val="NormalWeb"/>
-        <w:numPr>
-          <w:ilvl w:val="0"/>
-          <w:numId w:val="8"/>
-        </w:numPr>
-        <w:spacing w:after="0" w:afterAutospacing="0"/>
-      </w:pPr>
-      <w:proofErr w:type="spellStart"/>
-      <w:r>
-        <w:t>Criar</w:t>
-      </w:r>
-      <w:proofErr w:type="spellEnd"/>
-      <w:r>
-        <w:t xml:space="preserve"> e </w:t>
-      </w:r>
-      <w:proofErr w:type="spellStart"/>
-      <w:r>
-        <w:t>gerir</w:t>
-      </w:r>
-      <w:proofErr w:type="spellEnd"/>
-      <w:r>
-        <w:t xml:space="preserve"> </w:t>
-      </w:r>
-      <w:proofErr w:type="spellStart"/>
-      <w:r>
-        <w:t>cursos</w:t>
-      </w:r>
-      <w:proofErr w:type="spellEnd"/>
-    </w:p>
-    <w:p>
-      <w:pPr>
-        <w:pStyle w:val="NormalWeb"/>
-        <w:numPr>
-          <w:ilvl w:val="0"/>
-          <w:numId w:val="8"/>
-        </w:numPr>
-        <w:spacing w:after="0" w:afterAutospacing="0"/>
-      </w:pPr>
-      <w:proofErr w:type="spellStart"/>
-      <w:r>
-        <w:t>Criar</w:t>
-      </w:r>
-      <w:proofErr w:type="spellEnd"/>
-      <w:r>
-        <w:t xml:space="preserve"> e vender </w:t>
-      </w:r>
-      <w:proofErr w:type="spellStart"/>
-      <w:r>
-        <w:t>produtos</w:t>
-      </w:r>
-      <w:proofErr w:type="spellEnd"/>
-    </w:p>
-    <w:p>
-      <w:pPr>
-        <w:pStyle w:val="NormalWeb"/>
-        <w:numPr>
-          <w:ilvl w:val="0"/>
-          <w:numId w:val="8"/>
-        </w:numPr>
-        <w:spacing w:after="0" w:afterAutospacing="0"/>
-      </w:pPr>
-      <w:r>
-        <w:t xml:space="preserve">Ver </w:t>
-      </w:r>
-      <w:proofErr w:type="spellStart"/>
-      <w:r>
-        <w:t>lista</w:t>
-      </w:r>
-      <w:proofErr w:type="spellEnd"/>
-      <w:r>
-        <w:t xml:space="preserve"> de </w:t>
-      </w:r>
-      <w:proofErr w:type="spellStart"/>
-      <w:r>
-        <w:t>compradore</w:t>
-      </w:r>
-      <w:proofErr w:type="spellEnd"/>
-    </w:p>
-    <w:p>
-      <w:pPr>
-        <w:pStyle w:val="ListParagraph"/>
-        <w:numPr>
-          <w:ilvl w:val="0"/>
-          <w:numId w:val="8"/>
-        </w:numPr>
-        <w:spacing w:after="0"/>
-        <w:rPr>
-          <w:rFonts w:ascii="Times New Roman" w:hAnsi="Times New Roman"/>
-          <w:lang w:val="pt-PT"/>
-        </w:rPr>
-      </w:pPr>
-      <w:r>
-        <w:rPr>
-          <w:rFonts w:ascii="Times New Roman" w:hAnsi="Times New Roman"/>
-          <w:lang w:val="pt-PT"/>
-        </w:rPr>
-        <w:t>Entre outros.</w:t>
-      </w:r>
-    </w:p>
-    <w:p>
-      <w:pPr>
-        <w:pStyle w:val="ListParagraph"/>
-        <w:ind w:left="1080"/>
-        <w:rPr>
-          <w:rFonts w:ascii="Times New Roman" w:hAnsi="Times New Roman"/>
-          <w:lang w:val="pt-PT"/>
-        </w:rPr>
-      </w:pPr>
-    </w:p>
-    <w:p>
-      <w:pPr>
-        <w:pStyle w:val="ListParagraph"/>
-        <w:numPr>
-          <w:ilvl w:val="0"/>
-          <w:numId w:val="5"/>
-        </w:numPr>
-        <w:rPr>
-          <w:rFonts w:ascii="Times New Roman" w:hAnsi="Times New Roman"/>
-          <w:b/>
-          <w:bCs/>
-          <w:lang w:val="pt-PT"/>
-        </w:rPr>
-      </w:pPr>
-      <w:r>
-        <w:rPr>
-          <w:rFonts w:ascii="Times New Roman" w:hAnsi="Times New Roman"/>
-          <w:b/>
-          <w:bCs/>
-          <w:lang w:val="pt-PT"/>
-        </w:rPr>
-        <w:t>Usuário:</w:t>
-      </w:r>
-    </w:p>
-    <w:p>
-      <w:pPr>
-        <w:pStyle w:val="ListParagraph"/>
-        <w:rPr>
-          <w:rFonts w:ascii="Times New Roman" w:hAnsi="Times New Roman"/>
-          <w:lang w:val="pt-PT"/>
-        </w:rPr>
-      </w:pPr>
-      <w:r>
-        <w:rPr>
-          <w:rFonts w:ascii="Times New Roman" w:hAnsi="Times New Roman"/>
-          <w:lang w:val="pt-PT"/>
-        </w:rPr>
-        <w:t>O usuário deverá ser capaz de:</w:t>
-      </w:r>
-    </w:p>
-    <w:p>
-      <w:pPr>
-        <w:pStyle w:val="ListParagraph"/>
-        <w:numPr>
-          <w:ilvl w:val="0"/>
-          <w:numId w:val="9"/>
-        </w:numPr>
-        <w:spacing w:after="0"/>
-        <w:rPr>
-          <w:rFonts w:ascii="Times New Roman" w:hAnsi="Times New Roman"/>
-          <w:lang w:val="pt-PT"/>
-        </w:rPr>
-      </w:pPr>
-      <w:r>
-        <w:rPr>
-          <w:rFonts w:ascii="Times New Roman" w:hAnsi="Times New Roman"/>
-          <w:lang w:val="pt-PT"/>
-        </w:rPr>
-        <w:t>Fazer o cadastro ou o login (caso registrado);</w:t>
-      </w:r>
-    </w:p>
-    <w:p>
-      <w:pPr>
-        <w:pStyle w:val="ListParagraph"/>
-        <w:numPr>
-          <w:ilvl w:val="0"/>
-          <w:numId w:val="9"/>
-        </w:numPr>
-        <w:spacing w:after="0"/>
-        <w:rPr>
-          <w:rFonts w:ascii="Times New Roman" w:hAnsi="Times New Roman"/>
-          <w:lang w:val="pt-PT"/>
-        </w:rPr>
-      </w:pPr>
-      <w:r>
-        <w:rPr>
-          <w:rFonts w:ascii="Times New Roman" w:hAnsi="Times New Roman"/>
-          <w:lang w:val="pt-PT"/>
-        </w:rPr>
-        <w:t>Visualizar os cursos ou produtos;</w:t>
-      </w:r>
-    </w:p>
-    <w:p>
-      <w:pPr>
-        <w:pStyle w:val="ListParagraph"/>
-        <w:numPr>
-          <w:ilvl w:val="0"/>
-          <w:numId w:val="9"/>
-        </w:numPr>
-        <w:spacing w:after="0"/>
-        <w:rPr>
-          <w:rFonts w:ascii="Times New Roman" w:hAnsi="Times New Roman"/>
-          <w:lang w:val="pt-PT"/>
-        </w:rPr>
-      </w:pPr>
-      <w:r>
-        <w:rPr>
-          <w:rFonts w:ascii="Times New Roman" w:hAnsi="Times New Roman"/>
-          <w:lang w:val="pt-PT"/>
-        </w:rPr>
-        <w:t>Poder comprá-los ou adicionar na lista de desejos;</w:t>
-      </w:r>
-    </w:p>
-    <w:p>
-      <w:pPr>
-        <w:pStyle w:val="ListParagraph"/>
-        <w:numPr>
-          <w:ilvl w:val="0"/>
-          <w:numId w:val="9"/>
-        </w:numPr>
-        <w:spacing w:after="0"/>
-        <w:rPr>
-          <w:rFonts w:ascii="Times New Roman" w:hAnsi="Times New Roman"/>
-          <w:lang w:val="pt-PT"/>
-        </w:rPr>
-      </w:pPr>
-      <w:r>
-        <w:rPr>
-          <w:rFonts w:ascii="Times New Roman" w:hAnsi="Times New Roman"/>
-          <w:lang w:val="pt-PT"/>
-        </w:rPr>
-        <w:t>Listar os profissionais do sistema;</w:t>
-      </w:r>
-    </w:p>
-    <w:p>
-      <w:pPr>
-        <w:pStyle w:val="NormalWeb"/>
-        <w:numPr>
-          <w:ilvl w:val="0"/>
-          <w:numId w:val="9"/>
-        </w:numPr>
-        <w:spacing w:after="0" w:afterAutospacing="0"/>
-      </w:pPr>
-      <w:proofErr w:type="spellStart"/>
-      <w:r>
-        <w:t>Avaliar</w:t>
-      </w:r>
-      <w:proofErr w:type="spellEnd"/>
-      <w:r>
-        <w:t xml:space="preserve"> </w:t>
-      </w:r>
-      <w:proofErr w:type="spellStart"/>
-      <w:r>
-        <w:t>profissionais</w:t>
-      </w:r>
-      <w:proofErr w:type="spellEnd"/>
-      <w:r>
-        <w:t xml:space="preserve"> e </w:t>
-      </w:r>
-      <w:proofErr w:type="spellStart"/>
-      <w:r>
-        <w:t>produtos</w:t>
-      </w:r>
-      <w:proofErr w:type="spellEnd"/>
-      <w:r>
-        <w:t>;</w:t>
-      </w:r>
-    </w:p>
-    <w:p>
-      <w:pPr>
-        <w:pStyle w:val="NormalWeb"/>
-        <w:numPr>
-          <w:ilvl w:val="0"/>
-          <w:numId w:val="9"/>
-        </w:numPr>
-        <w:spacing w:after="0" w:afterAutospacing="0"/>
-      </w:pPr>
-      <w:proofErr w:type="spellStart"/>
-      <w:r>
-        <w:t>Acompanhar</w:t>
-      </w:r>
-      <w:proofErr w:type="spellEnd"/>
-      <w:r>
-        <w:t xml:space="preserve"> </w:t>
-      </w:r>
-      <w:proofErr w:type="spellStart"/>
-      <w:r>
-        <w:t>progresso</w:t>
-      </w:r>
-      <w:proofErr w:type="spellEnd"/>
-      <w:r>
-        <w:t xml:space="preserve"> dos </w:t>
-      </w:r>
-      <w:proofErr w:type="spellStart"/>
-      <w:r>
-        <w:t>cursos</w:t>
-      </w:r>
-      <w:proofErr w:type="spellEnd"/>
-      <w:r>
-        <w:t>.</w:t>
-      </w:r>
-    </w:p>
-    <w:p>
-      <w:pPr>
-        <w:pStyle w:val="NormalWeb"/>
-        <w:rPr>
           <w:b/>
           <w:bCs/>
           <w:sz w:val="28"/>
@@ -773,280 +908,3181 @@
       </w:pPr>
       <w:r>
         <w:rPr>
+          <w:rFonts w:ascii="Times New Roman" w:hAnsi="Times New Roman"/>
           <w:b/>
           <w:bCs/>
           <w:sz w:val="28"/>
           <w:szCs w:val="28"/>
           <w:lang w:val="pt-PT"/>
         </w:rPr>
-        <w:lastRenderedPageBreak/>
-        <w:t>Funcionalidades Gerais</w:t>
+        <w:t>Previsão d</w:t>
+      </w:r>
+      <w:r>
+        <w:rPr>
+          <w:rFonts w:ascii="Times New Roman" w:hAnsi="Times New Roman"/>
+          <w:b/>
+          <w:bCs/>
+          <w:sz w:val="28"/>
+          <w:szCs w:val="28"/>
+          <w:lang w:val="pt-PT"/>
+        </w:rPr>
+        <w:t>a</w:t>
+      </w:r>
+      <w:r>
+        <w:rPr>
+          <w:rFonts w:ascii="Times New Roman" w:hAnsi="Times New Roman"/>
+          <w:b/>
+          <w:bCs/>
+          <w:sz w:val="28"/>
+          <w:szCs w:val="28"/>
+          <w:lang w:val="pt-PT"/>
+        </w:rPr>
+        <w:t xml:space="preserve"> </w:t>
+      </w:r>
+      <w:r>
+        <w:rPr>
+          <w:rFonts w:ascii="Times New Roman" w:hAnsi="Times New Roman"/>
+          <w:b/>
+          <w:bCs/>
+          <w:sz w:val="28"/>
+          <w:szCs w:val="28"/>
+          <w:lang w:val="pt-PT"/>
+        </w:rPr>
+        <w:t>E</w:t>
+      </w:r>
+      <w:r>
+        <w:rPr>
+          <w:rFonts w:ascii="Times New Roman" w:hAnsi="Times New Roman"/>
+          <w:b/>
+          <w:bCs/>
+          <w:sz w:val="28"/>
+          <w:szCs w:val="28"/>
+          <w:lang w:val="pt-PT"/>
+        </w:rPr>
+        <w:t>strutura</w:t>
       </w:r>
     </w:p>
     <w:p>
       <w:pPr>
-        <w:pStyle w:val="NormalWeb"/>
-        <w:rPr>
+        <w:rPr>
+          <w:rFonts w:ascii="Times New Roman" w:hAnsi="Times New Roman"/>
           <w:lang w:val="pt-PT"/>
         </w:rPr>
       </w:pPr>
       <w:r>
         <w:rPr>
-          <w:lang w:val="pt-PT"/>
-        </w:rPr>
-        <w:t xml:space="preserve">As funcionalidades gerais do </w:t>
+          <w:rFonts w:ascii="Times New Roman" w:hAnsi="Times New Roman"/>
+          <w:lang w:val="pt-PT"/>
+        </w:rPr>
+        <w:t xml:space="preserve">A construção de um projecto é incerta quando não há uma visão clara daquilo que precisa ser feito. Então, criei uma estrutura provisória daquilo que serão as etapas para a realização. A construção terá o seu início no </w:t>
       </w:r>
-      <w:proofErr w:type="spellStart"/>
       <w:r>
         <w:rPr>
-          <w:lang w:val="pt-PT"/>
-        </w:rPr>
-        <w:t>projecto</w:t>
+          <w:rFonts w:ascii="Times New Roman" w:hAnsi="Times New Roman"/>
+          <w:b/>
+          <w:bCs/>
+          <w:lang w:val="pt-PT"/>
+        </w:rPr>
+        <w:t>dia 24 do corrente mês</w:t>
       </w:r>
-      <w:proofErr w:type="spellEnd"/>
       <w:r>
         <w:rPr>
-          <w:lang w:val="pt-PT"/>
-        </w:rPr>
-        <w:t xml:space="preserve"> serão:</w:t>
+          <w:rFonts w:ascii="Times New Roman" w:hAnsi="Times New Roman"/>
+          <w:lang w:val="pt-PT"/>
+        </w:rPr>
+        <w:t xml:space="preserve"> e terminará </w:t>
+      </w:r>
+      <w:r>
+        <w:rPr>
+          <w:rFonts w:ascii="Times New Roman" w:hAnsi="Times New Roman"/>
+          <w:lang w:val="pt-PT"/>
+        </w:rPr>
+        <w:t>n</w:t>
+      </w:r>
+      <w:r>
+        <w:rPr>
+          <w:rFonts w:ascii="Times New Roman" w:hAnsi="Times New Roman"/>
+          <w:lang w:val="pt-PT"/>
+        </w:rPr>
+        <w:t xml:space="preserve">o </w:t>
+      </w:r>
+      <w:r>
+        <w:rPr>
+          <w:rFonts w:ascii="Times New Roman" w:hAnsi="Times New Roman"/>
+          <w:b/>
+          <w:bCs/>
+          <w:lang w:val="pt-PT"/>
+        </w:rPr>
+        <w:t>dia 24 do mês de Janeiro</w:t>
+      </w:r>
+      <w:r>
+        <w:rPr>
+          <w:rFonts w:ascii="Times New Roman" w:hAnsi="Times New Roman"/>
+          <w:lang w:val="pt-PT"/>
+        </w:rPr>
+        <w:t>. Este será o desafio:</w:t>
       </w:r>
     </w:p>
     <w:p>
       <w:pPr>
-        <w:pStyle w:val="NormalWeb"/>
-        <w:numPr>
-          <w:ilvl w:val="0"/>
-          <w:numId w:val="11"/>
-        </w:numPr>
-        <w:rPr>
+        <w:rPr>
+          <w:rFonts w:ascii="Times New Roman" w:hAnsi="Times New Roman"/>
+          <w:lang w:val="pt-PT"/>
+        </w:rPr>
+      </w:pPr>
+    </w:p>
+    <w:tbl>
+      <w:tblPr>
+        <w:tblStyle w:val="TableGrid"/>
+        <w:tblW w:w="0" w:type="auto"/>
+        <w:tblLook w:val="04A0" w:firstRow="1" w:lastRow="0" w:firstColumn="1" w:lastColumn="0" w:noHBand="0" w:noVBand="1"/>
+      </w:tblPr>
+      <w:tblGrid>
+        <w:gridCol w:w="4315"/>
+        <w:gridCol w:w="2340"/>
+        <w:gridCol w:w="2695"/>
+      </w:tblGrid>
+      <w:tr>
+        <w:tc>
+          <w:tcPr>
+            <w:tcW w:w="4315" w:type="dxa"/>
+          </w:tcPr>
+          <w:p>
+            <w:pPr>
+              <w:rPr>
+                <w:rFonts w:ascii="Times New Roman" w:hAnsi="Times New Roman"/>
+                <w:b/>
+                <w:bCs/>
+                <w:lang w:val="pt-PT"/>
+              </w:rPr>
+            </w:pPr>
+            <w:r>
+              <w:rPr>
+                <w:rFonts w:ascii="Times New Roman" w:hAnsi="Times New Roman"/>
+                <w:b/>
+                <w:bCs/>
+                <w:lang w:val="pt-PT"/>
+              </w:rPr>
+              <w:t>Actividades</w:t>
+            </w:r>
+          </w:p>
+        </w:tc>
+        <w:tc>
+          <w:tcPr>
+            <w:tcW w:w="2340" w:type="dxa"/>
+          </w:tcPr>
+          <w:p>
+            <w:pPr>
+              <w:rPr>
+                <w:rFonts w:ascii="Times New Roman" w:hAnsi="Times New Roman"/>
+                <w:b/>
+                <w:bCs/>
+                <w:lang w:val="pt-PT"/>
+              </w:rPr>
+            </w:pPr>
+            <w:r>
+              <w:rPr>
+                <w:rFonts w:ascii="Times New Roman" w:hAnsi="Times New Roman"/>
+                <w:b/>
+                <w:bCs/>
+                <w:lang w:val="pt-PT"/>
+              </w:rPr>
+              <w:t>Duração (Horas)</w:t>
+            </w:r>
+          </w:p>
+        </w:tc>
+        <w:tc>
+          <w:tcPr>
+            <w:tcW w:w="2695" w:type="dxa"/>
+          </w:tcPr>
+          <w:p>
+            <w:pPr>
+              <w:rPr>
+                <w:rFonts w:ascii="Times New Roman" w:hAnsi="Times New Roman"/>
+                <w:b/>
+                <w:bCs/>
+                <w:lang w:val="pt-PT"/>
+              </w:rPr>
+            </w:pPr>
+            <w:r>
+              <w:rPr>
+                <w:rFonts w:ascii="Times New Roman" w:hAnsi="Times New Roman"/>
+                <w:b/>
+                <w:bCs/>
+                <w:lang w:val="pt-PT"/>
+              </w:rPr>
+              <w:t>Precedências</w:t>
+            </w:r>
+          </w:p>
+        </w:tc>
+      </w:tr>
+      <w:tr>
+        <w:tc>
+          <w:tcPr>
+            <w:tcW w:w="4315" w:type="dxa"/>
+          </w:tcPr>
+          <w:p>
+            <w:pPr>
+              <w:rPr>
+                <w:rFonts w:ascii="Times New Roman" w:hAnsi="Times New Roman"/>
+                <w:lang w:val="pt-PT"/>
+              </w:rPr>
+            </w:pPr>
+            <w:r>
+              <w:rPr>
+                <w:rFonts w:ascii="Times New Roman" w:hAnsi="Times New Roman"/>
+                <w:lang w:val="pt-PT"/>
+              </w:rPr>
+              <w:t xml:space="preserve">A </w:t>
+            </w:r>
+            <w:r>
+              <w:rPr>
+                <w:rFonts w:ascii="Times New Roman" w:hAnsi="Times New Roman"/>
+                <w:lang w:val="pt-PT"/>
+              </w:rPr>
+              <w:t>-</w:t>
+            </w:r>
+            <w:r>
+              <w:rPr>
+                <w:rFonts w:ascii="Times New Roman" w:hAnsi="Times New Roman"/>
+                <w:lang w:val="pt-PT"/>
+              </w:rPr>
+              <w:t xml:space="preserve"> Diagrama de Use Case</w:t>
+            </w:r>
+          </w:p>
+        </w:tc>
+        <w:tc>
+          <w:tcPr>
+            <w:tcW w:w="2340" w:type="dxa"/>
+            <w:vAlign w:val="center"/>
+          </w:tcPr>
+          <w:p>
+            <w:pPr>
+              <w:jc w:val="center"/>
+              <w:rPr>
+                <w:rFonts w:ascii="Times New Roman" w:hAnsi="Times New Roman"/>
+                <w:lang w:val="pt-PT"/>
+              </w:rPr>
+            </w:pPr>
+            <w:r>
+              <w:rPr>
+                <w:rFonts w:ascii="Times New Roman" w:hAnsi="Times New Roman"/>
+                <w:lang w:val="pt-PT"/>
+              </w:rPr>
+              <w:t>5</w:t>
+            </w:r>
+          </w:p>
+        </w:tc>
+        <w:tc>
+          <w:tcPr>
+            <w:tcW w:w="2695" w:type="dxa"/>
+            <w:vAlign w:val="center"/>
+          </w:tcPr>
+          <w:p>
+            <w:pPr>
+              <w:jc w:val="center"/>
+              <w:rPr>
+                <w:rFonts w:ascii="Times New Roman" w:hAnsi="Times New Roman"/>
+                <w:lang w:val="pt-PT"/>
+              </w:rPr>
+            </w:pPr>
+            <w:r>
+              <w:rPr>
+                <w:rFonts w:ascii="Times New Roman" w:hAnsi="Times New Roman"/>
+                <w:lang w:val="pt-PT"/>
+              </w:rPr>
+              <w:t>-</w:t>
+            </w:r>
+          </w:p>
+        </w:tc>
+      </w:tr>
+      <w:tr>
+        <w:tc>
+          <w:tcPr>
+            <w:tcW w:w="4315" w:type="dxa"/>
+          </w:tcPr>
+          <w:p>
+            <w:pPr>
+              <w:rPr>
+                <w:rFonts w:ascii="Times New Roman" w:hAnsi="Times New Roman"/>
+                <w:lang w:val="pt-PT"/>
+              </w:rPr>
+            </w:pPr>
+            <w:r>
+              <w:rPr>
+                <w:rFonts w:ascii="Times New Roman" w:hAnsi="Times New Roman"/>
+                <w:lang w:val="pt-PT"/>
+              </w:rPr>
+              <w:t xml:space="preserve">B </w:t>
+            </w:r>
+            <w:r>
+              <w:rPr>
+                <w:rFonts w:ascii="Times New Roman" w:hAnsi="Times New Roman"/>
+                <w:lang w:val="pt-PT"/>
+              </w:rPr>
+              <w:t>-</w:t>
+            </w:r>
+            <w:r>
+              <w:rPr>
+                <w:rFonts w:ascii="Times New Roman" w:hAnsi="Times New Roman"/>
+                <w:lang w:val="pt-PT"/>
+              </w:rPr>
+              <w:t xml:space="preserve"> Escolha da Metodologia</w:t>
+            </w:r>
+          </w:p>
+        </w:tc>
+        <w:tc>
+          <w:tcPr>
+            <w:tcW w:w="2340" w:type="dxa"/>
+            <w:vAlign w:val="center"/>
+          </w:tcPr>
+          <w:p>
+            <w:pPr>
+              <w:jc w:val="center"/>
+              <w:rPr>
+                <w:rFonts w:ascii="Times New Roman" w:hAnsi="Times New Roman"/>
+                <w:lang w:val="pt-PT"/>
+              </w:rPr>
+            </w:pPr>
+            <w:r>
+              <w:rPr>
+                <w:rFonts w:ascii="Times New Roman" w:hAnsi="Times New Roman"/>
+                <w:lang w:val="pt-PT"/>
+              </w:rPr>
+              <w:t>5 - 6</w:t>
+            </w:r>
+          </w:p>
+        </w:tc>
+        <w:tc>
+          <w:tcPr>
+            <w:tcW w:w="2695" w:type="dxa"/>
+            <w:vAlign w:val="center"/>
+          </w:tcPr>
+          <w:p>
+            <w:pPr>
+              <w:jc w:val="center"/>
+              <w:rPr>
+                <w:rFonts w:ascii="Times New Roman" w:hAnsi="Times New Roman"/>
+                <w:lang w:val="pt-PT"/>
+              </w:rPr>
+            </w:pPr>
+            <w:r>
+              <w:rPr>
+                <w:rFonts w:ascii="Times New Roman" w:hAnsi="Times New Roman"/>
+                <w:lang w:val="pt-PT"/>
+              </w:rPr>
+              <w:t>-</w:t>
+            </w:r>
+          </w:p>
+        </w:tc>
+      </w:tr>
+      <w:tr>
+        <w:tc>
+          <w:tcPr>
+            <w:tcW w:w="4315" w:type="dxa"/>
+          </w:tcPr>
+          <w:p>
+            <w:pPr>
+              <w:rPr>
+                <w:rFonts w:ascii="Times New Roman" w:hAnsi="Times New Roman"/>
+                <w:lang w:val="pt-PT"/>
+              </w:rPr>
+            </w:pPr>
+            <w:r>
+              <w:rPr>
+                <w:rFonts w:ascii="Times New Roman" w:hAnsi="Times New Roman"/>
+                <w:lang w:val="pt-PT"/>
+              </w:rPr>
+              <w:t xml:space="preserve">C </w:t>
+            </w:r>
+            <w:r>
+              <w:rPr>
+                <w:rFonts w:ascii="Times New Roman" w:hAnsi="Times New Roman"/>
+                <w:lang w:val="pt-PT"/>
+              </w:rPr>
+              <w:t>-</w:t>
+            </w:r>
+            <w:r>
+              <w:rPr>
+                <w:rFonts w:ascii="Times New Roman" w:hAnsi="Times New Roman"/>
+                <w:lang w:val="pt-PT"/>
+              </w:rPr>
+              <w:t xml:space="preserve"> </w:t>
+            </w:r>
+            <w:r>
+              <w:rPr>
+                <w:rFonts w:ascii="Times New Roman" w:hAnsi="Times New Roman"/>
+                <w:lang w:val="pt-PT"/>
+              </w:rPr>
+              <w:t xml:space="preserve">Normalização e Construção do BD </w:t>
+            </w:r>
+          </w:p>
+        </w:tc>
+        <w:tc>
+          <w:tcPr>
+            <w:tcW w:w="2340" w:type="dxa"/>
+            <w:vAlign w:val="center"/>
+          </w:tcPr>
+          <w:p>
+            <w:pPr>
+              <w:jc w:val="center"/>
+              <w:rPr>
+                <w:rFonts w:ascii="Times New Roman" w:hAnsi="Times New Roman"/>
+                <w:lang w:val="pt-PT"/>
+              </w:rPr>
+            </w:pPr>
+            <w:r>
+              <w:rPr>
+                <w:rFonts w:ascii="Times New Roman" w:hAnsi="Times New Roman"/>
+                <w:lang w:val="pt-PT"/>
+              </w:rPr>
+              <w:t>72</w:t>
+            </w:r>
+          </w:p>
+        </w:tc>
+        <w:tc>
+          <w:tcPr>
+            <w:tcW w:w="2695" w:type="dxa"/>
+            <w:vAlign w:val="center"/>
+          </w:tcPr>
+          <w:p>
+            <w:pPr>
+              <w:jc w:val="center"/>
+              <w:rPr>
+                <w:rFonts w:ascii="Times New Roman" w:hAnsi="Times New Roman"/>
+                <w:lang w:val="pt-PT"/>
+              </w:rPr>
+            </w:pPr>
+            <w:r>
+              <w:rPr>
+                <w:rFonts w:ascii="Times New Roman" w:hAnsi="Times New Roman"/>
+                <w:lang w:val="pt-PT"/>
+              </w:rPr>
+              <w:t>B</w:t>
+            </w:r>
+          </w:p>
+        </w:tc>
+      </w:tr>
+      <w:tr>
+        <w:tc>
+          <w:tcPr>
+            <w:tcW w:w="4315" w:type="dxa"/>
+          </w:tcPr>
+          <w:p>
+            <w:pPr>
+              <w:rPr>
+                <w:rFonts w:ascii="Times New Roman" w:hAnsi="Times New Roman"/>
+                <w:lang w:val="pt-PT"/>
+              </w:rPr>
+            </w:pPr>
+            <w:r>
+              <w:rPr>
+                <w:rFonts w:ascii="Times New Roman" w:hAnsi="Times New Roman"/>
+                <w:lang w:val="pt-PT"/>
+              </w:rPr>
+              <w:t>D -</w:t>
+            </w:r>
+            <w:r>
+              <w:rPr>
+                <w:rFonts w:ascii="Times New Roman" w:hAnsi="Times New Roman"/>
+                <w:lang w:val="pt-PT"/>
+              </w:rPr>
+              <w:t xml:space="preserve"> Aprofundamento do Projecto</w:t>
+            </w:r>
+          </w:p>
+        </w:tc>
+        <w:tc>
+          <w:tcPr>
+            <w:tcW w:w="2340" w:type="dxa"/>
+            <w:vAlign w:val="center"/>
+          </w:tcPr>
+          <w:p>
+            <w:pPr>
+              <w:jc w:val="center"/>
+              <w:rPr>
+                <w:rFonts w:ascii="Times New Roman" w:hAnsi="Times New Roman"/>
+                <w:lang w:val="pt-PT"/>
+              </w:rPr>
+            </w:pPr>
+            <w:r>
+              <w:rPr>
+                <w:rFonts w:ascii="Times New Roman" w:hAnsi="Times New Roman"/>
+                <w:lang w:val="pt-PT"/>
+              </w:rPr>
+              <w:t>120</w:t>
+            </w:r>
+          </w:p>
+        </w:tc>
+        <w:tc>
+          <w:tcPr>
+            <w:tcW w:w="2695" w:type="dxa"/>
+            <w:vAlign w:val="center"/>
+          </w:tcPr>
+          <w:p>
+            <w:pPr>
+              <w:jc w:val="center"/>
+              <w:rPr>
+                <w:rFonts w:ascii="Times New Roman" w:hAnsi="Times New Roman"/>
+                <w:lang w:val="pt-PT"/>
+              </w:rPr>
+            </w:pPr>
+            <w:r>
+              <w:rPr>
+                <w:rFonts w:ascii="Times New Roman" w:hAnsi="Times New Roman"/>
+                <w:lang w:val="pt-PT"/>
+              </w:rPr>
+              <w:t>B</w:t>
+            </w:r>
+          </w:p>
+        </w:tc>
+      </w:tr>
+    </w:tbl>
+    <w:p>
+      <w:pPr>
+        <w:rPr>
+          <w:rFonts w:ascii="Times New Roman" w:hAnsi="Times New Roman"/>
+          <w:b/>
+          <w:bCs/>
+          <w:lang w:val="pt-PT"/>
+        </w:rPr>
+      </w:pPr>
+    </w:p>
+    <w:p>
+      <w:pPr>
+        <w:rPr>
+          <w:rFonts w:ascii="Times New Roman" w:hAnsi="Times New Roman"/>
+          <w:sz w:val="28"/>
+          <w:szCs w:val="28"/>
           <w:lang w:val="pt-PT"/>
         </w:rPr>
       </w:pPr>
       <w:r>
         <w:rPr>
-          <w:lang w:val="pt-PT"/>
-        </w:rPr>
-        <w:t>Sistema de login e permissões</w:t>
+          <w:rFonts w:ascii="Times New Roman" w:hAnsi="Times New Roman"/>
+          <w:b/>
+          <w:bCs/>
+          <w:sz w:val="28"/>
+          <w:szCs w:val="28"/>
+          <w:lang w:val="pt-PT"/>
+        </w:rPr>
+        <w:t>Funcionalidades Principais (</w:t>
       </w:r>
       <w:r>
         <w:rPr>
-          <w:lang w:val="pt-PT"/>
-        </w:rPr>
-        <w:t>;</w:t>
+          <w:rFonts w:ascii="Times New Roman" w:hAnsi="Times New Roman"/>
+          <w:sz w:val="28"/>
+          <w:szCs w:val="28"/>
+          <w:lang w:val="pt-PT"/>
+        </w:rPr>
+        <w:t>Previsões</w:t>
+      </w:r>
+      <w:r>
+        <w:rPr>
+          <w:rFonts w:ascii="Times New Roman" w:hAnsi="Times New Roman"/>
+          <w:b/>
+          <w:bCs/>
+          <w:sz w:val="28"/>
+          <w:szCs w:val="28"/>
+          <w:lang w:val="pt-PT"/>
+        </w:rPr>
+        <w:t>):</w:t>
+      </w:r>
+    </w:p>
+    <w:tbl>
+      <w:tblPr>
+        <w:tblStyle w:val="TableGrid"/>
+        <w:tblW w:w="0" w:type="auto"/>
+        <w:tblLook w:val="04A0" w:firstRow="1" w:lastRow="0" w:firstColumn="1" w:lastColumn="0" w:noHBand="0" w:noVBand="1"/>
+      </w:tblPr>
+      <w:tblGrid>
+        <w:gridCol w:w="4135"/>
+        <w:gridCol w:w="2520"/>
+        <w:gridCol w:w="2695"/>
+      </w:tblGrid>
+      <w:tr>
+        <w:tc>
+          <w:tcPr>
+            <w:tcW w:w="4135" w:type="dxa"/>
+          </w:tcPr>
+          <w:p>
+            <w:pPr>
+              <w:rPr>
+                <w:rFonts w:ascii="Times New Roman" w:hAnsi="Times New Roman"/>
+                <w:b/>
+                <w:bCs/>
+                <w:lang w:val="pt-PT"/>
+              </w:rPr>
+            </w:pPr>
+            <w:r>
+              <w:rPr>
+                <w:rFonts w:ascii="Times New Roman" w:hAnsi="Times New Roman"/>
+                <w:b/>
+                <w:bCs/>
+                <w:lang w:val="pt-PT"/>
+              </w:rPr>
+              <w:t xml:space="preserve">Activdades </w:t>
+            </w:r>
+          </w:p>
+        </w:tc>
+        <w:tc>
+          <w:tcPr>
+            <w:tcW w:w="2520" w:type="dxa"/>
+          </w:tcPr>
+          <w:p>
+            <w:pPr>
+              <w:rPr>
+                <w:rFonts w:ascii="Times New Roman" w:hAnsi="Times New Roman"/>
+                <w:b/>
+                <w:bCs/>
+                <w:lang w:val="pt-PT"/>
+              </w:rPr>
+            </w:pPr>
+            <w:r>
+              <w:rPr>
+                <w:rFonts w:ascii="Times New Roman" w:hAnsi="Times New Roman"/>
+                <w:b/>
+                <w:bCs/>
+                <w:lang w:val="pt-PT"/>
+              </w:rPr>
+              <w:t>Duração (Dias)</w:t>
+            </w:r>
+          </w:p>
+        </w:tc>
+        <w:tc>
+          <w:tcPr>
+            <w:tcW w:w="2695" w:type="dxa"/>
+          </w:tcPr>
+          <w:p>
+            <w:pPr>
+              <w:rPr>
+                <w:rFonts w:ascii="Times New Roman" w:hAnsi="Times New Roman"/>
+                <w:b/>
+                <w:bCs/>
+                <w:lang w:val="pt-PT"/>
+              </w:rPr>
+            </w:pPr>
+            <w:r>
+              <w:rPr>
+                <w:rFonts w:ascii="Times New Roman" w:hAnsi="Times New Roman"/>
+                <w:b/>
+                <w:bCs/>
+                <w:lang w:val="pt-PT"/>
+              </w:rPr>
+              <w:t>Precedências</w:t>
+            </w:r>
+          </w:p>
+        </w:tc>
+      </w:tr>
+      <w:tr>
+        <w:tc>
+          <w:tcPr>
+            <w:tcW w:w="4135" w:type="dxa"/>
+          </w:tcPr>
+          <w:p>
+            <w:pPr>
+              <w:rPr>
+                <w:rFonts w:ascii="Times New Roman" w:hAnsi="Times New Roman"/>
+                <w:lang w:val="pt-PT"/>
+              </w:rPr>
+            </w:pPr>
+          </w:p>
+        </w:tc>
+        <w:tc>
+          <w:tcPr>
+            <w:tcW w:w="5215" w:type="dxa"/>
+            <w:gridSpan w:val="2"/>
+            <w:vAlign w:val="center"/>
+          </w:tcPr>
+          <w:p>
+            <w:pPr>
+              <w:jc w:val="center"/>
+              <w:rPr>
+                <w:rFonts w:ascii="Times New Roman" w:hAnsi="Times New Roman"/>
+                <w:lang w:val="pt-PT"/>
+              </w:rPr>
+            </w:pPr>
+            <w:r>
+              <w:rPr>
+                <w:rFonts w:ascii="Times New Roman" w:hAnsi="Times New Roman"/>
+                <w:lang w:val="pt-PT"/>
+              </w:rPr>
+              <w:t>2 Meses</w:t>
+            </w:r>
+          </w:p>
+        </w:tc>
+      </w:tr>
+      <w:tr>
+        <w:tc>
+          <w:tcPr>
+            <w:tcW w:w="4135" w:type="dxa"/>
+          </w:tcPr>
+          <w:p>
+            <w:pPr>
+              <w:rPr>
+                <w:rFonts w:ascii="Times New Roman" w:hAnsi="Times New Roman"/>
+                <w:lang w:val="pt-PT"/>
+              </w:rPr>
+            </w:pPr>
+            <w:r>
+              <w:rPr>
+                <w:rFonts w:ascii="Times New Roman" w:hAnsi="Times New Roman"/>
+                <w:lang w:val="pt-PT"/>
+              </w:rPr>
+              <w:t xml:space="preserve">A - </w:t>
+            </w:r>
+            <w:r>
+              <w:rPr>
+                <w:rFonts w:ascii="Times New Roman" w:hAnsi="Times New Roman"/>
+                <w:lang w:val="pt-PT"/>
+              </w:rPr>
+              <w:t>Cadastramento</w:t>
+            </w:r>
+          </w:p>
+        </w:tc>
+        <w:tc>
+          <w:tcPr>
+            <w:tcW w:w="2520" w:type="dxa"/>
+            <w:vAlign w:val="center"/>
+          </w:tcPr>
+          <w:p>
+            <w:pPr>
+              <w:jc w:val="center"/>
+              <w:rPr>
+                <w:rFonts w:ascii="Times New Roman" w:hAnsi="Times New Roman"/>
+                <w:lang w:val="pt-PT"/>
+              </w:rPr>
+            </w:pPr>
+            <w:r>
+              <w:rPr>
+                <w:rFonts w:ascii="Times New Roman" w:hAnsi="Times New Roman"/>
+                <w:lang w:val="pt-PT"/>
+              </w:rPr>
+              <w:t>7</w:t>
+            </w:r>
+          </w:p>
+        </w:tc>
+        <w:tc>
+          <w:tcPr>
+            <w:tcW w:w="2695" w:type="dxa"/>
+            <w:vAlign w:val="center"/>
+          </w:tcPr>
+          <w:p>
+            <w:pPr>
+              <w:jc w:val="center"/>
+              <w:rPr>
+                <w:rFonts w:ascii="Times New Roman" w:hAnsi="Times New Roman"/>
+                <w:lang w:val="pt-PT"/>
+              </w:rPr>
+            </w:pPr>
+            <w:r>
+              <w:rPr>
+                <w:rFonts w:ascii="Times New Roman" w:hAnsi="Times New Roman"/>
+                <w:lang w:val="pt-PT"/>
+              </w:rPr>
+              <w:t>-</w:t>
+            </w:r>
+          </w:p>
+        </w:tc>
+      </w:tr>
+      <w:tr>
+        <w:tc>
+          <w:tcPr>
+            <w:tcW w:w="4135" w:type="dxa"/>
+          </w:tcPr>
+          <w:p>
+            <w:pPr>
+              <w:rPr>
+                <w:rFonts w:ascii="Times New Roman" w:hAnsi="Times New Roman"/>
+                <w:lang w:val="pt-PT"/>
+              </w:rPr>
+            </w:pPr>
+            <w:r>
+              <w:rPr>
+                <w:rFonts w:ascii="Times New Roman" w:hAnsi="Times New Roman"/>
+                <w:lang w:val="pt-PT"/>
+              </w:rPr>
+              <w:t xml:space="preserve">B </w:t>
+            </w:r>
+            <w:r>
+              <w:rPr>
+                <w:rFonts w:ascii="Times New Roman" w:hAnsi="Times New Roman"/>
+                <w:lang w:val="pt-PT"/>
+              </w:rPr>
+              <w:t>-</w:t>
+            </w:r>
+            <w:r>
+              <w:rPr>
+                <w:rFonts w:ascii="Times New Roman" w:hAnsi="Times New Roman"/>
+                <w:lang w:val="pt-PT"/>
+              </w:rPr>
+              <w:t xml:space="preserve"> </w:t>
+            </w:r>
+            <w:r>
+              <w:rPr>
+                <w:rFonts w:ascii="Times New Roman" w:hAnsi="Times New Roman"/>
+                <w:lang w:val="pt-PT"/>
+              </w:rPr>
+              <w:t>Sistema de Login</w:t>
+            </w:r>
+          </w:p>
+        </w:tc>
+        <w:tc>
+          <w:tcPr>
+            <w:tcW w:w="2520" w:type="dxa"/>
+            <w:vAlign w:val="center"/>
+          </w:tcPr>
+          <w:p>
+            <w:pPr>
+              <w:jc w:val="center"/>
+              <w:rPr>
+                <w:rFonts w:ascii="Times New Roman" w:hAnsi="Times New Roman"/>
+                <w:lang w:val="pt-PT"/>
+              </w:rPr>
+            </w:pPr>
+            <w:r>
+              <w:rPr>
+                <w:rFonts w:ascii="Times New Roman" w:hAnsi="Times New Roman"/>
+                <w:lang w:val="pt-PT"/>
+              </w:rPr>
+              <w:t>7</w:t>
+            </w:r>
+          </w:p>
+        </w:tc>
+        <w:tc>
+          <w:tcPr>
+            <w:tcW w:w="2695" w:type="dxa"/>
+            <w:vAlign w:val="center"/>
+          </w:tcPr>
+          <w:p>
+            <w:pPr>
+              <w:jc w:val="center"/>
+              <w:rPr>
+                <w:rFonts w:ascii="Times New Roman" w:hAnsi="Times New Roman"/>
+                <w:lang w:val="pt-PT"/>
+              </w:rPr>
+            </w:pPr>
+            <w:r>
+              <w:rPr>
+                <w:rFonts w:ascii="Times New Roman" w:hAnsi="Times New Roman"/>
+                <w:lang w:val="pt-PT"/>
+              </w:rPr>
+              <w:t>-</w:t>
+            </w:r>
+          </w:p>
+        </w:tc>
+      </w:tr>
+      <w:tr>
+        <w:tc>
+          <w:tcPr>
+            <w:tcW w:w="4135" w:type="dxa"/>
+          </w:tcPr>
+          <w:p>
+            <w:pPr>
+              <w:rPr>
+                <w:rFonts w:ascii="Times New Roman" w:hAnsi="Times New Roman"/>
+              </w:rPr>
+            </w:pPr>
+            <w:r>
+              <w:rPr>
+                <w:rFonts w:ascii="Times New Roman" w:hAnsi="Times New Roman"/>
+              </w:rPr>
+              <w:t xml:space="preserve">C - </w:t>
+            </w:r>
+            <w:r>
+              <w:rPr>
+                <w:rFonts w:ascii="Times New Roman" w:hAnsi="Times New Roman"/>
+              </w:rPr>
+              <w:t xml:space="preserve">Dashboard do Admin </w:t>
+            </w:r>
+          </w:p>
+        </w:tc>
+        <w:tc>
+          <w:tcPr>
+            <w:tcW w:w="2520" w:type="dxa"/>
+            <w:vAlign w:val="center"/>
+          </w:tcPr>
+          <w:p>
+            <w:pPr>
+              <w:jc w:val="center"/>
+              <w:rPr>
+                <w:rFonts w:ascii="Times New Roman" w:hAnsi="Times New Roman"/>
+                <w:lang w:val="pt-PT"/>
+              </w:rPr>
+            </w:pPr>
+            <w:r>
+              <w:rPr>
+                <w:rFonts w:ascii="Times New Roman" w:hAnsi="Times New Roman"/>
+                <w:lang w:val="pt-PT"/>
+              </w:rPr>
+              <w:t>15</w:t>
+            </w:r>
+          </w:p>
+        </w:tc>
+        <w:tc>
+          <w:tcPr>
+            <w:tcW w:w="2695" w:type="dxa"/>
+            <w:vAlign w:val="center"/>
+          </w:tcPr>
+          <w:p>
+            <w:pPr>
+              <w:jc w:val="center"/>
+              <w:rPr>
+                <w:rFonts w:ascii="Times New Roman" w:hAnsi="Times New Roman"/>
+                <w:lang w:val="pt-PT"/>
+              </w:rPr>
+            </w:pPr>
+            <w:r>
+              <w:rPr>
+                <w:rFonts w:ascii="Times New Roman" w:hAnsi="Times New Roman"/>
+                <w:lang w:val="pt-PT"/>
+              </w:rPr>
+              <w:t>A, B</w:t>
+            </w:r>
+          </w:p>
+        </w:tc>
+      </w:tr>
+      <w:tr>
+        <w:tc>
+          <w:tcPr>
+            <w:tcW w:w="4135" w:type="dxa"/>
+          </w:tcPr>
+          <w:p>
+            <w:pPr>
+              <w:rPr>
+                <w:rFonts w:ascii="Times New Roman" w:hAnsi="Times New Roman"/>
+                <w:lang w:val="pt-PT"/>
+              </w:rPr>
+            </w:pPr>
+            <w:r>
+              <w:rPr>
+                <w:rFonts w:ascii="Times New Roman" w:hAnsi="Times New Roman"/>
+                <w:lang w:val="pt-PT"/>
+              </w:rPr>
+              <w:t xml:space="preserve">D - </w:t>
+            </w:r>
+            <w:r>
+              <w:rPr>
+                <w:rFonts w:ascii="Times New Roman" w:hAnsi="Times New Roman"/>
+                <w:lang w:val="pt-PT"/>
+              </w:rPr>
+              <w:t>Dashboard do Profissional</w:t>
+            </w:r>
+          </w:p>
+        </w:tc>
+        <w:tc>
+          <w:tcPr>
+            <w:tcW w:w="2520" w:type="dxa"/>
+            <w:vAlign w:val="center"/>
+          </w:tcPr>
+          <w:p>
+            <w:pPr>
+              <w:jc w:val="center"/>
+              <w:rPr>
+                <w:rFonts w:ascii="Times New Roman" w:hAnsi="Times New Roman"/>
+                <w:lang w:val="pt-PT"/>
+              </w:rPr>
+            </w:pPr>
+            <w:r>
+              <w:rPr>
+                <w:rFonts w:ascii="Times New Roman" w:hAnsi="Times New Roman"/>
+                <w:lang w:val="pt-PT"/>
+              </w:rPr>
+              <w:t>1</w:t>
+            </w:r>
+            <w:r>
+              <w:rPr>
+                <w:rFonts w:ascii="Times New Roman" w:hAnsi="Times New Roman"/>
+                <w:lang w:val="pt-PT"/>
+              </w:rPr>
+              <w:t>5</w:t>
+            </w:r>
+          </w:p>
+        </w:tc>
+        <w:tc>
+          <w:tcPr>
+            <w:tcW w:w="2695" w:type="dxa"/>
+            <w:vAlign w:val="center"/>
+          </w:tcPr>
+          <w:p>
+            <w:pPr>
+              <w:jc w:val="center"/>
+              <w:rPr>
+                <w:rFonts w:ascii="Times New Roman" w:hAnsi="Times New Roman"/>
+                <w:lang w:val="pt-PT"/>
+              </w:rPr>
+            </w:pPr>
+            <w:r>
+              <w:rPr>
+                <w:rFonts w:ascii="Times New Roman" w:hAnsi="Times New Roman"/>
+                <w:lang w:val="pt-PT"/>
+              </w:rPr>
+              <w:t>C</w:t>
+            </w:r>
+          </w:p>
+        </w:tc>
+      </w:tr>
+      <w:tr>
+        <w:tc>
+          <w:tcPr>
+            <w:tcW w:w="4135" w:type="dxa"/>
+          </w:tcPr>
+          <w:p>
+            <w:pPr>
+              <w:rPr>
+                <w:rFonts w:ascii="Times New Roman" w:hAnsi="Times New Roman"/>
+                <w:lang w:val="pt-PT"/>
+              </w:rPr>
+            </w:pPr>
+            <w:r>
+              <w:rPr>
+                <w:rFonts w:ascii="Times New Roman" w:hAnsi="Times New Roman"/>
+                <w:lang w:val="pt-PT"/>
+              </w:rPr>
+              <w:t xml:space="preserve">E - </w:t>
+            </w:r>
+            <w:r>
+              <w:rPr>
+                <w:rFonts w:ascii="Times New Roman" w:hAnsi="Times New Roman"/>
+              </w:rPr>
+              <w:t>Dashboard Principal</w:t>
+            </w:r>
+          </w:p>
+        </w:tc>
+        <w:tc>
+          <w:tcPr>
+            <w:tcW w:w="2520" w:type="dxa"/>
+            <w:vAlign w:val="center"/>
+          </w:tcPr>
+          <w:p>
+            <w:pPr>
+              <w:jc w:val="center"/>
+              <w:rPr>
+                <w:rFonts w:ascii="Times New Roman" w:hAnsi="Times New Roman"/>
+                <w:lang w:val="pt-PT"/>
+              </w:rPr>
+            </w:pPr>
+            <w:r>
+              <w:rPr>
+                <w:rFonts w:ascii="Times New Roman" w:hAnsi="Times New Roman"/>
+                <w:lang w:val="pt-PT"/>
+              </w:rPr>
+              <w:t>20</w:t>
+            </w:r>
+          </w:p>
+        </w:tc>
+        <w:tc>
+          <w:tcPr>
+            <w:tcW w:w="2695" w:type="dxa"/>
+            <w:vAlign w:val="center"/>
+          </w:tcPr>
+          <w:p>
+            <w:pPr>
+              <w:jc w:val="center"/>
+              <w:rPr>
+                <w:rFonts w:ascii="Times New Roman" w:hAnsi="Times New Roman"/>
+                <w:lang w:val="pt-PT"/>
+              </w:rPr>
+            </w:pPr>
+            <w:r>
+              <w:rPr>
+                <w:rFonts w:ascii="Times New Roman" w:hAnsi="Times New Roman"/>
+                <w:lang w:val="pt-PT"/>
+              </w:rPr>
+              <w:t>E</w:t>
+            </w:r>
+          </w:p>
+        </w:tc>
+      </w:tr>
+    </w:tbl>
+    <w:p>
+      <w:pPr>
+        <w:rPr>
+          <w:rFonts w:ascii="Times New Roman" w:hAnsi="Times New Roman"/>
+          <w:lang w:val="pt-PT"/>
+        </w:rPr>
+      </w:pPr>
+    </w:p>
+    <w:p>
+      <w:pPr>
+        <w:rPr>
+          <w:rFonts w:ascii="Times New Roman" w:hAnsi="Times New Roman"/>
+          <w:lang w:val="pt-PT"/>
+        </w:rPr>
+      </w:pPr>
+    </w:p>
+    <w:p>
+      <w:pPr>
+        <w:rPr>
+          <w:rFonts w:ascii="Times New Roman" w:hAnsi="Times New Roman"/>
+          <w:lang w:val="pt-PT"/>
+        </w:rPr>
+      </w:pPr>
+    </w:p>
+    <w:p>
+      <w:pPr>
+        <w:rPr>
+          <w:rFonts w:ascii="Times New Roman" w:hAnsi="Times New Roman"/>
+          <w:sz w:val="28"/>
+          <w:szCs w:val="28"/>
+          <w:lang w:val="pt-PT"/>
+        </w:rPr>
+      </w:pPr>
+      <w:r>
+        <w:rPr>
+          <w:rFonts w:ascii="Times New Roman" w:hAnsi="Times New Roman"/>
+          <w:b/>
+          <w:bCs/>
+          <w:sz w:val="28"/>
+          <w:szCs w:val="28"/>
+          <w:lang w:val="pt-PT"/>
+        </w:rPr>
+        <w:lastRenderedPageBreak/>
+        <w:t>Dashboard do Admin (</w:t>
+      </w:r>
+      <w:r>
+        <w:rPr>
+          <w:rFonts w:ascii="Times New Roman" w:hAnsi="Times New Roman"/>
+          <w:sz w:val="28"/>
+          <w:szCs w:val="28"/>
+          <w:lang w:val="pt-PT"/>
+        </w:rPr>
+        <w:t>Previsões</w:t>
+      </w:r>
+      <w:r>
+        <w:rPr>
+          <w:rFonts w:ascii="Times New Roman" w:hAnsi="Times New Roman"/>
+          <w:b/>
+          <w:bCs/>
+          <w:sz w:val="28"/>
+          <w:szCs w:val="28"/>
+          <w:lang w:val="pt-PT"/>
+        </w:rPr>
+        <w:t>):</w:t>
+      </w:r>
+    </w:p>
+    <w:tbl>
+      <w:tblPr>
+        <w:tblStyle w:val="TableGrid"/>
+        <w:tblW w:w="0" w:type="auto"/>
+        <w:tblLook w:val="04A0" w:firstRow="1" w:lastRow="0" w:firstColumn="1" w:lastColumn="0" w:noHBand="0" w:noVBand="1"/>
+      </w:tblPr>
+      <w:tblGrid>
+        <w:gridCol w:w="5935"/>
+        <w:gridCol w:w="1800"/>
+        <w:gridCol w:w="1615"/>
+      </w:tblGrid>
+      <w:tr>
+        <w:tc>
+          <w:tcPr>
+            <w:tcW w:w="5935" w:type="dxa"/>
+          </w:tcPr>
+          <w:p>
+            <w:pPr>
+              <w:rPr>
+                <w:rFonts w:ascii="Times New Roman" w:hAnsi="Times New Roman"/>
+                <w:b/>
+                <w:bCs/>
+                <w:lang w:val="pt-PT"/>
+              </w:rPr>
+            </w:pPr>
+            <w:r>
+              <w:rPr>
+                <w:rFonts w:ascii="Times New Roman" w:hAnsi="Times New Roman"/>
+                <w:b/>
+                <w:bCs/>
+                <w:lang w:val="pt-PT"/>
+              </w:rPr>
+              <w:t xml:space="preserve">Activdades </w:t>
+            </w:r>
+          </w:p>
+        </w:tc>
+        <w:tc>
+          <w:tcPr>
+            <w:tcW w:w="1800" w:type="dxa"/>
+          </w:tcPr>
+          <w:p>
+            <w:pPr>
+              <w:rPr>
+                <w:rFonts w:ascii="Times New Roman" w:hAnsi="Times New Roman"/>
+                <w:b/>
+                <w:bCs/>
+                <w:lang w:val="pt-PT"/>
+              </w:rPr>
+            </w:pPr>
+            <w:r>
+              <w:rPr>
+                <w:rFonts w:ascii="Times New Roman" w:hAnsi="Times New Roman"/>
+                <w:b/>
+                <w:bCs/>
+                <w:lang w:val="pt-PT"/>
+              </w:rPr>
+              <w:t>Duração (Dias)</w:t>
+            </w:r>
+          </w:p>
+        </w:tc>
+        <w:tc>
+          <w:tcPr>
+            <w:tcW w:w="1615" w:type="dxa"/>
+          </w:tcPr>
+          <w:p>
+            <w:pPr>
+              <w:rPr>
+                <w:rFonts w:ascii="Times New Roman" w:hAnsi="Times New Roman"/>
+                <w:b/>
+                <w:bCs/>
+                <w:lang w:val="pt-PT"/>
+              </w:rPr>
+            </w:pPr>
+            <w:r>
+              <w:rPr>
+                <w:rFonts w:ascii="Times New Roman" w:hAnsi="Times New Roman"/>
+                <w:b/>
+                <w:bCs/>
+                <w:lang w:val="pt-PT"/>
+              </w:rPr>
+              <w:t>Precedências</w:t>
+            </w:r>
+          </w:p>
+        </w:tc>
+      </w:tr>
+      <w:tr>
+        <w:tc>
+          <w:tcPr>
+            <w:tcW w:w="5935" w:type="dxa"/>
+          </w:tcPr>
+          <w:p>
+            <w:pPr>
+              <w:rPr>
+                <w:rFonts w:ascii="Times New Roman" w:hAnsi="Times New Roman"/>
+                <w:lang w:val="pt-PT"/>
+              </w:rPr>
+            </w:pPr>
+          </w:p>
+        </w:tc>
+        <w:tc>
+          <w:tcPr>
+            <w:tcW w:w="3415" w:type="dxa"/>
+            <w:gridSpan w:val="2"/>
+            <w:vAlign w:val="center"/>
+          </w:tcPr>
+          <w:p>
+            <w:pPr>
+              <w:jc w:val="center"/>
+              <w:rPr>
+                <w:rFonts w:ascii="Times New Roman" w:hAnsi="Times New Roman"/>
+                <w:lang w:val="pt-PT"/>
+              </w:rPr>
+            </w:pPr>
+            <w:r>
+              <w:rPr>
+                <w:rFonts w:ascii="Times New Roman" w:hAnsi="Times New Roman"/>
+                <w:lang w:val="pt-PT"/>
+              </w:rPr>
+              <w:t>15 Dias</w:t>
+            </w:r>
+          </w:p>
+        </w:tc>
+      </w:tr>
+      <w:tr>
+        <w:tc>
+          <w:tcPr>
+            <w:tcW w:w="5935" w:type="dxa"/>
+          </w:tcPr>
+          <w:p>
+            <w:pPr>
+              <w:rPr>
+                <w:rFonts w:ascii="Times New Roman" w:hAnsi="Times New Roman"/>
+                <w:lang w:val="pt-PT"/>
+              </w:rPr>
+            </w:pPr>
+            <w:r>
+              <w:rPr>
+                <w:rFonts w:ascii="Times New Roman" w:hAnsi="Times New Roman"/>
+                <w:lang w:val="pt-PT"/>
+              </w:rPr>
+              <w:t>A – Recepção de solicitações</w:t>
+            </w:r>
+          </w:p>
+        </w:tc>
+        <w:tc>
+          <w:tcPr>
+            <w:tcW w:w="1800" w:type="dxa"/>
+            <w:vAlign w:val="center"/>
+          </w:tcPr>
+          <w:p>
+            <w:pPr>
+              <w:jc w:val="center"/>
+              <w:rPr>
+                <w:rFonts w:ascii="Times New Roman" w:hAnsi="Times New Roman"/>
+                <w:lang w:val="pt-PT"/>
+              </w:rPr>
+            </w:pPr>
+            <w:r>
+              <w:rPr>
+                <w:rFonts w:ascii="Times New Roman" w:hAnsi="Times New Roman"/>
+                <w:lang w:val="pt-PT"/>
+              </w:rPr>
+              <w:t>3</w:t>
+            </w:r>
+          </w:p>
+        </w:tc>
+        <w:tc>
+          <w:tcPr>
+            <w:tcW w:w="1615" w:type="dxa"/>
+            <w:vAlign w:val="center"/>
+          </w:tcPr>
+          <w:p>
+            <w:pPr>
+              <w:jc w:val="center"/>
+              <w:rPr>
+                <w:rFonts w:ascii="Times New Roman" w:hAnsi="Times New Roman"/>
+                <w:lang w:val="pt-PT"/>
+              </w:rPr>
+            </w:pPr>
+            <w:r>
+              <w:rPr>
+                <w:rFonts w:ascii="Times New Roman" w:hAnsi="Times New Roman"/>
+                <w:lang w:val="pt-PT"/>
+              </w:rPr>
+              <w:t>-</w:t>
+            </w:r>
+          </w:p>
+        </w:tc>
+      </w:tr>
+      <w:tr>
+        <w:tc>
+          <w:tcPr>
+            <w:tcW w:w="5935" w:type="dxa"/>
+          </w:tcPr>
+          <w:p>
+            <w:pPr>
+              <w:rPr>
+                <w:rFonts w:ascii="Times New Roman" w:hAnsi="Times New Roman"/>
+                <w:lang w:val="pt-PT"/>
+              </w:rPr>
+            </w:pPr>
+            <w:r>
+              <w:rPr>
+                <w:rFonts w:ascii="Times New Roman" w:hAnsi="Times New Roman"/>
+                <w:lang w:val="pt-PT"/>
+              </w:rPr>
+              <w:t>B – CRUD de categoria de cursos e produtos</w:t>
+            </w:r>
+          </w:p>
+        </w:tc>
+        <w:tc>
+          <w:tcPr>
+            <w:tcW w:w="1800" w:type="dxa"/>
+            <w:vAlign w:val="center"/>
+          </w:tcPr>
+          <w:p>
+            <w:pPr>
+              <w:jc w:val="center"/>
+              <w:rPr>
+                <w:rFonts w:ascii="Times New Roman" w:hAnsi="Times New Roman"/>
+                <w:lang w:val="pt-PT"/>
+              </w:rPr>
+            </w:pPr>
+            <w:r>
+              <w:rPr>
+                <w:rFonts w:ascii="Times New Roman" w:hAnsi="Times New Roman"/>
+                <w:lang w:val="pt-PT"/>
+              </w:rPr>
+              <w:t>12</w:t>
+            </w:r>
+          </w:p>
+        </w:tc>
+        <w:tc>
+          <w:tcPr>
+            <w:tcW w:w="1615" w:type="dxa"/>
+            <w:vAlign w:val="center"/>
+          </w:tcPr>
+          <w:p>
+            <w:pPr>
+              <w:jc w:val="center"/>
+              <w:rPr>
+                <w:rFonts w:ascii="Times New Roman" w:hAnsi="Times New Roman"/>
+                <w:lang w:val="pt-PT"/>
+              </w:rPr>
+            </w:pPr>
+            <w:r>
+              <w:rPr>
+                <w:rFonts w:ascii="Times New Roman" w:hAnsi="Times New Roman"/>
+                <w:lang w:val="pt-PT"/>
+              </w:rPr>
+              <w:t>A</w:t>
+            </w:r>
+          </w:p>
+        </w:tc>
+      </w:tr>
+      <w:tr>
+        <w:tc>
+          <w:tcPr>
+            <w:tcW w:w="5935" w:type="dxa"/>
+          </w:tcPr>
+          <w:p>
+            <w:pPr>
+              <w:rPr>
+                <w:rFonts w:ascii="Times New Roman" w:hAnsi="Times New Roman"/>
+                <w:lang w:val="pt-PT"/>
+              </w:rPr>
+            </w:pPr>
+            <w:r>
+              <w:rPr>
+                <w:rFonts w:ascii="Times New Roman" w:hAnsi="Times New Roman"/>
+                <w:lang w:val="pt-PT"/>
+              </w:rPr>
+              <w:t>C – Visualizar estatísticas (talvez)</w:t>
+            </w:r>
+          </w:p>
+        </w:tc>
+        <w:tc>
+          <w:tcPr>
+            <w:tcW w:w="1800" w:type="dxa"/>
+            <w:vAlign w:val="center"/>
+          </w:tcPr>
+          <w:p>
+            <w:pPr>
+              <w:jc w:val="center"/>
+              <w:rPr>
+                <w:rFonts w:ascii="Times New Roman" w:hAnsi="Times New Roman"/>
+                <w:lang w:val="pt-PT"/>
+              </w:rPr>
+            </w:pPr>
+            <w:r>
+              <w:rPr>
+                <w:rFonts w:ascii="Times New Roman" w:hAnsi="Times New Roman"/>
+                <w:lang w:val="pt-PT"/>
+              </w:rPr>
+              <w:t>2</w:t>
+            </w:r>
+          </w:p>
+        </w:tc>
+        <w:tc>
+          <w:tcPr>
+            <w:tcW w:w="1615" w:type="dxa"/>
+            <w:vAlign w:val="center"/>
+          </w:tcPr>
+          <w:p>
+            <w:pPr>
+              <w:jc w:val="center"/>
+              <w:rPr>
+                <w:rFonts w:ascii="Times New Roman" w:hAnsi="Times New Roman"/>
+                <w:lang w:val="pt-PT"/>
+              </w:rPr>
+            </w:pPr>
+            <w:r>
+              <w:rPr>
+                <w:rFonts w:ascii="Times New Roman" w:hAnsi="Times New Roman"/>
+                <w:lang w:val="pt-PT"/>
+              </w:rPr>
+              <w:t>A</w:t>
+            </w:r>
+          </w:p>
+        </w:tc>
+      </w:tr>
+    </w:tbl>
+    <w:p>
+      <w:pPr>
+        <w:rPr>
+          <w:rFonts w:ascii="Times New Roman" w:hAnsi="Times New Roman"/>
+          <w:lang w:val="pt-PT"/>
+        </w:rPr>
+      </w:pPr>
+    </w:p>
+    <w:p>
+      <w:pPr>
+        <w:rPr>
+          <w:rFonts w:ascii="Times New Roman" w:hAnsi="Times New Roman"/>
+          <w:lang w:val="pt-PT"/>
+        </w:rPr>
+      </w:pPr>
+    </w:p>
+    <w:p>
+      <w:pPr>
+        <w:rPr>
+          <w:rFonts w:ascii="Times New Roman" w:hAnsi="Times New Roman"/>
+          <w:sz w:val="28"/>
+          <w:szCs w:val="28"/>
+          <w:lang w:val="pt-PT"/>
+        </w:rPr>
+      </w:pPr>
+      <w:r>
+        <w:rPr>
+          <w:rFonts w:ascii="Times New Roman" w:hAnsi="Times New Roman"/>
+          <w:b/>
+          <w:bCs/>
+          <w:sz w:val="28"/>
+          <w:szCs w:val="28"/>
+          <w:lang w:val="pt-PT"/>
+        </w:rPr>
+        <w:t>Dashboard do Profissional</w:t>
+      </w:r>
+      <w:r>
+        <w:rPr>
+          <w:rFonts w:ascii="Times New Roman" w:hAnsi="Times New Roman"/>
+          <w:b/>
+          <w:bCs/>
+          <w:sz w:val="28"/>
+          <w:szCs w:val="28"/>
+          <w:lang w:val="pt-PT"/>
+        </w:rPr>
+        <w:t xml:space="preserve"> </w:t>
+      </w:r>
+      <w:r>
+        <w:rPr>
+          <w:rFonts w:ascii="Times New Roman" w:hAnsi="Times New Roman"/>
+          <w:b/>
+          <w:bCs/>
+          <w:sz w:val="28"/>
+          <w:szCs w:val="28"/>
+          <w:lang w:val="pt-PT"/>
+        </w:rPr>
+        <w:t>(</w:t>
+      </w:r>
+      <w:r>
+        <w:rPr>
+          <w:rFonts w:ascii="Times New Roman" w:hAnsi="Times New Roman"/>
+          <w:sz w:val="28"/>
+          <w:szCs w:val="28"/>
+          <w:lang w:val="pt-PT"/>
+        </w:rPr>
+        <w:t>Previsões</w:t>
+      </w:r>
+      <w:r>
+        <w:rPr>
+          <w:rFonts w:ascii="Times New Roman" w:hAnsi="Times New Roman"/>
+          <w:b/>
+          <w:bCs/>
+          <w:sz w:val="28"/>
+          <w:szCs w:val="28"/>
+          <w:lang w:val="pt-PT"/>
+        </w:rPr>
+        <w:t>):</w:t>
+      </w:r>
+    </w:p>
+    <w:tbl>
+      <w:tblPr>
+        <w:tblStyle w:val="TableGrid"/>
+        <w:tblW w:w="0" w:type="auto"/>
+        <w:tblLook w:val="04A0" w:firstRow="1" w:lastRow="0" w:firstColumn="1" w:lastColumn="0" w:noHBand="0" w:noVBand="1"/>
+      </w:tblPr>
+      <w:tblGrid>
+        <w:gridCol w:w="6008"/>
+        <w:gridCol w:w="1797"/>
+        <w:gridCol w:w="1545"/>
+      </w:tblGrid>
+      <w:tr>
+        <w:tc>
+          <w:tcPr>
+            <w:tcW w:w="6025" w:type="dxa"/>
+          </w:tcPr>
+          <w:p>
+            <w:pPr>
+              <w:rPr>
+                <w:rFonts w:ascii="Times New Roman" w:hAnsi="Times New Roman"/>
+                <w:b/>
+                <w:bCs/>
+                <w:lang w:val="pt-PT"/>
+              </w:rPr>
+            </w:pPr>
+            <w:r>
+              <w:rPr>
+                <w:rFonts w:ascii="Times New Roman" w:hAnsi="Times New Roman"/>
+                <w:b/>
+                <w:bCs/>
+                <w:lang w:val="pt-PT"/>
+              </w:rPr>
+              <w:t xml:space="preserve">Activdades </w:t>
+            </w:r>
+          </w:p>
+        </w:tc>
+        <w:tc>
+          <w:tcPr>
+            <w:tcW w:w="1800" w:type="dxa"/>
+          </w:tcPr>
+          <w:p>
+            <w:pPr>
+              <w:rPr>
+                <w:rFonts w:ascii="Times New Roman" w:hAnsi="Times New Roman"/>
+                <w:b/>
+                <w:bCs/>
+                <w:lang w:val="pt-PT"/>
+              </w:rPr>
+            </w:pPr>
+            <w:r>
+              <w:rPr>
+                <w:rFonts w:ascii="Times New Roman" w:hAnsi="Times New Roman"/>
+                <w:b/>
+                <w:bCs/>
+                <w:lang w:val="pt-PT"/>
+              </w:rPr>
+              <w:t>Duração (Dias)</w:t>
+            </w:r>
+          </w:p>
+        </w:tc>
+        <w:tc>
+          <w:tcPr>
+            <w:tcW w:w="1525" w:type="dxa"/>
+          </w:tcPr>
+          <w:p>
+            <w:pPr>
+              <w:rPr>
+                <w:rFonts w:ascii="Times New Roman" w:hAnsi="Times New Roman"/>
+                <w:b/>
+                <w:bCs/>
+                <w:lang w:val="pt-PT"/>
+              </w:rPr>
+            </w:pPr>
+            <w:r>
+              <w:rPr>
+                <w:rFonts w:ascii="Times New Roman" w:hAnsi="Times New Roman"/>
+                <w:b/>
+                <w:bCs/>
+                <w:lang w:val="pt-PT"/>
+              </w:rPr>
+              <w:t>Precedências</w:t>
+            </w:r>
+          </w:p>
+        </w:tc>
+      </w:tr>
+      <w:tr>
+        <w:tc>
+          <w:tcPr>
+            <w:tcW w:w="6025" w:type="dxa"/>
+          </w:tcPr>
+          <w:p>
+            <w:pPr>
+              <w:rPr>
+                <w:rFonts w:ascii="Times New Roman" w:hAnsi="Times New Roman"/>
+                <w:lang w:val="pt-PT"/>
+              </w:rPr>
+            </w:pPr>
+          </w:p>
+        </w:tc>
+        <w:tc>
+          <w:tcPr>
+            <w:tcW w:w="3325" w:type="dxa"/>
+            <w:gridSpan w:val="2"/>
+            <w:vAlign w:val="center"/>
+          </w:tcPr>
+          <w:p>
+            <w:pPr>
+              <w:jc w:val="center"/>
+              <w:rPr>
+                <w:rFonts w:ascii="Times New Roman" w:hAnsi="Times New Roman"/>
+                <w:lang w:val="pt-PT"/>
+              </w:rPr>
+            </w:pPr>
+            <w:r>
+              <w:rPr>
+                <w:rFonts w:ascii="Times New Roman" w:hAnsi="Times New Roman"/>
+                <w:lang w:val="pt-PT"/>
+              </w:rPr>
+              <w:t>1</w:t>
+            </w:r>
+            <w:r>
+              <w:rPr>
+                <w:rFonts w:ascii="Times New Roman" w:hAnsi="Times New Roman"/>
+                <w:lang w:val="pt-PT"/>
+              </w:rPr>
+              <w:t>5</w:t>
+            </w:r>
+            <w:r>
+              <w:rPr>
+                <w:rFonts w:ascii="Times New Roman" w:hAnsi="Times New Roman"/>
+                <w:lang w:val="pt-PT"/>
+              </w:rPr>
+              <w:t xml:space="preserve"> Dias</w:t>
+            </w:r>
+          </w:p>
+        </w:tc>
+      </w:tr>
+      <w:tr>
+        <w:tc>
+          <w:tcPr>
+            <w:tcW w:w="6025" w:type="dxa"/>
+          </w:tcPr>
+          <w:p>
+            <w:pPr>
+              <w:rPr>
+                <w:rFonts w:ascii="Times New Roman" w:hAnsi="Times New Roman"/>
+                <w:lang w:val="pt-PT"/>
+              </w:rPr>
+            </w:pPr>
+            <w:r>
+              <w:rPr>
+                <w:rFonts w:ascii="Times New Roman" w:hAnsi="Times New Roman"/>
+                <w:lang w:val="pt-PT"/>
+              </w:rPr>
+              <w:t>A - Solicitação de cadastro</w:t>
+            </w:r>
+          </w:p>
+        </w:tc>
+        <w:tc>
+          <w:tcPr>
+            <w:tcW w:w="1800" w:type="dxa"/>
+            <w:vAlign w:val="center"/>
+          </w:tcPr>
+          <w:p>
+            <w:pPr>
+              <w:jc w:val="center"/>
+              <w:rPr>
+                <w:rFonts w:ascii="Times New Roman" w:hAnsi="Times New Roman"/>
+                <w:lang w:val="pt-PT"/>
+              </w:rPr>
+            </w:pPr>
+            <w:r>
+              <w:rPr>
+                <w:rFonts w:ascii="Times New Roman" w:hAnsi="Times New Roman"/>
+                <w:lang w:val="pt-PT"/>
+              </w:rPr>
+              <w:t>3</w:t>
+            </w:r>
+          </w:p>
+        </w:tc>
+        <w:tc>
+          <w:tcPr>
+            <w:tcW w:w="1525" w:type="dxa"/>
+            <w:vAlign w:val="center"/>
+          </w:tcPr>
+          <w:p>
+            <w:pPr>
+              <w:jc w:val="center"/>
+              <w:rPr>
+                <w:rFonts w:ascii="Times New Roman" w:hAnsi="Times New Roman"/>
+                <w:lang w:val="pt-PT"/>
+              </w:rPr>
+            </w:pPr>
+            <w:r>
+              <w:rPr>
+                <w:rFonts w:ascii="Times New Roman" w:hAnsi="Times New Roman"/>
+                <w:lang w:val="pt-PT"/>
+              </w:rPr>
+              <w:t>-</w:t>
+            </w:r>
+          </w:p>
+        </w:tc>
+      </w:tr>
+      <w:tr>
+        <w:tc>
+          <w:tcPr>
+            <w:tcW w:w="6025" w:type="dxa"/>
+          </w:tcPr>
+          <w:p>
+            <w:pPr>
+              <w:rPr>
+                <w:rFonts w:ascii="Times New Roman" w:hAnsi="Times New Roman"/>
+                <w:lang w:val="pt-PT"/>
+              </w:rPr>
+            </w:pPr>
+            <w:r>
+              <w:rPr>
+                <w:rFonts w:ascii="Times New Roman" w:hAnsi="Times New Roman"/>
+                <w:lang w:val="pt-PT"/>
+              </w:rPr>
+              <w:t>B - CRUD de cursos e produtos</w:t>
+            </w:r>
+          </w:p>
+        </w:tc>
+        <w:tc>
+          <w:tcPr>
+            <w:tcW w:w="1800" w:type="dxa"/>
+            <w:vAlign w:val="center"/>
+          </w:tcPr>
+          <w:p>
+            <w:pPr>
+              <w:jc w:val="center"/>
+              <w:rPr>
+                <w:rFonts w:ascii="Times New Roman" w:hAnsi="Times New Roman"/>
+                <w:lang w:val="pt-PT"/>
+              </w:rPr>
+            </w:pPr>
+            <w:r>
+              <w:rPr>
+                <w:rFonts w:ascii="Times New Roman" w:hAnsi="Times New Roman"/>
+                <w:lang w:val="pt-PT"/>
+              </w:rPr>
+              <w:t>1</w:t>
+            </w:r>
+            <w:r>
+              <w:rPr>
+                <w:rFonts w:ascii="Times New Roman" w:hAnsi="Times New Roman"/>
+                <w:lang w:val="pt-PT"/>
+              </w:rPr>
+              <w:t>2</w:t>
+            </w:r>
+          </w:p>
+        </w:tc>
+        <w:tc>
+          <w:tcPr>
+            <w:tcW w:w="1525" w:type="dxa"/>
+            <w:vAlign w:val="center"/>
+          </w:tcPr>
+          <w:p>
+            <w:pPr>
+              <w:jc w:val="center"/>
+              <w:rPr>
+                <w:rFonts w:ascii="Times New Roman" w:hAnsi="Times New Roman"/>
+                <w:lang w:val="pt-PT"/>
+              </w:rPr>
+            </w:pPr>
+            <w:r>
+              <w:rPr>
+                <w:rFonts w:ascii="Times New Roman" w:hAnsi="Times New Roman"/>
+                <w:lang w:val="pt-PT"/>
+              </w:rPr>
+              <w:t>A</w:t>
+            </w:r>
+          </w:p>
+        </w:tc>
+      </w:tr>
+      <w:tr>
+        <w:tc>
+          <w:tcPr>
+            <w:tcW w:w="6025" w:type="dxa"/>
+          </w:tcPr>
+          <w:p>
+            <w:pPr>
+              <w:rPr>
+                <w:rFonts w:ascii="Times New Roman" w:hAnsi="Times New Roman"/>
+                <w:lang w:val="pt-PT"/>
+              </w:rPr>
+            </w:pPr>
+            <w:r>
+              <w:rPr>
+                <w:rFonts w:ascii="Times New Roman" w:hAnsi="Times New Roman"/>
+                <w:lang w:val="pt-PT"/>
+              </w:rPr>
+              <w:t xml:space="preserve">C - </w:t>
+            </w:r>
+            <w:r>
+              <w:rPr>
+                <w:rFonts w:ascii="Times New Roman" w:hAnsi="Times New Roman" w:cs="Times New Roman"/>
+                <w:lang w:val="pt-PT"/>
+              </w:rPr>
+              <w:t>Visualização de compradores dos seus cursos/produtos</w:t>
+            </w:r>
+          </w:p>
+        </w:tc>
+        <w:tc>
+          <w:tcPr>
+            <w:tcW w:w="1800" w:type="dxa"/>
+            <w:vAlign w:val="center"/>
+          </w:tcPr>
+          <w:p>
+            <w:pPr>
+              <w:jc w:val="center"/>
+              <w:rPr>
+                <w:rFonts w:ascii="Times New Roman" w:hAnsi="Times New Roman"/>
+                <w:lang w:val="pt-PT"/>
+              </w:rPr>
+            </w:pPr>
+            <w:r>
+              <w:rPr>
+                <w:rFonts w:ascii="Times New Roman" w:hAnsi="Times New Roman"/>
+                <w:lang w:val="pt-PT"/>
+              </w:rPr>
+              <w:t>2</w:t>
+            </w:r>
+          </w:p>
+        </w:tc>
+        <w:tc>
+          <w:tcPr>
+            <w:tcW w:w="1525" w:type="dxa"/>
+            <w:vAlign w:val="center"/>
+          </w:tcPr>
+          <w:p>
+            <w:pPr>
+              <w:jc w:val="center"/>
+              <w:rPr>
+                <w:rFonts w:ascii="Times New Roman" w:hAnsi="Times New Roman"/>
+                <w:lang w:val="pt-PT"/>
+              </w:rPr>
+            </w:pPr>
+            <w:r>
+              <w:rPr>
+                <w:rFonts w:ascii="Times New Roman" w:hAnsi="Times New Roman"/>
+                <w:lang w:val="pt-PT"/>
+              </w:rPr>
+              <w:t>A</w:t>
+            </w:r>
+          </w:p>
+        </w:tc>
+      </w:tr>
+    </w:tbl>
+    <w:p>
+      <w:pPr>
+        <w:rPr>
+          <w:rFonts w:ascii="Times New Roman" w:hAnsi="Times New Roman"/>
+          <w:lang w:val="pt-PT"/>
+        </w:rPr>
+      </w:pPr>
+    </w:p>
+    <w:p>
+      <w:pPr>
+        <w:rPr>
+          <w:rFonts w:ascii="Times New Roman" w:hAnsi="Times New Roman"/>
+          <w:sz w:val="28"/>
+          <w:szCs w:val="28"/>
+          <w:lang w:val="pt-PT"/>
+        </w:rPr>
+      </w:pPr>
+      <w:r>
+        <w:rPr>
+          <w:rFonts w:ascii="Times New Roman" w:hAnsi="Times New Roman"/>
+          <w:b/>
+          <w:bCs/>
+          <w:sz w:val="28"/>
+          <w:szCs w:val="28"/>
+          <w:lang w:val="pt-PT"/>
+        </w:rPr>
+        <w:t>Dashboard do Usuário (</w:t>
+      </w:r>
+      <w:r>
+        <w:rPr>
+          <w:rFonts w:ascii="Times New Roman" w:hAnsi="Times New Roman"/>
+          <w:sz w:val="28"/>
+          <w:szCs w:val="28"/>
+          <w:lang w:val="pt-PT"/>
+        </w:rPr>
+        <w:t>Previsões</w:t>
+      </w:r>
+      <w:r>
+        <w:rPr>
+          <w:rFonts w:ascii="Times New Roman" w:hAnsi="Times New Roman"/>
+          <w:b/>
+          <w:bCs/>
+          <w:sz w:val="28"/>
+          <w:szCs w:val="28"/>
+          <w:lang w:val="pt-PT"/>
+        </w:rPr>
+        <w:t>):</w:t>
+      </w:r>
+    </w:p>
+    <w:tbl>
+      <w:tblPr>
+        <w:tblStyle w:val="TableGrid"/>
+        <w:tblW w:w="0" w:type="auto"/>
+        <w:tblLook w:val="04A0" w:firstRow="1" w:lastRow="0" w:firstColumn="1" w:lastColumn="0" w:noHBand="0" w:noVBand="1"/>
+      </w:tblPr>
+      <w:tblGrid>
+        <w:gridCol w:w="6025"/>
+        <w:gridCol w:w="1780"/>
+        <w:gridCol w:w="1545"/>
+      </w:tblGrid>
+      <w:tr>
+        <w:tc>
+          <w:tcPr>
+            <w:tcW w:w="6025" w:type="dxa"/>
+          </w:tcPr>
+          <w:p>
+            <w:pPr>
+              <w:rPr>
+                <w:rFonts w:ascii="Times New Roman" w:hAnsi="Times New Roman"/>
+                <w:b/>
+                <w:bCs/>
+                <w:lang w:val="pt-PT"/>
+              </w:rPr>
+            </w:pPr>
+            <w:r>
+              <w:rPr>
+                <w:rFonts w:ascii="Times New Roman" w:hAnsi="Times New Roman"/>
+                <w:b/>
+                <w:bCs/>
+                <w:lang w:val="pt-PT"/>
+              </w:rPr>
+              <w:t xml:space="preserve">Activdades </w:t>
+            </w:r>
+          </w:p>
+        </w:tc>
+        <w:tc>
+          <w:tcPr>
+            <w:tcW w:w="1780" w:type="dxa"/>
+          </w:tcPr>
+          <w:p>
+            <w:pPr>
+              <w:rPr>
+                <w:rFonts w:ascii="Times New Roman" w:hAnsi="Times New Roman"/>
+                <w:b/>
+                <w:bCs/>
+                <w:lang w:val="pt-PT"/>
+              </w:rPr>
+            </w:pPr>
+            <w:r>
+              <w:rPr>
+                <w:rFonts w:ascii="Times New Roman" w:hAnsi="Times New Roman"/>
+                <w:b/>
+                <w:bCs/>
+                <w:lang w:val="pt-PT"/>
+              </w:rPr>
+              <w:t>Duração (Dias)</w:t>
+            </w:r>
+          </w:p>
+        </w:tc>
+        <w:tc>
+          <w:tcPr>
+            <w:tcW w:w="1545" w:type="dxa"/>
+          </w:tcPr>
+          <w:p>
+            <w:pPr>
+              <w:rPr>
+                <w:rFonts w:ascii="Times New Roman" w:hAnsi="Times New Roman"/>
+                <w:b/>
+                <w:bCs/>
+                <w:lang w:val="pt-PT"/>
+              </w:rPr>
+            </w:pPr>
+            <w:r>
+              <w:rPr>
+                <w:rFonts w:ascii="Times New Roman" w:hAnsi="Times New Roman"/>
+                <w:b/>
+                <w:bCs/>
+                <w:lang w:val="pt-PT"/>
+              </w:rPr>
+              <w:t>Precedências</w:t>
+            </w:r>
+          </w:p>
+        </w:tc>
+      </w:tr>
+      <w:tr>
+        <w:tc>
+          <w:tcPr>
+            <w:tcW w:w="6025" w:type="dxa"/>
+          </w:tcPr>
+          <w:p>
+            <w:pPr>
+              <w:rPr>
+                <w:rFonts w:ascii="Times New Roman" w:hAnsi="Times New Roman"/>
+                <w:lang w:val="pt-PT"/>
+              </w:rPr>
+            </w:pPr>
+          </w:p>
+        </w:tc>
+        <w:tc>
+          <w:tcPr>
+            <w:tcW w:w="3325" w:type="dxa"/>
+            <w:gridSpan w:val="2"/>
+            <w:vAlign w:val="center"/>
+          </w:tcPr>
+          <w:p>
+            <w:pPr>
+              <w:jc w:val="center"/>
+              <w:rPr>
+                <w:rFonts w:ascii="Times New Roman" w:hAnsi="Times New Roman"/>
+                <w:lang w:val="pt-PT"/>
+              </w:rPr>
+            </w:pPr>
+            <w:r>
+              <w:rPr>
+                <w:rFonts w:ascii="Times New Roman" w:hAnsi="Times New Roman"/>
+                <w:lang w:val="pt-PT"/>
+              </w:rPr>
+              <w:t>15 Dias</w:t>
+            </w:r>
+          </w:p>
+        </w:tc>
+      </w:tr>
+      <w:tr>
+        <w:tc>
+          <w:tcPr>
+            <w:tcW w:w="6025" w:type="dxa"/>
+          </w:tcPr>
+          <w:p>
+            <w:pPr>
+              <w:rPr>
+                <w:rFonts w:ascii="Times New Roman" w:hAnsi="Times New Roman"/>
+                <w:lang w:val="pt-PT"/>
+              </w:rPr>
+            </w:pPr>
+            <w:r>
+              <w:rPr>
+                <w:rFonts w:ascii="Times New Roman" w:hAnsi="Times New Roman"/>
+                <w:lang w:val="pt-PT"/>
+              </w:rPr>
+              <w:t>A - Visualização de cursos e produtos</w:t>
+            </w:r>
+          </w:p>
+        </w:tc>
+        <w:tc>
+          <w:tcPr>
+            <w:tcW w:w="1780" w:type="dxa"/>
+            <w:vAlign w:val="center"/>
+          </w:tcPr>
+          <w:p>
+            <w:pPr>
+              <w:jc w:val="center"/>
+              <w:rPr>
+                <w:rFonts w:ascii="Times New Roman" w:hAnsi="Times New Roman"/>
+                <w:lang w:val="pt-PT"/>
+              </w:rPr>
+            </w:pPr>
+            <w:r>
+              <w:rPr>
+                <w:rFonts w:ascii="Times New Roman" w:hAnsi="Times New Roman"/>
+                <w:lang w:val="pt-PT"/>
+              </w:rPr>
+              <w:t>3</w:t>
+            </w:r>
+          </w:p>
+        </w:tc>
+        <w:tc>
+          <w:tcPr>
+            <w:tcW w:w="1545" w:type="dxa"/>
+            <w:vAlign w:val="center"/>
+          </w:tcPr>
+          <w:p>
+            <w:pPr>
+              <w:jc w:val="center"/>
+              <w:rPr>
+                <w:rFonts w:ascii="Times New Roman" w:hAnsi="Times New Roman"/>
+                <w:lang w:val="pt-PT"/>
+              </w:rPr>
+            </w:pPr>
+            <w:r>
+              <w:rPr>
+                <w:rFonts w:ascii="Times New Roman" w:hAnsi="Times New Roman"/>
+                <w:lang w:val="pt-PT"/>
+              </w:rPr>
+              <w:t>-</w:t>
+            </w:r>
+          </w:p>
+        </w:tc>
+      </w:tr>
+      <w:tr>
+        <w:tc>
+          <w:tcPr>
+            <w:tcW w:w="6025" w:type="dxa"/>
+          </w:tcPr>
+          <w:p>
+            <w:pPr>
+              <w:rPr>
+                <w:rFonts w:ascii="Times New Roman" w:hAnsi="Times New Roman"/>
+                <w:lang w:val="pt-PT"/>
+              </w:rPr>
+            </w:pPr>
+            <w:r>
+              <w:rPr>
+                <w:rFonts w:ascii="Times New Roman" w:hAnsi="Times New Roman"/>
+                <w:lang w:val="pt-PT"/>
+              </w:rPr>
+              <w:t>B - Compra de cursos/produtos</w:t>
+            </w:r>
+          </w:p>
+        </w:tc>
+        <w:tc>
+          <w:tcPr>
+            <w:tcW w:w="1780" w:type="dxa"/>
+            <w:vAlign w:val="center"/>
+          </w:tcPr>
+          <w:p>
+            <w:pPr>
+              <w:jc w:val="center"/>
+              <w:rPr>
+                <w:rFonts w:ascii="Times New Roman" w:hAnsi="Times New Roman"/>
+                <w:lang w:val="pt-PT"/>
+              </w:rPr>
+            </w:pPr>
+            <w:r>
+              <w:rPr>
+                <w:rFonts w:ascii="Times New Roman" w:hAnsi="Times New Roman"/>
+                <w:lang w:val="pt-PT"/>
+              </w:rPr>
+              <w:t>3</w:t>
+            </w:r>
+          </w:p>
+        </w:tc>
+        <w:tc>
+          <w:tcPr>
+            <w:tcW w:w="1545" w:type="dxa"/>
+            <w:vAlign w:val="center"/>
+          </w:tcPr>
+          <w:p>
+            <w:pPr>
+              <w:jc w:val="center"/>
+              <w:rPr>
+                <w:rFonts w:ascii="Times New Roman" w:hAnsi="Times New Roman"/>
+                <w:lang w:val="pt-PT"/>
+              </w:rPr>
+            </w:pPr>
+            <w:r>
+              <w:rPr>
+                <w:rFonts w:ascii="Times New Roman" w:hAnsi="Times New Roman"/>
+                <w:lang w:val="pt-PT"/>
+              </w:rPr>
+              <w:t>A</w:t>
+            </w:r>
+          </w:p>
+        </w:tc>
+      </w:tr>
+      <w:tr>
+        <w:tc>
+          <w:tcPr>
+            <w:tcW w:w="6025" w:type="dxa"/>
+          </w:tcPr>
+          <w:p>
+            <w:pPr>
+              <w:rPr>
+                <w:rFonts w:ascii="Times New Roman" w:hAnsi="Times New Roman"/>
+                <w:lang w:val="pt-PT"/>
+              </w:rPr>
+            </w:pPr>
+            <w:r>
+              <w:rPr>
+                <w:rFonts w:ascii="Times New Roman" w:hAnsi="Times New Roman"/>
+                <w:lang w:val="pt-PT"/>
+              </w:rPr>
+              <w:t>C - Adição de cursos/produtos a lista de desejos</w:t>
+            </w:r>
+          </w:p>
+        </w:tc>
+        <w:tc>
+          <w:tcPr>
+            <w:tcW w:w="1780" w:type="dxa"/>
+            <w:vAlign w:val="center"/>
+          </w:tcPr>
+          <w:p>
+            <w:pPr>
+              <w:jc w:val="center"/>
+              <w:rPr>
+                <w:rFonts w:ascii="Times New Roman" w:hAnsi="Times New Roman"/>
+                <w:lang w:val="pt-PT"/>
+              </w:rPr>
+            </w:pPr>
+            <w:r>
+              <w:rPr>
+                <w:rFonts w:ascii="Times New Roman" w:hAnsi="Times New Roman"/>
+                <w:lang w:val="pt-PT"/>
+              </w:rPr>
+              <w:t>2</w:t>
+            </w:r>
+          </w:p>
+        </w:tc>
+        <w:tc>
+          <w:tcPr>
+            <w:tcW w:w="1545" w:type="dxa"/>
+            <w:vAlign w:val="center"/>
+          </w:tcPr>
+          <w:p>
+            <w:pPr>
+              <w:jc w:val="center"/>
+              <w:rPr>
+                <w:rFonts w:ascii="Times New Roman" w:hAnsi="Times New Roman"/>
+                <w:lang w:val="pt-PT"/>
+              </w:rPr>
+            </w:pPr>
+            <w:r>
+              <w:rPr>
+                <w:rFonts w:ascii="Times New Roman" w:hAnsi="Times New Roman"/>
+                <w:lang w:val="pt-PT"/>
+              </w:rPr>
+              <w:t>A</w:t>
+            </w:r>
+          </w:p>
+        </w:tc>
+      </w:tr>
+      <w:tr>
+        <w:tc>
+          <w:tcPr>
+            <w:tcW w:w="6025" w:type="dxa"/>
+          </w:tcPr>
+          <w:p>
+            <w:pPr>
+              <w:rPr>
+                <w:rFonts w:ascii="Times New Roman" w:hAnsi="Times New Roman"/>
+                <w:lang w:val="pt-PT"/>
+              </w:rPr>
+            </w:pPr>
+            <w:r>
+              <w:rPr>
+                <w:rFonts w:ascii="Times New Roman" w:hAnsi="Times New Roman"/>
+                <w:lang w:val="pt-PT"/>
+              </w:rPr>
+              <w:t>D - Avaliação de cursos, produtos e profissionais</w:t>
+            </w:r>
+          </w:p>
+        </w:tc>
+        <w:tc>
+          <w:tcPr>
+            <w:tcW w:w="1780" w:type="dxa"/>
+            <w:vAlign w:val="center"/>
+          </w:tcPr>
+          <w:p>
+            <w:pPr>
+              <w:jc w:val="center"/>
+              <w:rPr>
+                <w:rFonts w:ascii="Times New Roman" w:hAnsi="Times New Roman"/>
+                <w:lang w:val="pt-PT"/>
+              </w:rPr>
+            </w:pPr>
+            <w:r>
+              <w:rPr>
+                <w:rFonts w:ascii="Times New Roman" w:hAnsi="Times New Roman"/>
+                <w:lang w:val="pt-PT"/>
+              </w:rPr>
+              <w:t>7</w:t>
+            </w:r>
+          </w:p>
+        </w:tc>
+        <w:tc>
+          <w:tcPr>
+            <w:tcW w:w="1545" w:type="dxa"/>
+            <w:vAlign w:val="center"/>
+          </w:tcPr>
+          <w:p>
+            <w:pPr>
+              <w:jc w:val="center"/>
+              <w:rPr>
+                <w:rFonts w:ascii="Times New Roman" w:hAnsi="Times New Roman"/>
+                <w:lang w:val="pt-PT"/>
+              </w:rPr>
+            </w:pPr>
+            <w:r>
+              <w:rPr>
+                <w:rFonts w:ascii="Times New Roman" w:hAnsi="Times New Roman"/>
+                <w:lang w:val="pt-PT"/>
+              </w:rPr>
+              <w:t>B</w:t>
+            </w:r>
+          </w:p>
+        </w:tc>
+      </w:tr>
+      <w:tr>
+        <w:tc>
+          <w:tcPr>
+            <w:tcW w:w="6025" w:type="dxa"/>
+          </w:tcPr>
+          <w:p>
+            <w:pPr>
+              <w:rPr>
+                <w:rFonts w:ascii="Times New Roman" w:hAnsi="Times New Roman"/>
+                <w:lang w:val="pt-PT"/>
+              </w:rPr>
+            </w:pPr>
+            <w:r>
+              <w:rPr>
+                <w:rFonts w:ascii="Times New Roman" w:hAnsi="Times New Roman"/>
+                <w:lang w:val="pt-PT"/>
+              </w:rPr>
+              <w:t>E - Visualização de perfil dos profissionais</w:t>
+            </w:r>
+          </w:p>
+        </w:tc>
+        <w:tc>
+          <w:tcPr>
+            <w:tcW w:w="1780" w:type="dxa"/>
+            <w:vAlign w:val="center"/>
+          </w:tcPr>
+          <w:p>
+            <w:pPr>
+              <w:jc w:val="center"/>
+              <w:rPr>
+                <w:rFonts w:ascii="Times New Roman" w:hAnsi="Times New Roman"/>
+                <w:lang w:val="pt-PT"/>
+              </w:rPr>
+            </w:pPr>
+            <w:r>
+              <w:rPr>
+                <w:rFonts w:ascii="Times New Roman" w:hAnsi="Times New Roman"/>
+                <w:lang w:val="pt-PT"/>
+              </w:rPr>
+              <w:t>2</w:t>
+            </w:r>
+          </w:p>
+        </w:tc>
+        <w:tc>
+          <w:tcPr>
+            <w:tcW w:w="1545" w:type="dxa"/>
+            <w:vAlign w:val="center"/>
+          </w:tcPr>
+          <w:p>
+            <w:pPr>
+              <w:jc w:val="center"/>
+              <w:rPr>
+                <w:rFonts w:ascii="Times New Roman" w:hAnsi="Times New Roman"/>
+                <w:lang w:val="pt-PT"/>
+              </w:rPr>
+            </w:pPr>
+            <w:r>
+              <w:rPr>
+                <w:rFonts w:ascii="Times New Roman" w:hAnsi="Times New Roman"/>
+                <w:lang w:val="pt-PT"/>
+              </w:rPr>
+              <w:t>D</w:t>
+            </w:r>
+          </w:p>
+        </w:tc>
+      </w:tr>
+    </w:tbl>
+    <w:p>
+      <w:pPr>
+        <w:rPr>
+          <w:rFonts w:ascii="Times New Roman" w:hAnsi="Times New Roman"/>
+          <w:lang w:val="pt-PT"/>
+        </w:rPr>
+      </w:pPr>
+    </w:p>
+    <w:p>
+      <w:pPr>
+        <w:rPr>
+          <w:rFonts w:ascii="Times New Roman" w:hAnsi="Times New Roman"/>
+          <w:b/>
+          <w:bCs/>
+          <w:sz w:val="28"/>
+          <w:szCs w:val="28"/>
+          <w:lang w:val="pt-PT"/>
+        </w:rPr>
+      </w:pPr>
+    </w:p>
+    <w:p>
+      <w:pPr>
+        <w:rPr>
+          <w:rFonts w:ascii="Times New Roman" w:hAnsi="Times New Roman"/>
+          <w:b/>
+          <w:bCs/>
+          <w:sz w:val="28"/>
+          <w:szCs w:val="28"/>
+          <w:lang w:val="pt-PT"/>
+        </w:rPr>
+      </w:pPr>
+    </w:p>
+    <w:p>
+      <w:pPr>
+        <w:rPr>
+          <w:rFonts w:ascii="Times New Roman" w:hAnsi="Times New Roman"/>
+          <w:b/>
+          <w:bCs/>
+          <w:sz w:val="28"/>
+          <w:szCs w:val="28"/>
+          <w:lang w:val="pt-PT"/>
+        </w:rPr>
+      </w:pPr>
+    </w:p>
+    <w:p>
+      <w:pPr>
+        <w:rPr>
+          <w:rFonts w:ascii="Times New Roman" w:hAnsi="Times New Roman"/>
+          <w:b/>
+          <w:bCs/>
+          <w:sz w:val="28"/>
+          <w:szCs w:val="28"/>
+          <w:lang w:val="pt-PT"/>
+        </w:rPr>
+      </w:pPr>
+    </w:p>
+    <w:p>
+      <w:pPr>
+        <w:rPr>
+          <w:rFonts w:ascii="Times New Roman" w:hAnsi="Times New Roman"/>
+          <w:b/>
+          <w:bCs/>
+          <w:sz w:val="28"/>
+          <w:szCs w:val="28"/>
+          <w:lang w:val="pt-PT"/>
+        </w:rPr>
+      </w:pPr>
+    </w:p>
+    <w:p>
+      <w:pPr>
+        <w:rPr>
+          <w:rFonts w:ascii="Times New Roman" w:hAnsi="Times New Roman"/>
+          <w:b/>
+          <w:bCs/>
+          <w:sz w:val="28"/>
+          <w:szCs w:val="28"/>
+          <w:lang w:val="pt-PT"/>
+        </w:rPr>
+      </w:pPr>
+    </w:p>
+    <w:p>
+      <w:pPr>
+        <w:rPr>
+          <w:rFonts w:ascii="Times New Roman" w:hAnsi="Times New Roman"/>
+          <w:b/>
+          <w:bCs/>
+          <w:sz w:val="28"/>
+          <w:szCs w:val="28"/>
+          <w:lang w:val="pt-PT"/>
+        </w:rPr>
+      </w:pPr>
+    </w:p>
+    <w:p>
+      <w:pPr>
+        <w:rPr>
+          <w:rFonts w:ascii="Times New Roman" w:hAnsi="Times New Roman"/>
+          <w:b/>
+          <w:bCs/>
+          <w:sz w:val="28"/>
+          <w:szCs w:val="28"/>
+          <w:lang w:val="pt-PT"/>
+        </w:rPr>
+      </w:pPr>
+    </w:p>
+    <w:p>
+      <w:pPr>
+        <w:rPr>
+          <w:rFonts w:ascii="Times New Roman" w:hAnsi="Times New Roman"/>
+          <w:b/>
+          <w:bCs/>
+          <w:sz w:val="28"/>
+          <w:szCs w:val="28"/>
+          <w:lang w:val="pt-PT"/>
+        </w:rPr>
+      </w:pPr>
+    </w:p>
+    <w:tbl>
+      <w:tblPr>
+        <w:tblStyle w:val="TableGrid"/>
+        <w:tblW w:w="0" w:type="auto"/>
+        <w:tblLook w:val="04A0" w:firstRow="1" w:lastRow="0" w:firstColumn="1" w:lastColumn="0" w:noHBand="0" w:noVBand="1"/>
+      </w:tblPr>
+      <w:tblGrid>
+        <w:gridCol w:w="985"/>
+        <w:gridCol w:w="8365"/>
+      </w:tblGrid>
+      <w:tr>
+        <w:tc>
+          <w:tcPr>
+            <w:tcW w:w="9350" w:type="dxa"/>
+            <w:gridSpan w:val="2"/>
+          </w:tcPr>
+          <w:p>
+            <w:pPr>
+              <w:rPr>
+                <w:rFonts w:ascii="Times New Roman" w:hAnsi="Times New Roman"/>
+                <w:b/>
+                <w:bCs/>
+                <w:sz w:val="28"/>
+                <w:szCs w:val="28"/>
+                <w:lang w:val="pt-PT"/>
+              </w:rPr>
+            </w:pPr>
+            <w:r>
+              <w:rPr>
+                <w:rFonts w:ascii="Times New Roman" w:hAnsi="Times New Roman"/>
+                <w:b/>
+                <w:bCs/>
+                <w:sz w:val="28"/>
+                <w:szCs w:val="28"/>
+                <w:lang w:val="pt-PT"/>
+              </w:rPr>
+              <w:t>Regras de Negócios</w:t>
+            </w:r>
+          </w:p>
+        </w:tc>
+      </w:tr>
+      <w:tr>
+        <w:tc>
+          <w:tcPr>
+            <w:tcW w:w="985" w:type="dxa"/>
+          </w:tcPr>
+          <w:p>
+            <w:pPr>
+              <w:rPr>
+                <w:rFonts w:ascii="Times New Roman" w:hAnsi="Times New Roman"/>
+                <w:b/>
+                <w:bCs/>
+                <w:lang w:val="pt-PT"/>
+              </w:rPr>
+            </w:pPr>
+            <w:r>
+              <w:rPr>
+                <w:rFonts w:ascii="Times New Roman" w:hAnsi="Times New Roman"/>
+                <w:b/>
+                <w:bCs/>
+                <w:lang w:val="pt-PT"/>
+              </w:rPr>
+              <w:t>RN01</w:t>
+            </w:r>
+          </w:p>
+        </w:tc>
+        <w:tc>
+          <w:tcPr>
+            <w:tcW w:w="8365" w:type="dxa"/>
+          </w:tcPr>
+          <w:p>
+            <w:pPr>
+              <w:rPr>
+                <w:rFonts w:ascii="Times New Roman" w:hAnsi="Times New Roman"/>
+                <w:szCs w:val="28"/>
+                <w:lang w:val="pt-PT"/>
+              </w:rPr>
+            </w:pPr>
+            <w:r>
+              <w:rPr>
+                <w:rFonts w:ascii="Times New Roman" w:hAnsi="Times New Roman"/>
+                <w:lang w:val="pt-PT"/>
+              </w:rPr>
+              <w:t>Para acessar cursos, comprar produtos ou contratar serviços, o usuário deve estar cadastrado no sistema.</w:t>
+            </w:r>
+          </w:p>
+          <w:p>
+            <w:pPr>
+              <w:rPr>
+                <w:rFonts w:ascii="Times New Roman" w:hAnsi="Times New Roman"/>
+                <w:szCs w:val="28"/>
+                <w:lang w:val="pt-PT"/>
+              </w:rPr>
+            </w:pPr>
+          </w:p>
+        </w:tc>
+      </w:tr>
+      <w:tr>
+        <w:tc>
+          <w:tcPr>
+            <w:tcW w:w="985" w:type="dxa"/>
+          </w:tcPr>
+          <w:p>
+            <w:pPr>
+              <w:rPr>
+                <w:rFonts w:ascii="Times New Roman" w:hAnsi="Times New Roman"/>
+                <w:b/>
+                <w:bCs/>
+                <w:lang w:val="pt-PT"/>
+              </w:rPr>
+            </w:pPr>
+            <w:r>
+              <w:rPr>
+                <w:rFonts w:ascii="Times New Roman" w:hAnsi="Times New Roman"/>
+                <w:b/>
+                <w:bCs/>
+                <w:lang w:val="pt-PT"/>
+              </w:rPr>
+              <w:t>RN02</w:t>
+            </w:r>
+          </w:p>
+        </w:tc>
+        <w:tc>
+          <w:tcPr>
+            <w:tcW w:w="8365" w:type="dxa"/>
+          </w:tcPr>
+          <w:p>
+            <w:pPr>
+              <w:rPr>
+                <w:rFonts w:ascii="Times New Roman" w:hAnsi="Times New Roman"/>
+                <w:szCs w:val="28"/>
+                <w:lang w:val="pt-PT"/>
+              </w:rPr>
+            </w:pPr>
+            <w:r>
+              <w:rPr>
+                <w:rFonts w:ascii="Times New Roman" w:hAnsi="Times New Roman"/>
+                <w:szCs w:val="28"/>
+                <w:lang w:val="pt-PT"/>
+              </w:rPr>
+              <w:t>O usuário só pode ativar a conta após confirmar o email.</w:t>
+            </w:r>
+          </w:p>
+        </w:tc>
+      </w:tr>
+      <w:tr>
+        <w:tc>
+          <w:tcPr>
+            <w:tcW w:w="985" w:type="dxa"/>
+          </w:tcPr>
+          <w:p>
+            <w:pPr>
+              <w:rPr>
+                <w:rFonts w:ascii="Times New Roman" w:hAnsi="Times New Roman"/>
+                <w:b/>
+                <w:bCs/>
+                <w:lang w:val="pt-PT"/>
+              </w:rPr>
+            </w:pPr>
+            <w:r>
+              <w:rPr>
+                <w:rFonts w:ascii="Times New Roman" w:hAnsi="Times New Roman"/>
+                <w:b/>
+                <w:bCs/>
+                <w:lang w:val="pt-PT"/>
+              </w:rPr>
+              <w:t>RN03</w:t>
+            </w:r>
+          </w:p>
+        </w:tc>
+        <w:tc>
+          <w:tcPr>
+            <w:tcW w:w="8365" w:type="dxa"/>
+          </w:tcPr>
+          <w:p>
+            <w:pPr>
+              <w:rPr>
+                <w:rFonts w:ascii="Times New Roman" w:hAnsi="Times New Roman"/>
+                <w:szCs w:val="28"/>
+                <w:lang w:val="pt-PT"/>
+              </w:rPr>
+            </w:pPr>
+            <w:r>
+              <w:rPr>
+                <w:rFonts w:ascii="Times New Roman" w:hAnsi="Times New Roman"/>
+                <w:szCs w:val="28"/>
+                <w:lang w:val="pt-PT"/>
+              </w:rPr>
+              <w:t>Dependendo do tipo de conta (Usuário, Profissional, Admin), funcionalidades diferentes são disponibilizadas.</w:t>
+            </w:r>
+          </w:p>
+        </w:tc>
+      </w:tr>
+      <w:tr>
+        <w:tc>
+          <w:tcPr>
+            <w:tcW w:w="985" w:type="dxa"/>
+          </w:tcPr>
+          <w:p>
+            <w:pPr>
+              <w:rPr>
+                <w:rFonts w:ascii="Times New Roman" w:hAnsi="Times New Roman"/>
+                <w:b/>
+                <w:bCs/>
+                <w:lang w:val="pt-PT"/>
+              </w:rPr>
+            </w:pPr>
+            <w:r>
+              <w:rPr>
+                <w:rFonts w:ascii="Times New Roman" w:hAnsi="Times New Roman"/>
+                <w:b/>
+                <w:bCs/>
+                <w:lang w:val="pt-PT"/>
+              </w:rPr>
+              <w:t>RN04</w:t>
+            </w:r>
+          </w:p>
+        </w:tc>
+        <w:tc>
+          <w:tcPr>
+            <w:tcW w:w="8365" w:type="dxa"/>
+          </w:tcPr>
+          <w:p>
+            <w:pPr>
+              <w:rPr>
+                <w:rFonts w:ascii="Times New Roman" w:hAnsi="Times New Roman"/>
+                <w:szCs w:val="28"/>
+                <w:lang w:val="pt-PT"/>
+              </w:rPr>
+            </w:pPr>
+            <w:r>
+              <w:rPr>
+                <w:rFonts w:ascii="Times New Roman" w:hAnsi="Times New Roman"/>
+                <w:szCs w:val="28"/>
+                <w:lang w:val="pt-PT"/>
+              </w:rPr>
+              <w:t>Um usuário só pode acessar o conteúdo do curso depois que o pagamento for confirmado pelo sistema.</w:t>
+            </w:r>
+          </w:p>
+          <w:p>
+            <w:pPr>
+              <w:rPr>
+                <w:rFonts w:ascii="Times New Roman" w:hAnsi="Times New Roman"/>
+                <w:szCs w:val="28"/>
+                <w:lang w:val="pt-PT"/>
+              </w:rPr>
+            </w:pPr>
+          </w:p>
+        </w:tc>
+      </w:tr>
+      <w:tr>
+        <w:tc>
+          <w:tcPr>
+            <w:tcW w:w="985" w:type="dxa"/>
+          </w:tcPr>
+          <w:p>
+            <w:pPr>
+              <w:rPr>
+                <w:rFonts w:ascii="Times New Roman" w:hAnsi="Times New Roman"/>
+                <w:b/>
+                <w:bCs/>
+                <w:lang w:val="pt-PT"/>
+              </w:rPr>
+            </w:pPr>
+            <w:r>
+              <w:rPr>
+                <w:rFonts w:ascii="Times New Roman" w:hAnsi="Times New Roman"/>
+                <w:b/>
+                <w:bCs/>
+                <w:lang w:val="pt-PT"/>
+              </w:rPr>
+              <w:t>RN05</w:t>
+            </w:r>
+          </w:p>
+        </w:tc>
+        <w:tc>
+          <w:tcPr>
+            <w:tcW w:w="8365" w:type="dxa"/>
+          </w:tcPr>
+          <w:p>
+            <w:pPr>
+              <w:rPr>
+                <w:rFonts w:ascii="Times New Roman" w:hAnsi="Times New Roman"/>
+                <w:szCs w:val="28"/>
+                <w:lang w:val="pt-PT"/>
+              </w:rPr>
+            </w:pPr>
+            <w:r>
+              <w:rPr>
+                <w:rFonts w:ascii="Times New Roman" w:hAnsi="Times New Roman"/>
+                <w:szCs w:val="28"/>
+                <w:lang w:val="pt-PT"/>
+              </w:rPr>
+              <w:t>Um usuário só se torna instrutor/profissional após revisão e aprovação administrativa.</w:t>
+            </w:r>
+          </w:p>
+          <w:p>
+            <w:pPr>
+              <w:rPr>
+                <w:rFonts w:ascii="Times New Roman" w:hAnsi="Times New Roman"/>
+                <w:szCs w:val="28"/>
+                <w:lang w:val="pt-PT"/>
+              </w:rPr>
+            </w:pPr>
+          </w:p>
+        </w:tc>
+      </w:tr>
+      <w:tr>
+        <w:tc>
+          <w:tcPr>
+            <w:tcW w:w="985" w:type="dxa"/>
+          </w:tcPr>
+          <w:p>
+            <w:pPr>
+              <w:rPr>
+                <w:rFonts w:ascii="Times New Roman" w:hAnsi="Times New Roman"/>
+                <w:b/>
+                <w:bCs/>
+                <w:lang w:val="pt-PT"/>
+              </w:rPr>
+            </w:pPr>
+            <w:r>
+              <w:rPr>
+                <w:rFonts w:ascii="Times New Roman" w:hAnsi="Times New Roman"/>
+                <w:b/>
+                <w:bCs/>
+                <w:lang w:val="pt-PT"/>
+              </w:rPr>
+              <w:t>RN06</w:t>
+            </w:r>
+          </w:p>
+        </w:tc>
+        <w:tc>
+          <w:tcPr>
+            <w:tcW w:w="8365" w:type="dxa"/>
+          </w:tcPr>
+          <w:p>
+            <w:pPr>
+              <w:rPr>
+                <w:rFonts w:ascii="Times New Roman" w:hAnsi="Times New Roman"/>
+                <w:szCs w:val="28"/>
+                <w:lang w:val="pt-PT"/>
+              </w:rPr>
+            </w:pPr>
+            <w:r>
+              <w:rPr>
+                <w:rFonts w:ascii="Times New Roman" w:hAnsi="Times New Roman"/>
+                <w:szCs w:val="28"/>
+                <w:lang w:val="pt-PT"/>
+              </w:rPr>
+              <w:t>Todo curso criado por um instrutor deve passar por revisão antes de ser publicado.</w:t>
+            </w:r>
+          </w:p>
+        </w:tc>
+      </w:tr>
+      <w:tr>
+        <w:tc>
+          <w:tcPr>
+            <w:tcW w:w="985" w:type="dxa"/>
+          </w:tcPr>
+          <w:p>
+            <w:pPr>
+              <w:rPr>
+                <w:rFonts w:ascii="Times New Roman" w:hAnsi="Times New Roman"/>
+                <w:b/>
+                <w:bCs/>
+                <w:lang w:val="pt-PT"/>
+              </w:rPr>
+            </w:pPr>
+            <w:r>
+              <w:rPr>
+                <w:rFonts w:ascii="Times New Roman" w:hAnsi="Times New Roman"/>
+                <w:b/>
+                <w:bCs/>
+                <w:lang w:val="pt-PT"/>
+              </w:rPr>
+              <w:t>RN07</w:t>
+            </w:r>
+          </w:p>
+        </w:tc>
+        <w:tc>
+          <w:tcPr>
+            <w:tcW w:w="8365" w:type="dxa"/>
+          </w:tcPr>
+          <w:p>
+            <w:pPr>
+              <w:rPr>
+                <w:rFonts w:ascii="Times New Roman" w:hAnsi="Times New Roman"/>
+                <w:szCs w:val="28"/>
+                <w:lang w:val="pt-PT"/>
+              </w:rPr>
+            </w:pPr>
+            <w:r>
+              <w:rPr>
+                <w:rFonts w:ascii="Times New Roman" w:hAnsi="Times New Roman"/>
+                <w:szCs w:val="28"/>
+                <w:lang w:val="pt-PT"/>
+              </w:rPr>
+              <w:t>Um produto só pode ser exibido se houver quantidade disponível no estoque.</w:t>
+            </w:r>
+          </w:p>
+        </w:tc>
+      </w:tr>
+      <w:tr>
+        <w:tc>
+          <w:tcPr>
+            <w:tcW w:w="985" w:type="dxa"/>
+          </w:tcPr>
+          <w:p>
+            <w:pPr>
+              <w:rPr>
+                <w:rFonts w:ascii="Times New Roman" w:hAnsi="Times New Roman"/>
+                <w:b/>
+                <w:bCs/>
+                <w:lang w:val="pt-PT"/>
+              </w:rPr>
+            </w:pPr>
+            <w:r>
+              <w:rPr>
+                <w:rFonts w:ascii="Times New Roman" w:hAnsi="Times New Roman"/>
+                <w:b/>
+                <w:bCs/>
+                <w:lang w:val="pt-PT"/>
+              </w:rPr>
+              <w:t>RN08</w:t>
+            </w:r>
+          </w:p>
+        </w:tc>
+        <w:tc>
+          <w:tcPr>
+            <w:tcW w:w="8365" w:type="dxa"/>
+          </w:tcPr>
+          <w:p>
+            <w:pPr>
+              <w:rPr>
+                <w:rFonts w:ascii="Times New Roman" w:hAnsi="Times New Roman"/>
+                <w:szCs w:val="28"/>
+                <w:lang w:val="pt-PT"/>
+              </w:rPr>
+            </w:pPr>
+            <w:r>
+              <w:rPr>
+                <w:rFonts w:ascii="Times New Roman" w:hAnsi="Times New Roman"/>
+                <w:szCs w:val="28"/>
+                <w:lang w:val="pt-PT"/>
+              </w:rPr>
+              <w:t>As senhas de segurança precisão conter pelo menos 8 dígitos</w:t>
+            </w:r>
+            <w:r>
+              <w:rPr>
+                <w:rFonts w:ascii="Times New Roman" w:hAnsi="Times New Roman"/>
+                <w:szCs w:val="28"/>
+                <w:lang w:val="pt-PT"/>
+              </w:rPr>
+              <w:t>.</w:t>
+            </w:r>
+          </w:p>
+        </w:tc>
+      </w:tr>
+      <w:tr>
+        <w:tc>
+          <w:tcPr>
+            <w:tcW w:w="985" w:type="dxa"/>
+          </w:tcPr>
+          <w:p>
+            <w:pPr>
+              <w:rPr>
+                <w:rFonts w:ascii="Times New Roman" w:hAnsi="Times New Roman"/>
+                <w:b/>
+                <w:bCs/>
+                <w:lang w:val="pt-PT"/>
+              </w:rPr>
+            </w:pPr>
+            <w:r>
+              <w:rPr>
+                <w:rFonts w:ascii="Times New Roman" w:hAnsi="Times New Roman"/>
+                <w:b/>
+                <w:bCs/>
+                <w:lang w:val="pt-PT"/>
+              </w:rPr>
+              <w:t>RN09</w:t>
+            </w:r>
+          </w:p>
+        </w:tc>
+        <w:tc>
+          <w:tcPr>
+            <w:tcW w:w="8365" w:type="dxa"/>
+          </w:tcPr>
+          <w:p>
+            <w:pPr>
+              <w:rPr>
+                <w:rFonts w:ascii="Times New Roman" w:hAnsi="Times New Roman"/>
+                <w:szCs w:val="28"/>
+                <w:lang w:val="pt-PT"/>
+              </w:rPr>
+            </w:pPr>
+            <w:r>
+              <w:rPr>
+                <w:rFonts w:ascii="Times New Roman" w:hAnsi="Times New Roman"/>
+                <w:szCs w:val="28"/>
+                <w:lang w:val="pt-PT"/>
+              </w:rPr>
+              <w:t>Ações críticas (login, compras, alterações de perfil, mudanças de permissões) devem ser registradas.</w:t>
+            </w:r>
+          </w:p>
+          <w:p>
+            <w:pPr>
+              <w:rPr>
+                <w:rFonts w:ascii="Times New Roman" w:hAnsi="Times New Roman"/>
+                <w:szCs w:val="28"/>
+                <w:lang w:val="pt-PT"/>
+              </w:rPr>
+            </w:pPr>
+          </w:p>
+        </w:tc>
+      </w:tr>
+      <w:tr>
+        <w:tc>
+          <w:tcPr>
+            <w:tcW w:w="985" w:type="dxa"/>
+          </w:tcPr>
+          <w:p>
+            <w:pPr>
+              <w:rPr>
+                <w:rFonts w:ascii="Times New Roman" w:hAnsi="Times New Roman"/>
+                <w:b/>
+                <w:bCs/>
+                <w:lang w:val="pt-PT"/>
+              </w:rPr>
+            </w:pPr>
+            <w:r>
+              <w:rPr>
+                <w:rFonts w:ascii="Times New Roman" w:hAnsi="Times New Roman"/>
+                <w:b/>
+                <w:bCs/>
+                <w:lang w:val="pt-PT"/>
+              </w:rPr>
+              <w:t>RN10</w:t>
+            </w:r>
+          </w:p>
+        </w:tc>
+        <w:tc>
+          <w:tcPr>
+            <w:tcW w:w="8365" w:type="dxa"/>
+          </w:tcPr>
+          <w:p>
+            <w:pPr>
+              <w:rPr>
+                <w:rFonts w:ascii="Times New Roman" w:hAnsi="Times New Roman"/>
+                <w:szCs w:val="28"/>
+                <w:lang w:val="pt-PT"/>
+              </w:rPr>
+            </w:pPr>
+            <w:r>
+              <w:rPr>
+                <w:rFonts w:ascii="Times New Roman" w:hAnsi="Times New Roman"/>
+                <w:szCs w:val="28"/>
+                <w:lang w:val="pt-PT"/>
+              </w:rPr>
+              <w:t>Admins podem editar, desativar ou excluir cursos, produtos e contas em caso de violação das políticas.</w:t>
+            </w:r>
+          </w:p>
+        </w:tc>
+      </w:tr>
+      <w:tr>
+        <w:tc>
+          <w:tcPr>
+            <w:tcW w:w="985" w:type="dxa"/>
+          </w:tcPr>
+          <w:p>
+            <w:pPr>
+              <w:rPr>
+                <w:rFonts w:ascii="Times New Roman" w:hAnsi="Times New Roman"/>
+                <w:b/>
+                <w:bCs/>
+                <w:lang w:val="pt-PT"/>
+              </w:rPr>
+            </w:pPr>
+            <w:r>
+              <w:rPr>
+                <w:rFonts w:ascii="Times New Roman" w:hAnsi="Times New Roman"/>
+                <w:b/>
+                <w:bCs/>
+                <w:lang w:val="pt-PT"/>
+              </w:rPr>
+              <w:t>RN11</w:t>
+            </w:r>
+          </w:p>
+        </w:tc>
+        <w:tc>
+          <w:tcPr>
+            <w:tcW w:w="8365" w:type="dxa"/>
+          </w:tcPr>
+          <w:p>
+            <w:pPr>
+              <w:rPr>
+                <w:rFonts w:ascii="Times New Roman" w:hAnsi="Times New Roman"/>
+                <w:szCs w:val="28"/>
+                <w:lang w:val="pt-PT"/>
+              </w:rPr>
+            </w:pPr>
+            <w:r>
+              <w:rPr>
+                <w:rFonts w:ascii="Times New Roman" w:hAnsi="Times New Roman"/>
+                <w:szCs w:val="28"/>
+                <w:lang w:val="pt-PT"/>
+              </w:rPr>
+              <w:t>Apenas administradores podem modificar papéis de usuários ou aprovar novos profissionais.</w:t>
+            </w:r>
+          </w:p>
+          <w:p>
+            <w:pPr>
+              <w:rPr>
+                <w:rFonts w:ascii="Times New Roman" w:hAnsi="Times New Roman"/>
+                <w:szCs w:val="28"/>
+                <w:lang w:val="pt-PT"/>
+              </w:rPr>
+            </w:pPr>
+          </w:p>
+        </w:tc>
+      </w:tr>
+    </w:tbl>
+    <w:p>
+      <w:pPr>
+        <w:rPr>
+          <w:rFonts w:ascii="Times New Roman" w:hAnsi="Times New Roman"/>
+          <w:b/>
+          <w:bCs/>
+          <w:sz w:val="28"/>
+          <w:szCs w:val="28"/>
+          <w:lang w:val="pt-PT"/>
+        </w:rPr>
+      </w:pPr>
+    </w:p>
+    <w:p>
+      <w:pPr>
+        <w:rPr>
+          <w:rFonts w:ascii="Times New Roman" w:hAnsi="Times New Roman"/>
+          <w:lang w:val="pt-PT"/>
+        </w:rPr>
+      </w:pPr>
+      <w:r>
+        <w:rPr>
+          <w:rFonts w:ascii="Times New Roman" w:hAnsi="Times New Roman"/>
+          <w:lang w:val="pt-PT"/>
+        </w:rPr>
+        <w:t>Em resumo, a FallingSky nasce como uma plataforma inovadora que unirá educação tecnológica e comercialização de produtos na área de TI. Mais do que um simples marketplace ou ambiente de cursos, o projecto propõe um ecossistema completo onde usuários aprenderão, que possam evoluir e terão acesso a soluções reais, enquanto profissionais ampliam sua visibilidade e oportunidades. Com uma estrutura sólida e funcionalidades que promovem crescimento, interação e inovação, a FallingSky representa um passo importante rumo ao desenvolvimento tecnológico e ao fortalecimento da comunidade de TI.</w:t>
       </w:r>
     </w:p>
     <w:p>
       <w:pPr>
-        <w:pStyle w:val="NormalWeb"/>
-        <w:numPr>
-          <w:ilvl w:val="0"/>
-          <w:numId w:val="11"/>
-        </w:numPr>
-        <w:rPr>
-          <w:lang w:val="pt-PT"/>
-        </w:rPr>
-      </w:pPr>
-      <w:r>
-        <w:rPr>
-          <w:lang w:val="pt-PT"/>
-        </w:rPr>
-        <w:t>Vendas de cursos e produtos</w:t>
-      </w:r>
-      <w:r>
-        <w:rPr>
-          <w:lang w:val="pt-PT"/>
-        </w:rPr>
-        <w:t>;</w:t>
-      </w:r>
-    </w:p>
-    <w:p>
-      <w:pPr>
-        <w:pStyle w:val="NormalWeb"/>
-        <w:numPr>
-          <w:ilvl w:val="0"/>
-          <w:numId w:val="11"/>
-        </w:numPr>
-      </w:pPr>
-      <w:proofErr w:type="spellStart"/>
-      <w:r>
-        <w:t>Painel</w:t>
-      </w:r>
-      <w:proofErr w:type="spellEnd"/>
-      <w:r>
-        <w:t xml:space="preserve"> </w:t>
-      </w:r>
-      <w:r>
-        <w:t>administrative;</w:t>
-      </w:r>
-    </w:p>
-    <w:p>
-      <w:pPr>
-        <w:pStyle w:val="NormalWeb"/>
-        <w:numPr>
-          <w:ilvl w:val="0"/>
-          <w:numId w:val="11"/>
-        </w:numPr>
-      </w:pPr>
-      <w:proofErr w:type="spellStart"/>
-      <w:r>
-        <w:t>Painel</w:t>
-      </w:r>
-      <w:proofErr w:type="spellEnd"/>
-      <w:r>
-        <w:t xml:space="preserve"> do </w:t>
-      </w:r>
-      <w:r>
-        <w:t>professional;</w:t>
-      </w:r>
-    </w:p>
-    <w:p>
-      <w:pPr>
-        <w:pStyle w:val="NormalWeb"/>
-        <w:numPr>
-          <w:ilvl w:val="0"/>
-          <w:numId w:val="11"/>
-        </w:numPr>
-      </w:pPr>
-      <w:proofErr w:type="spellStart"/>
-      <w:r>
-        <w:t>Perfil</w:t>
-      </w:r>
-      <w:proofErr w:type="spellEnd"/>
-      <w:r>
-        <w:t xml:space="preserve"> do </w:t>
-      </w:r>
-      <w:proofErr w:type="spellStart"/>
-      <w:r>
-        <w:t>usuário</w:t>
-      </w:r>
-      <w:proofErr w:type="spellEnd"/>
-      <w:r>
-        <w:t>;</w:t>
-      </w:r>
-    </w:p>
-    <w:p>
-      <w:pPr>
-        <w:pStyle w:val="NormalWeb"/>
-        <w:numPr>
-          <w:ilvl w:val="0"/>
-          <w:numId w:val="11"/>
-        </w:numPr>
-      </w:pPr>
-      <w:r>
-        <w:t xml:space="preserve">Sistema de </w:t>
-      </w:r>
-      <w:proofErr w:type="spellStart"/>
-      <w:r>
-        <w:t>avaliações</w:t>
-      </w:r>
-      <w:proofErr w:type="spellEnd"/>
-      <w:r>
-        <w:t>;</w:t>
-      </w:r>
-    </w:p>
-    <w:p>
-      <w:pPr>
-        <w:pStyle w:val="NormalWeb"/>
-        <w:numPr>
-          <w:ilvl w:val="0"/>
-          <w:numId w:val="11"/>
-        </w:numPr>
-      </w:pPr>
-      <w:r>
-        <w:t xml:space="preserve">Lista de </w:t>
-      </w:r>
-      <w:proofErr w:type="spellStart"/>
-      <w:r>
-        <w:t>desejos</w:t>
-      </w:r>
-      <w:proofErr w:type="spellEnd"/>
-      <w:r>
-        <w:t>;</w:t>
-      </w:r>
-    </w:p>
-    <w:p>
-      <w:pPr>
-        <w:pStyle w:val="NormalWeb"/>
-        <w:numPr>
-          <w:ilvl w:val="0"/>
-          <w:numId w:val="11"/>
-        </w:numPr>
-      </w:pPr>
-      <w:r>
-        <w:t xml:space="preserve">Histórico de </w:t>
-      </w:r>
-      <w:proofErr w:type="spellStart"/>
-      <w:r>
-        <w:t>compras</w:t>
-      </w:r>
-      <w:proofErr w:type="spellEnd"/>
-      <w:r>
-        <w:t>;</w:t>
-      </w:r>
-    </w:p>
-    <w:p>
-      <w:pPr>
-        <w:pStyle w:val="NormalWeb"/>
-        <w:ind w:left="720"/>
-      </w:pPr>
-    </w:p>
-    <w:p>
-      <w:pPr>
         <w:rPr>
           <w:rFonts w:ascii="Times New Roman" w:hAnsi="Times New Roman"/>
-          <w:lang w:val="pt-PT"/>
-        </w:rPr>
-      </w:pPr>
-      <w:r>
-        <w:rPr>
-          <w:rFonts w:ascii="Times New Roman" w:hAnsi="Times New Roman"/>
-          <w:lang w:val="pt-PT"/>
-        </w:rPr>
-        <w:t xml:space="preserve">Em resumo, a FallingSky nasce como uma plataforma inovadora que unirá educação tecnológica e comercialização de produtos na área de TI. Mais do que um simples </w:t>
-      </w:r>
-      <w:proofErr w:type="spellStart"/>
-      <w:r>
-        <w:rPr>
-          <w:rFonts w:ascii="Times New Roman" w:hAnsi="Times New Roman"/>
-          <w:lang w:val="pt-PT"/>
-        </w:rPr>
-        <w:t>marketplace</w:t>
-      </w:r>
-      <w:proofErr w:type="spellEnd"/>
-      <w:r>
-        <w:rPr>
-          <w:rFonts w:ascii="Times New Roman" w:hAnsi="Times New Roman"/>
-          <w:lang w:val="pt-PT"/>
-        </w:rPr>
-        <w:t xml:space="preserve"> ou ambiente de cursos, o </w:t>
-      </w:r>
-      <w:proofErr w:type="spellStart"/>
-      <w:r>
-        <w:rPr>
-          <w:rFonts w:ascii="Times New Roman" w:hAnsi="Times New Roman"/>
-          <w:lang w:val="pt-PT"/>
-        </w:rPr>
-        <w:t>projecto</w:t>
-      </w:r>
-      <w:proofErr w:type="spellEnd"/>
-      <w:r>
-        <w:rPr>
-          <w:rFonts w:ascii="Times New Roman" w:hAnsi="Times New Roman"/>
-          <w:lang w:val="pt-PT"/>
-        </w:rPr>
-        <w:t xml:space="preserve"> propõe um ecossistema completo onde usuários aprenderão, que possam evoluir e terão acesso a soluções reais, enquanto profissionais ampliam sua visibilidade e oportunidades. Com uma estrutura sólida e funcionalidades que promovem crescimento, interação e inovação, a FallingSky representa um passo importante rumo ao desenvolvimento tecnológico e ao fortalecimento da comunidade de TI.</w:t>
-      </w:r>
-    </w:p>
-    <w:p>
-      <w:pPr>
-        <w:rPr>
-          <w:lang w:val="pt-PT"/>
-        </w:rPr>
-      </w:pPr>
-    </w:p>
-    <w:p>
-      <w:pPr>
-        <w:rPr>
           <w:lang w:val="pt-PT"/>
         </w:rPr>
       </w:pPr>
@@ -1064,6 +4100,304 @@
 <file path=word/numbering.xml><?xml version="1.0" encoding="utf-8"?>
 <w:numbering xmlns:wpc="http://schemas.microsoft.com/office/word/2010/wordprocessingCanvas" xmlns:cx="http://schemas.microsoft.com/office/drawing/2014/chartex" xmlns:cx1="http://schemas.microsoft.com/office/drawing/2015/9/8/chartex" xmlns:cx2="http://schemas.microsoft.com/office/drawing/2015/10/21/chartex" xmlns:cx3="http://schemas.microsoft.com/office/drawing/2016/5/9/chartex" xmlns:cx4="http://schemas.microsoft.com/office/drawing/2016/5/10/chartex" xmlns:cx5="http://schemas.microsoft.com/office/drawing/2016/5/11/chartex" xmlns:cx6="http://schemas.microsoft.com/office/drawing/2016/5/12/chartex" xmlns:cx7="http://schemas.microsoft.com/office/drawing/2016/5/13/chartex" xmlns:cx8="http://schemas.microsoft.com/office/drawing/2016/5/14/chartex" xmlns:mc="http://schemas.openxmlformats.org/markup-compatibility/2006" xmlns:aink="http://schemas.microsoft.com/office/drawing/2016/ink" xmlns:am3d="http://schemas.microsoft.com/office/drawing/2017/model3d" xmlns:o="urn:schemas-microsoft-com:office:office" xmlns:oel="http://schemas.microsoft.com/office/2019/extlst" xmlns:r="http://schemas.openxmlformats.org/officeDocument/2006/relationships" xmlns:m="http://schemas.openxmlformats.org/officeDocument/2006/math" xmlns:v="urn:schemas-microsoft-com:vml" xmlns:wp14="http://schemas.microsoft.com/office/word/2010/wordprocessingDrawing" xmlns:wp="http://schemas.openxmlformats.org/drawingml/2006/wordprocessingDrawing" xmlns:w10="urn:schemas-microsoft-com:office:word" xmlns:w="http://schemas.openxmlformats.org/wordprocessingml/2006/main" xmlns:w14="http://schemas.microsoft.com/office/word/2010/wordml" xmlns:w15="http://schemas.microsoft.com/office/word/2012/wordml" xmlns:w16cex="http://schemas.microsoft.com/office/word/2018/wordml/cex" xmlns:w16cid="http://schemas.microsoft.com/office/word/2016/wordml/cid" xmlns:w16="http://schemas.microsoft.com/office/word/2018/wordml" xmlns:w16du="http://schemas.microsoft.com/office/word/2023/wordml/word16du" xmlns:w16sdtdh="http://schemas.microsoft.com/office/word/2020/wordml/sdtdatahash" xmlns:w16sdtfl="http://schemas.microsoft.com/office/word/2024/wordml/sdtformatlock" xmlns:w16se="http://schemas.microsoft.com/office/word/2015/wordml/symex" xmlns:wpg="http://schemas.microsoft.com/office/word/2010/wordprocessingGroup" xmlns:wpi="http://schemas.microsoft.com/office/word/2010/wordprocessingInk" xmlns:wne="http://schemas.microsoft.com/office/word/2006/wordml" xmlns:wps="http://schemas.microsoft.com/office/word/2010/wordprocessingShape" mc:Ignorable="w14 w15 w16se w16cid w16 w16cex w16sdtdh w16sdtfl w16du wp14">
   <w:abstractNum w:abstractNumId="0" w15:restartNumberingAfterBreak="0">
+    <w:nsid w:val="0CB3738C"/>
+    <w:multiLevelType w:val="multilevel"/>
+    <w:tmpl w:val="09E86746"/>
+    <w:lvl w:ilvl="0">
+      <w:start w:val="1"/>
+      <w:numFmt w:val="bullet"/>
+      <w:lvlText w:val=""/>
+      <w:lvlJc w:val="left"/>
+      <w:pPr>
+        <w:tabs>
+          <w:tab w:val="num" w:pos="720"/>
+        </w:tabs>
+        <w:ind w:left="720" w:hanging="360"/>
+      </w:pPr>
+      <w:rPr>
+        <w:rFonts w:ascii="Symbol" w:hAnsi="Symbol" w:hint="default"/>
+        <w:sz w:val="20"/>
+      </w:rPr>
+    </w:lvl>
+    <w:lvl w:ilvl="1" w:tentative="1">
+      <w:start w:val="1"/>
+      <w:numFmt w:val="bullet"/>
+      <w:lvlText w:val="o"/>
+      <w:lvlJc w:val="left"/>
+      <w:pPr>
+        <w:tabs>
+          <w:tab w:val="num" w:pos="1440"/>
+        </w:tabs>
+        <w:ind w:left="1440" w:hanging="360"/>
+      </w:pPr>
+      <w:rPr>
+        <w:rFonts w:ascii="Courier New" w:hAnsi="Courier New" w:hint="default"/>
+        <w:sz w:val="20"/>
+      </w:rPr>
+    </w:lvl>
+    <w:lvl w:ilvl="2" w:tentative="1">
+      <w:start w:val="1"/>
+      <w:numFmt w:val="bullet"/>
+      <w:lvlText w:val=""/>
+      <w:lvlJc w:val="left"/>
+      <w:pPr>
+        <w:tabs>
+          <w:tab w:val="num" w:pos="2160"/>
+        </w:tabs>
+        <w:ind w:left="2160" w:hanging="360"/>
+      </w:pPr>
+      <w:rPr>
+        <w:rFonts w:ascii="Wingdings" w:hAnsi="Wingdings" w:hint="default"/>
+        <w:sz w:val="20"/>
+      </w:rPr>
+    </w:lvl>
+    <w:lvl w:ilvl="3" w:tentative="1">
+      <w:start w:val="1"/>
+      <w:numFmt w:val="bullet"/>
+      <w:lvlText w:val=""/>
+      <w:lvlJc w:val="left"/>
+      <w:pPr>
+        <w:tabs>
+          <w:tab w:val="num" w:pos="2880"/>
+        </w:tabs>
+        <w:ind w:left="2880" w:hanging="360"/>
+      </w:pPr>
+      <w:rPr>
+        <w:rFonts w:ascii="Wingdings" w:hAnsi="Wingdings" w:hint="default"/>
+        <w:sz w:val="20"/>
+      </w:rPr>
+    </w:lvl>
+    <w:lvl w:ilvl="4" w:tentative="1">
+      <w:start w:val="1"/>
+      <w:numFmt w:val="bullet"/>
+      <w:lvlText w:val=""/>
+      <w:lvlJc w:val="left"/>
+      <w:pPr>
+        <w:tabs>
+          <w:tab w:val="num" w:pos="3600"/>
+        </w:tabs>
+        <w:ind w:left="3600" w:hanging="360"/>
+      </w:pPr>
+      <w:rPr>
+        <w:rFonts w:ascii="Wingdings" w:hAnsi="Wingdings" w:hint="default"/>
+        <w:sz w:val="20"/>
+      </w:rPr>
+    </w:lvl>
+    <w:lvl w:ilvl="5" w:tentative="1">
+      <w:start w:val="1"/>
+      <w:numFmt w:val="bullet"/>
+      <w:lvlText w:val=""/>
+      <w:lvlJc w:val="left"/>
+      <w:pPr>
+        <w:tabs>
+          <w:tab w:val="num" w:pos="4320"/>
+        </w:tabs>
+        <w:ind w:left="4320" w:hanging="360"/>
+      </w:pPr>
+      <w:rPr>
+        <w:rFonts w:ascii="Wingdings" w:hAnsi="Wingdings" w:hint="default"/>
+        <w:sz w:val="20"/>
+      </w:rPr>
+    </w:lvl>
+    <w:lvl w:ilvl="6" w:tentative="1">
+      <w:start w:val="1"/>
+      <w:numFmt w:val="bullet"/>
+      <w:lvlText w:val=""/>
+      <w:lvlJc w:val="left"/>
+      <w:pPr>
+        <w:tabs>
+          <w:tab w:val="num" w:pos="5040"/>
+        </w:tabs>
+        <w:ind w:left="5040" w:hanging="360"/>
+      </w:pPr>
+      <w:rPr>
+        <w:rFonts w:ascii="Wingdings" w:hAnsi="Wingdings" w:hint="default"/>
+        <w:sz w:val="20"/>
+      </w:rPr>
+    </w:lvl>
+    <w:lvl w:ilvl="7" w:tentative="1">
+      <w:start w:val="1"/>
+      <w:numFmt w:val="bullet"/>
+      <w:lvlText w:val=""/>
+      <w:lvlJc w:val="left"/>
+      <w:pPr>
+        <w:tabs>
+          <w:tab w:val="num" w:pos="5760"/>
+        </w:tabs>
+        <w:ind w:left="5760" w:hanging="360"/>
+      </w:pPr>
+      <w:rPr>
+        <w:rFonts w:ascii="Wingdings" w:hAnsi="Wingdings" w:hint="default"/>
+        <w:sz w:val="20"/>
+      </w:rPr>
+    </w:lvl>
+    <w:lvl w:ilvl="8" w:tentative="1">
+      <w:start w:val="1"/>
+      <w:numFmt w:val="bullet"/>
+      <w:lvlText w:val=""/>
+      <w:lvlJc w:val="left"/>
+      <w:pPr>
+        <w:tabs>
+          <w:tab w:val="num" w:pos="6480"/>
+        </w:tabs>
+        <w:ind w:left="6480" w:hanging="360"/>
+      </w:pPr>
+      <w:rPr>
+        <w:rFonts w:ascii="Wingdings" w:hAnsi="Wingdings" w:hint="default"/>
+        <w:sz w:val="20"/>
+      </w:rPr>
+    </w:lvl>
+  </w:abstractNum>
+  <w:abstractNum w:abstractNumId="1" w15:restartNumberingAfterBreak="0">
+    <w:nsid w:val="0CBF3024"/>
+    <w:multiLevelType w:val="multilevel"/>
+    <w:tmpl w:val="3A3A0F66"/>
+    <w:lvl w:ilvl="0">
+      <w:start w:val="1"/>
+      <w:numFmt w:val="bullet"/>
+      <w:lvlText w:val=""/>
+      <w:lvlJc w:val="left"/>
+      <w:pPr>
+        <w:tabs>
+          <w:tab w:val="num" w:pos="720"/>
+        </w:tabs>
+        <w:ind w:left="720" w:hanging="360"/>
+      </w:pPr>
+      <w:rPr>
+        <w:rFonts w:ascii="Symbol" w:hAnsi="Symbol" w:hint="default"/>
+        <w:sz w:val="20"/>
+      </w:rPr>
+    </w:lvl>
+    <w:lvl w:ilvl="1" w:tentative="1">
+      <w:start w:val="1"/>
+      <w:numFmt w:val="bullet"/>
+      <w:lvlText w:val="o"/>
+      <w:lvlJc w:val="left"/>
+      <w:pPr>
+        <w:tabs>
+          <w:tab w:val="num" w:pos="1440"/>
+        </w:tabs>
+        <w:ind w:left="1440" w:hanging="360"/>
+      </w:pPr>
+      <w:rPr>
+        <w:rFonts w:ascii="Courier New" w:hAnsi="Courier New" w:hint="default"/>
+        <w:sz w:val="20"/>
+      </w:rPr>
+    </w:lvl>
+    <w:lvl w:ilvl="2" w:tentative="1">
+      <w:start w:val="1"/>
+      <w:numFmt w:val="bullet"/>
+      <w:lvlText w:val=""/>
+      <w:lvlJc w:val="left"/>
+      <w:pPr>
+        <w:tabs>
+          <w:tab w:val="num" w:pos="2160"/>
+        </w:tabs>
+        <w:ind w:left="2160" w:hanging="360"/>
+      </w:pPr>
+      <w:rPr>
+        <w:rFonts w:ascii="Wingdings" w:hAnsi="Wingdings" w:hint="default"/>
+        <w:sz w:val="20"/>
+      </w:rPr>
+    </w:lvl>
+    <w:lvl w:ilvl="3" w:tentative="1">
+      <w:start w:val="1"/>
+      <w:numFmt w:val="bullet"/>
+      <w:lvlText w:val=""/>
+      <w:lvlJc w:val="left"/>
+      <w:pPr>
+        <w:tabs>
+          <w:tab w:val="num" w:pos="2880"/>
+        </w:tabs>
+        <w:ind w:left="2880" w:hanging="360"/>
+      </w:pPr>
+      <w:rPr>
+        <w:rFonts w:ascii="Wingdings" w:hAnsi="Wingdings" w:hint="default"/>
+        <w:sz w:val="20"/>
+      </w:rPr>
+    </w:lvl>
+    <w:lvl w:ilvl="4" w:tentative="1">
+      <w:start w:val="1"/>
+      <w:numFmt w:val="bullet"/>
+      <w:lvlText w:val=""/>
+      <w:lvlJc w:val="left"/>
+      <w:pPr>
+        <w:tabs>
+          <w:tab w:val="num" w:pos="3600"/>
+        </w:tabs>
+        <w:ind w:left="3600" w:hanging="360"/>
+      </w:pPr>
+      <w:rPr>
+        <w:rFonts w:ascii="Wingdings" w:hAnsi="Wingdings" w:hint="default"/>
+        <w:sz w:val="20"/>
+      </w:rPr>
+    </w:lvl>
+    <w:lvl w:ilvl="5" w:tentative="1">
+      <w:start w:val="1"/>
+      <w:numFmt w:val="bullet"/>
+      <w:lvlText w:val=""/>
+      <w:lvlJc w:val="left"/>
+      <w:pPr>
+        <w:tabs>
+          <w:tab w:val="num" w:pos="4320"/>
+        </w:tabs>
+        <w:ind w:left="4320" w:hanging="360"/>
+      </w:pPr>
+      <w:rPr>
+        <w:rFonts w:ascii="Wingdings" w:hAnsi="Wingdings" w:hint="default"/>
+        <w:sz w:val="20"/>
+      </w:rPr>
+    </w:lvl>
+    <w:lvl w:ilvl="6" w:tentative="1">
+      <w:start w:val="1"/>
+      <w:numFmt w:val="bullet"/>
+      <w:lvlText w:val=""/>
+      <w:lvlJc w:val="left"/>
+      <w:pPr>
+        <w:tabs>
+          <w:tab w:val="num" w:pos="5040"/>
+        </w:tabs>
+        <w:ind w:left="5040" w:hanging="360"/>
+      </w:pPr>
+      <w:rPr>
+        <w:rFonts w:ascii="Wingdings" w:hAnsi="Wingdings" w:hint="default"/>
+        <w:sz w:val="20"/>
+      </w:rPr>
+    </w:lvl>
+    <w:lvl w:ilvl="7" w:tentative="1">
+      <w:start w:val="1"/>
+      <w:numFmt w:val="bullet"/>
+      <w:lvlText w:val=""/>
+      <w:lvlJc w:val="left"/>
+      <w:pPr>
+        <w:tabs>
+          <w:tab w:val="num" w:pos="5760"/>
+        </w:tabs>
+        <w:ind w:left="5760" w:hanging="360"/>
+      </w:pPr>
+      <w:rPr>
+        <w:rFonts w:ascii="Wingdings" w:hAnsi="Wingdings" w:hint="default"/>
+        <w:sz w:val="20"/>
+      </w:rPr>
+    </w:lvl>
+    <w:lvl w:ilvl="8" w:tentative="1">
+      <w:start w:val="1"/>
+      <w:numFmt w:val="bullet"/>
+      <w:lvlText w:val=""/>
+      <w:lvlJc w:val="left"/>
+      <w:pPr>
+        <w:tabs>
+          <w:tab w:val="num" w:pos="6480"/>
+        </w:tabs>
+        <w:ind w:left="6480" w:hanging="360"/>
+      </w:pPr>
+      <w:rPr>
+        <w:rFonts w:ascii="Wingdings" w:hAnsi="Wingdings" w:hint="default"/>
+        <w:sz w:val="20"/>
+      </w:rPr>
+    </w:lvl>
+  </w:abstractNum>
+  <w:abstractNum w:abstractNumId="2" w15:restartNumberingAfterBreak="0">
     <w:nsid w:val="121152CE"/>
     <w:multiLevelType w:val="multilevel"/>
     <w:tmpl w:val="F56015FC"/>
@@ -1212,7 +4546,603 @@
       </w:rPr>
     </w:lvl>
   </w:abstractNum>
-  <w:abstractNum w:abstractNumId="1" w15:restartNumberingAfterBreak="0">
+  <w:abstractNum w:abstractNumId="3" w15:restartNumberingAfterBreak="0">
+    <w:nsid w:val="148559B1"/>
+    <w:multiLevelType w:val="multilevel"/>
+    <w:tmpl w:val="29E80D18"/>
+    <w:lvl w:ilvl="0">
+      <w:start w:val="1"/>
+      <w:numFmt w:val="bullet"/>
+      <w:lvlText w:val=""/>
+      <w:lvlJc w:val="left"/>
+      <w:pPr>
+        <w:tabs>
+          <w:tab w:val="num" w:pos="720"/>
+        </w:tabs>
+        <w:ind w:left="720" w:hanging="360"/>
+      </w:pPr>
+      <w:rPr>
+        <w:rFonts w:ascii="Symbol" w:hAnsi="Symbol" w:hint="default"/>
+        <w:sz w:val="20"/>
+      </w:rPr>
+    </w:lvl>
+    <w:lvl w:ilvl="1" w:tentative="1">
+      <w:start w:val="1"/>
+      <w:numFmt w:val="bullet"/>
+      <w:lvlText w:val="o"/>
+      <w:lvlJc w:val="left"/>
+      <w:pPr>
+        <w:tabs>
+          <w:tab w:val="num" w:pos="1440"/>
+        </w:tabs>
+        <w:ind w:left="1440" w:hanging="360"/>
+      </w:pPr>
+      <w:rPr>
+        <w:rFonts w:ascii="Courier New" w:hAnsi="Courier New" w:hint="default"/>
+        <w:sz w:val="20"/>
+      </w:rPr>
+    </w:lvl>
+    <w:lvl w:ilvl="2" w:tentative="1">
+      <w:start w:val="1"/>
+      <w:numFmt w:val="bullet"/>
+      <w:lvlText w:val=""/>
+      <w:lvlJc w:val="left"/>
+      <w:pPr>
+        <w:tabs>
+          <w:tab w:val="num" w:pos="2160"/>
+        </w:tabs>
+        <w:ind w:left="2160" w:hanging="360"/>
+      </w:pPr>
+      <w:rPr>
+        <w:rFonts w:ascii="Wingdings" w:hAnsi="Wingdings" w:hint="default"/>
+        <w:sz w:val="20"/>
+      </w:rPr>
+    </w:lvl>
+    <w:lvl w:ilvl="3" w:tentative="1">
+      <w:start w:val="1"/>
+      <w:numFmt w:val="bullet"/>
+      <w:lvlText w:val=""/>
+      <w:lvlJc w:val="left"/>
+      <w:pPr>
+        <w:tabs>
+          <w:tab w:val="num" w:pos="2880"/>
+        </w:tabs>
+        <w:ind w:left="2880" w:hanging="360"/>
+      </w:pPr>
+      <w:rPr>
+        <w:rFonts w:ascii="Wingdings" w:hAnsi="Wingdings" w:hint="default"/>
+        <w:sz w:val="20"/>
+      </w:rPr>
+    </w:lvl>
+    <w:lvl w:ilvl="4" w:tentative="1">
+      <w:start w:val="1"/>
+      <w:numFmt w:val="bullet"/>
+      <w:lvlText w:val=""/>
+      <w:lvlJc w:val="left"/>
+      <w:pPr>
+        <w:tabs>
+          <w:tab w:val="num" w:pos="3600"/>
+        </w:tabs>
+        <w:ind w:left="3600" w:hanging="360"/>
+      </w:pPr>
+      <w:rPr>
+        <w:rFonts w:ascii="Wingdings" w:hAnsi="Wingdings" w:hint="default"/>
+        <w:sz w:val="20"/>
+      </w:rPr>
+    </w:lvl>
+    <w:lvl w:ilvl="5" w:tentative="1">
+      <w:start w:val="1"/>
+      <w:numFmt w:val="bullet"/>
+      <w:lvlText w:val=""/>
+      <w:lvlJc w:val="left"/>
+      <w:pPr>
+        <w:tabs>
+          <w:tab w:val="num" w:pos="4320"/>
+        </w:tabs>
+        <w:ind w:left="4320" w:hanging="360"/>
+      </w:pPr>
+      <w:rPr>
+        <w:rFonts w:ascii="Wingdings" w:hAnsi="Wingdings" w:hint="default"/>
+        <w:sz w:val="20"/>
+      </w:rPr>
+    </w:lvl>
+    <w:lvl w:ilvl="6" w:tentative="1">
+      <w:start w:val="1"/>
+      <w:numFmt w:val="bullet"/>
+      <w:lvlText w:val=""/>
+      <w:lvlJc w:val="left"/>
+      <w:pPr>
+        <w:tabs>
+          <w:tab w:val="num" w:pos="5040"/>
+        </w:tabs>
+        <w:ind w:left="5040" w:hanging="360"/>
+      </w:pPr>
+      <w:rPr>
+        <w:rFonts w:ascii="Wingdings" w:hAnsi="Wingdings" w:hint="default"/>
+        <w:sz w:val="20"/>
+      </w:rPr>
+    </w:lvl>
+    <w:lvl w:ilvl="7" w:tentative="1">
+      <w:start w:val="1"/>
+      <w:numFmt w:val="bullet"/>
+      <w:lvlText w:val=""/>
+      <w:lvlJc w:val="left"/>
+      <w:pPr>
+        <w:tabs>
+          <w:tab w:val="num" w:pos="5760"/>
+        </w:tabs>
+        <w:ind w:left="5760" w:hanging="360"/>
+      </w:pPr>
+      <w:rPr>
+        <w:rFonts w:ascii="Wingdings" w:hAnsi="Wingdings" w:hint="default"/>
+        <w:sz w:val="20"/>
+      </w:rPr>
+    </w:lvl>
+    <w:lvl w:ilvl="8" w:tentative="1">
+      <w:start w:val="1"/>
+      <w:numFmt w:val="bullet"/>
+      <w:lvlText w:val=""/>
+      <w:lvlJc w:val="left"/>
+      <w:pPr>
+        <w:tabs>
+          <w:tab w:val="num" w:pos="6480"/>
+        </w:tabs>
+        <w:ind w:left="6480" w:hanging="360"/>
+      </w:pPr>
+      <w:rPr>
+        <w:rFonts w:ascii="Wingdings" w:hAnsi="Wingdings" w:hint="default"/>
+        <w:sz w:val="20"/>
+      </w:rPr>
+    </w:lvl>
+  </w:abstractNum>
+  <w:abstractNum w:abstractNumId="4" w15:restartNumberingAfterBreak="0">
+    <w:nsid w:val="185A6708"/>
+    <w:multiLevelType w:val="multilevel"/>
+    <w:tmpl w:val="E7786472"/>
+    <w:lvl w:ilvl="0">
+      <w:start w:val="1"/>
+      <w:numFmt w:val="bullet"/>
+      <w:lvlText w:val=""/>
+      <w:lvlJc w:val="left"/>
+      <w:pPr>
+        <w:tabs>
+          <w:tab w:val="num" w:pos="720"/>
+        </w:tabs>
+        <w:ind w:left="720" w:hanging="360"/>
+      </w:pPr>
+      <w:rPr>
+        <w:rFonts w:ascii="Symbol" w:hAnsi="Symbol" w:hint="default"/>
+        <w:sz w:val="20"/>
+      </w:rPr>
+    </w:lvl>
+    <w:lvl w:ilvl="1" w:tentative="1">
+      <w:start w:val="1"/>
+      <w:numFmt w:val="bullet"/>
+      <w:lvlText w:val="o"/>
+      <w:lvlJc w:val="left"/>
+      <w:pPr>
+        <w:tabs>
+          <w:tab w:val="num" w:pos="1440"/>
+        </w:tabs>
+        <w:ind w:left="1440" w:hanging="360"/>
+      </w:pPr>
+      <w:rPr>
+        <w:rFonts w:ascii="Courier New" w:hAnsi="Courier New" w:hint="default"/>
+        <w:sz w:val="20"/>
+      </w:rPr>
+    </w:lvl>
+    <w:lvl w:ilvl="2" w:tentative="1">
+      <w:start w:val="1"/>
+      <w:numFmt w:val="bullet"/>
+      <w:lvlText w:val=""/>
+      <w:lvlJc w:val="left"/>
+      <w:pPr>
+        <w:tabs>
+          <w:tab w:val="num" w:pos="2160"/>
+        </w:tabs>
+        <w:ind w:left="2160" w:hanging="360"/>
+      </w:pPr>
+      <w:rPr>
+        <w:rFonts w:ascii="Wingdings" w:hAnsi="Wingdings" w:hint="default"/>
+        <w:sz w:val="20"/>
+      </w:rPr>
+    </w:lvl>
+    <w:lvl w:ilvl="3" w:tentative="1">
+      <w:start w:val="1"/>
+      <w:numFmt w:val="bullet"/>
+      <w:lvlText w:val=""/>
+      <w:lvlJc w:val="left"/>
+      <w:pPr>
+        <w:tabs>
+          <w:tab w:val="num" w:pos="2880"/>
+        </w:tabs>
+        <w:ind w:left="2880" w:hanging="360"/>
+      </w:pPr>
+      <w:rPr>
+        <w:rFonts w:ascii="Wingdings" w:hAnsi="Wingdings" w:hint="default"/>
+        <w:sz w:val="20"/>
+      </w:rPr>
+    </w:lvl>
+    <w:lvl w:ilvl="4" w:tentative="1">
+      <w:start w:val="1"/>
+      <w:numFmt w:val="bullet"/>
+      <w:lvlText w:val=""/>
+      <w:lvlJc w:val="left"/>
+      <w:pPr>
+        <w:tabs>
+          <w:tab w:val="num" w:pos="3600"/>
+        </w:tabs>
+        <w:ind w:left="3600" w:hanging="360"/>
+      </w:pPr>
+      <w:rPr>
+        <w:rFonts w:ascii="Wingdings" w:hAnsi="Wingdings" w:hint="default"/>
+        <w:sz w:val="20"/>
+      </w:rPr>
+    </w:lvl>
+    <w:lvl w:ilvl="5" w:tentative="1">
+      <w:start w:val="1"/>
+      <w:numFmt w:val="bullet"/>
+      <w:lvlText w:val=""/>
+      <w:lvlJc w:val="left"/>
+      <w:pPr>
+        <w:tabs>
+          <w:tab w:val="num" w:pos="4320"/>
+        </w:tabs>
+        <w:ind w:left="4320" w:hanging="360"/>
+      </w:pPr>
+      <w:rPr>
+        <w:rFonts w:ascii="Wingdings" w:hAnsi="Wingdings" w:hint="default"/>
+        <w:sz w:val="20"/>
+      </w:rPr>
+    </w:lvl>
+    <w:lvl w:ilvl="6" w:tentative="1">
+      <w:start w:val="1"/>
+      <w:numFmt w:val="bullet"/>
+      <w:lvlText w:val=""/>
+      <w:lvlJc w:val="left"/>
+      <w:pPr>
+        <w:tabs>
+          <w:tab w:val="num" w:pos="5040"/>
+        </w:tabs>
+        <w:ind w:left="5040" w:hanging="360"/>
+      </w:pPr>
+      <w:rPr>
+        <w:rFonts w:ascii="Wingdings" w:hAnsi="Wingdings" w:hint="default"/>
+        <w:sz w:val="20"/>
+      </w:rPr>
+    </w:lvl>
+    <w:lvl w:ilvl="7" w:tentative="1">
+      <w:start w:val="1"/>
+      <w:numFmt w:val="bullet"/>
+      <w:lvlText w:val=""/>
+      <w:lvlJc w:val="left"/>
+      <w:pPr>
+        <w:tabs>
+          <w:tab w:val="num" w:pos="5760"/>
+        </w:tabs>
+        <w:ind w:left="5760" w:hanging="360"/>
+      </w:pPr>
+      <w:rPr>
+        <w:rFonts w:ascii="Wingdings" w:hAnsi="Wingdings" w:hint="default"/>
+        <w:sz w:val="20"/>
+      </w:rPr>
+    </w:lvl>
+    <w:lvl w:ilvl="8" w:tentative="1">
+      <w:start w:val="1"/>
+      <w:numFmt w:val="bullet"/>
+      <w:lvlText w:val=""/>
+      <w:lvlJc w:val="left"/>
+      <w:pPr>
+        <w:tabs>
+          <w:tab w:val="num" w:pos="6480"/>
+        </w:tabs>
+        <w:ind w:left="6480" w:hanging="360"/>
+      </w:pPr>
+      <w:rPr>
+        <w:rFonts w:ascii="Wingdings" w:hAnsi="Wingdings" w:hint="default"/>
+        <w:sz w:val="20"/>
+      </w:rPr>
+    </w:lvl>
+  </w:abstractNum>
+  <w:abstractNum w:abstractNumId="5" w15:restartNumberingAfterBreak="0">
+    <w:nsid w:val="19C95CDF"/>
+    <w:multiLevelType w:val="multilevel"/>
+    <w:tmpl w:val="2234A006"/>
+    <w:lvl w:ilvl="0">
+      <w:start w:val="1"/>
+      <w:numFmt w:val="bullet"/>
+      <w:lvlText w:val=""/>
+      <w:lvlJc w:val="left"/>
+      <w:pPr>
+        <w:tabs>
+          <w:tab w:val="num" w:pos="720"/>
+        </w:tabs>
+        <w:ind w:left="720" w:hanging="360"/>
+      </w:pPr>
+      <w:rPr>
+        <w:rFonts w:ascii="Symbol" w:hAnsi="Symbol" w:hint="default"/>
+        <w:sz w:val="20"/>
+      </w:rPr>
+    </w:lvl>
+    <w:lvl w:ilvl="1" w:tentative="1">
+      <w:start w:val="1"/>
+      <w:numFmt w:val="bullet"/>
+      <w:lvlText w:val="o"/>
+      <w:lvlJc w:val="left"/>
+      <w:pPr>
+        <w:tabs>
+          <w:tab w:val="num" w:pos="1440"/>
+        </w:tabs>
+        <w:ind w:left="1440" w:hanging="360"/>
+      </w:pPr>
+      <w:rPr>
+        <w:rFonts w:ascii="Courier New" w:hAnsi="Courier New" w:hint="default"/>
+        <w:sz w:val="20"/>
+      </w:rPr>
+    </w:lvl>
+    <w:lvl w:ilvl="2" w:tentative="1">
+      <w:start w:val="1"/>
+      <w:numFmt w:val="bullet"/>
+      <w:lvlText w:val=""/>
+      <w:lvlJc w:val="left"/>
+      <w:pPr>
+        <w:tabs>
+          <w:tab w:val="num" w:pos="2160"/>
+        </w:tabs>
+        <w:ind w:left="2160" w:hanging="360"/>
+      </w:pPr>
+      <w:rPr>
+        <w:rFonts w:ascii="Wingdings" w:hAnsi="Wingdings" w:hint="default"/>
+        <w:sz w:val="20"/>
+      </w:rPr>
+    </w:lvl>
+    <w:lvl w:ilvl="3" w:tentative="1">
+      <w:start w:val="1"/>
+      <w:numFmt w:val="bullet"/>
+      <w:lvlText w:val=""/>
+      <w:lvlJc w:val="left"/>
+      <w:pPr>
+        <w:tabs>
+          <w:tab w:val="num" w:pos="2880"/>
+        </w:tabs>
+        <w:ind w:left="2880" w:hanging="360"/>
+      </w:pPr>
+      <w:rPr>
+        <w:rFonts w:ascii="Wingdings" w:hAnsi="Wingdings" w:hint="default"/>
+        <w:sz w:val="20"/>
+      </w:rPr>
+    </w:lvl>
+    <w:lvl w:ilvl="4" w:tentative="1">
+      <w:start w:val="1"/>
+      <w:numFmt w:val="bullet"/>
+      <w:lvlText w:val=""/>
+      <w:lvlJc w:val="left"/>
+      <w:pPr>
+        <w:tabs>
+          <w:tab w:val="num" w:pos="3600"/>
+        </w:tabs>
+        <w:ind w:left="3600" w:hanging="360"/>
+      </w:pPr>
+      <w:rPr>
+        <w:rFonts w:ascii="Wingdings" w:hAnsi="Wingdings" w:hint="default"/>
+        <w:sz w:val="20"/>
+      </w:rPr>
+    </w:lvl>
+    <w:lvl w:ilvl="5" w:tentative="1">
+      <w:start w:val="1"/>
+      <w:numFmt w:val="bullet"/>
+      <w:lvlText w:val=""/>
+      <w:lvlJc w:val="left"/>
+      <w:pPr>
+        <w:tabs>
+          <w:tab w:val="num" w:pos="4320"/>
+        </w:tabs>
+        <w:ind w:left="4320" w:hanging="360"/>
+      </w:pPr>
+      <w:rPr>
+        <w:rFonts w:ascii="Wingdings" w:hAnsi="Wingdings" w:hint="default"/>
+        <w:sz w:val="20"/>
+      </w:rPr>
+    </w:lvl>
+    <w:lvl w:ilvl="6" w:tentative="1">
+      <w:start w:val="1"/>
+      <w:numFmt w:val="bullet"/>
+      <w:lvlText w:val=""/>
+      <w:lvlJc w:val="left"/>
+      <w:pPr>
+        <w:tabs>
+          <w:tab w:val="num" w:pos="5040"/>
+        </w:tabs>
+        <w:ind w:left="5040" w:hanging="360"/>
+      </w:pPr>
+      <w:rPr>
+        <w:rFonts w:ascii="Wingdings" w:hAnsi="Wingdings" w:hint="default"/>
+        <w:sz w:val="20"/>
+      </w:rPr>
+    </w:lvl>
+    <w:lvl w:ilvl="7" w:tentative="1">
+      <w:start w:val="1"/>
+      <w:numFmt w:val="bullet"/>
+      <w:lvlText w:val=""/>
+      <w:lvlJc w:val="left"/>
+      <w:pPr>
+        <w:tabs>
+          <w:tab w:val="num" w:pos="5760"/>
+        </w:tabs>
+        <w:ind w:left="5760" w:hanging="360"/>
+      </w:pPr>
+      <w:rPr>
+        <w:rFonts w:ascii="Wingdings" w:hAnsi="Wingdings" w:hint="default"/>
+        <w:sz w:val="20"/>
+      </w:rPr>
+    </w:lvl>
+    <w:lvl w:ilvl="8" w:tentative="1">
+      <w:start w:val="1"/>
+      <w:numFmt w:val="bullet"/>
+      <w:lvlText w:val=""/>
+      <w:lvlJc w:val="left"/>
+      <w:pPr>
+        <w:tabs>
+          <w:tab w:val="num" w:pos="6480"/>
+        </w:tabs>
+        <w:ind w:left="6480" w:hanging="360"/>
+      </w:pPr>
+      <w:rPr>
+        <w:rFonts w:ascii="Wingdings" w:hAnsi="Wingdings" w:hint="default"/>
+        <w:sz w:val="20"/>
+      </w:rPr>
+    </w:lvl>
+  </w:abstractNum>
+  <w:abstractNum w:abstractNumId="6" w15:restartNumberingAfterBreak="0">
+    <w:nsid w:val="22537FB3"/>
+    <w:multiLevelType w:val="multilevel"/>
+    <w:tmpl w:val="93A82114"/>
+    <w:lvl w:ilvl="0">
+      <w:start w:val="1"/>
+      <w:numFmt w:val="bullet"/>
+      <w:lvlText w:val=""/>
+      <w:lvlJc w:val="left"/>
+      <w:pPr>
+        <w:tabs>
+          <w:tab w:val="num" w:pos="720"/>
+        </w:tabs>
+        <w:ind w:left="720" w:hanging="360"/>
+      </w:pPr>
+      <w:rPr>
+        <w:rFonts w:ascii="Symbol" w:hAnsi="Symbol" w:hint="default"/>
+        <w:sz w:val="20"/>
+      </w:rPr>
+    </w:lvl>
+    <w:lvl w:ilvl="1" w:tentative="1">
+      <w:start w:val="1"/>
+      <w:numFmt w:val="bullet"/>
+      <w:lvlText w:val="o"/>
+      <w:lvlJc w:val="left"/>
+      <w:pPr>
+        <w:tabs>
+          <w:tab w:val="num" w:pos="1440"/>
+        </w:tabs>
+        <w:ind w:left="1440" w:hanging="360"/>
+      </w:pPr>
+      <w:rPr>
+        <w:rFonts w:ascii="Courier New" w:hAnsi="Courier New" w:hint="default"/>
+        <w:sz w:val="20"/>
+      </w:rPr>
+    </w:lvl>
+    <w:lvl w:ilvl="2" w:tentative="1">
+      <w:start w:val="1"/>
+      <w:numFmt w:val="bullet"/>
+      <w:lvlText w:val=""/>
+      <w:lvlJc w:val="left"/>
+      <w:pPr>
+        <w:tabs>
+          <w:tab w:val="num" w:pos="2160"/>
+        </w:tabs>
+        <w:ind w:left="2160" w:hanging="360"/>
+      </w:pPr>
+      <w:rPr>
+        <w:rFonts w:ascii="Wingdings" w:hAnsi="Wingdings" w:hint="default"/>
+        <w:sz w:val="20"/>
+      </w:rPr>
+    </w:lvl>
+    <w:lvl w:ilvl="3" w:tentative="1">
+      <w:start w:val="1"/>
+      <w:numFmt w:val="bullet"/>
+      <w:lvlText w:val=""/>
+      <w:lvlJc w:val="left"/>
+      <w:pPr>
+        <w:tabs>
+          <w:tab w:val="num" w:pos="2880"/>
+        </w:tabs>
+        <w:ind w:left="2880" w:hanging="360"/>
+      </w:pPr>
+      <w:rPr>
+        <w:rFonts w:ascii="Wingdings" w:hAnsi="Wingdings" w:hint="default"/>
+        <w:sz w:val="20"/>
+      </w:rPr>
+    </w:lvl>
+    <w:lvl w:ilvl="4" w:tentative="1">
+      <w:start w:val="1"/>
+      <w:numFmt w:val="bullet"/>
+      <w:lvlText w:val=""/>
+      <w:lvlJc w:val="left"/>
+      <w:pPr>
+        <w:tabs>
+          <w:tab w:val="num" w:pos="3600"/>
+        </w:tabs>
+        <w:ind w:left="3600" w:hanging="360"/>
+      </w:pPr>
+      <w:rPr>
+        <w:rFonts w:ascii="Wingdings" w:hAnsi="Wingdings" w:hint="default"/>
+        <w:sz w:val="20"/>
+      </w:rPr>
+    </w:lvl>
+    <w:lvl w:ilvl="5" w:tentative="1">
+      <w:start w:val="1"/>
+      <w:numFmt w:val="bullet"/>
+      <w:lvlText w:val=""/>
+      <w:lvlJc w:val="left"/>
+      <w:pPr>
+        <w:tabs>
+          <w:tab w:val="num" w:pos="4320"/>
+        </w:tabs>
+        <w:ind w:left="4320" w:hanging="360"/>
+      </w:pPr>
+      <w:rPr>
+        <w:rFonts w:ascii="Wingdings" w:hAnsi="Wingdings" w:hint="default"/>
+        <w:sz w:val="20"/>
+      </w:rPr>
+    </w:lvl>
+    <w:lvl w:ilvl="6" w:tentative="1">
+      <w:start w:val="1"/>
+      <w:numFmt w:val="bullet"/>
+      <w:lvlText w:val=""/>
+      <w:lvlJc w:val="left"/>
+      <w:pPr>
+        <w:tabs>
+          <w:tab w:val="num" w:pos="5040"/>
+        </w:tabs>
+        <w:ind w:left="5040" w:hanging="360"/>
+      </w:pPr>
+      <w:rPr>
+        <w:rFonts w:ascii="Wingdings" w:hAnsi="Wingdings" w:hint="default"/>
+        <w:sz w:val="20"/>
+      </w:rPr>
+    </w:lvl>
+    <w:lvl w:ilvl="7" w:tentative="1">
+      <w:start w:val="1"/>
+      <w:numFmt w:val="bullet"/>
+      <w:lvlText w:val=""/>
+      <w:lvlJc w:val="left"/>
+      <w:pPr>
+        <w:tabs>
+          <w:tab w:val="num" w:pos="5760"/>
+        </w:tabs>
+        <w:ind w:left="5760" w:hanging="360"/>
+      </w:pPr>
+      <w:rPr>
+        <w:rFonts w:ascii="Wingdings" w:hAnsi="Wingdings" w:hint="default"/>
+        <w:sz w:val="20"/>
+      </w:rPr>
+    </w:lvl>
+    <w:lvl w:ilvl="8" w:tentative="1">
+      <w:start w:val="1"/>
+      <w:numFmt w:val="bullet"/>
+      <w:lvlText w:val=""/>
+      <w:lvlJc w:val="left"/>
+      <w:pPr>
+        <w:tabs>
+          <w:tab w:val="num" w:pos="6480"/>
+        </w:tabs>
+        <w:ind w:left="6480" w:hanging="360"/>
+      </w:pPr>
+      <w:rPr>
+        <w:rFonts w:ascii="Wingdings" w:hAnsi="Wingdings" w:hint="default"/>
+        <w:sz w:val="20"/>
+      </w:rPr>
+    </w:lvl>
+  </w:abstractNum>
+  <w:abstractNum w:abstractNumId="7" w15:restartNumberingAfterBreak="0">
     <w:nsid w:val="25DD5A08"/>
     <w:multiLevelType w:val="hybridMultilevel"/>
     <w:tmpl w:val="3DFE876C"/>
@@ -1325,7 +5255,7 @@
       </w:rPr>
     </w:lvl>
   </w:abstractNum>
-  <w:abstractNum w:abstractNumId="2" w15:restartNumberingAfterBreak="0">
+  <w:abstractNum w:abstractNumId="8" w15:restartNumberingAfterBreak="0">
     <w:nsid w:val="25EB701C"/>
     <w:multiLevelType w:val="hybridMultilevel"/>
     <w:tmpl w:val="8924D480"/>
@@ -1438,7 +5368,156 @@
       </w:rPr>
     </w:lvl>
   </w:abstractNum>
-  <w:abstractNum w:abstractNumId="3" w15:restartNumberingAfterBreak="0">
+  <w:abstractNum w:abstractNumId="9" w15:restartNumberingAfterBreak="0">
+    <w:nsid w:val="26745E48"/>
+    <w:multiLevelType w:val="multilevel"/>
+    <w:tmpl w:val="998650E2"/>
+    <w:lvl w:ilvl="0">
+      <w:start w:val="1"/>
+      <w:numFmt w:val="bullet"/>
+      <w:lvlText w:val=""/>
+      <w:lvlJc w:val="left"/>
+      <w:pPr>
+        <w:tabs>
+          <w:tab w:val="num" w:pos="720"/>
+        </w:tabs>
+        <w:ind w:left="720" w:hanging="360"/>
+      </w:pPr>
+      <w:rPr>
+        <w:rFonts w:ascii="Symbol" w:hAnsi="Symbol" w:hint="default"/>
+        <w:sz w:val="20"/>
+      </w:rPr>
+    </w:lvl>
+    <w:lvl w:ilvl="1" w:tentative="1">
+      <w:start w:val="1"/>
+      <w:numFmt w:val="bullet"/>
+      <w:lvlText w:val="o"/>
+      <w:lvlJc w:val="left"/>
+      <w:pPr>
+        <w:tabs>
+          <w:tab w:val="num" w:pos="1440"/>
+        </w:tabs>
+        <w:ind w:left="1440" w:hanging="360"/>
+      </w:pPr>
+      <w:rPr>
+        <w:rFonts w:ascii="Courier New" w:hAnsi="Courier New" w:hint="default"/>
+        <w:sz w:val="20"/>
+      </w:rPr>
+    </w:lvl>
+    <w:lvl w:ilvl="2" w:tentative="1">
+      <w:start w:val="1"/>
+      <w:numFmt w:val="bullet"/>
+      <w:lvlText w:val=""/>
+      <w:lvlJc w:val="left"/>
+      <w:pPr>
+        <w:tabs>
+          <w:tab w:val="num" w:pos="2160"/>
+        </w:tabs>
+        <w:ind w:left="2160" w:hanging="360"/>
+      </w:pPr>
+      <w:rPr>
+        <w:rFonts w:ascii="Wingdings" w:hAnsi="Wingdings" w:hint="default"/>
+        <w:sz w:val="20"/>
+      </w:rPr>
+    </w:lvl>
+    <w:lvl w:ilvl="3" w:tentative="1">
+      <w:start w:val="1"/>
+      <w:numFmt w:val="bullet"/>
+      <w:lvlText w:val=""/>
+      <w:lvlJc w:val="left"/>
+      <w:pPr>
+        <w:tabs>
+          <w:tab w:val="num" w:pos="2880"/>
+        </w:tabs>
+        <w:ind w:left="2880" w:hanging="360"/>
+      </w:pPr>
+      <w:rPr>
+        <w:rFonts w:ascii="Wingdings" w:hAnsi="Wingdings" w:hint="default"/>
+        <w:sz w:val="20"/>
+      </w:rPr>
+    </w:lvl>
+    <w:lvl w:ilvl="4" w:tentative="1">
+      <w:start w:val="1"/>
+      <w:numFmt w:val="bullet"/>
+      <w:lvlText w:val=""/>
+      <w:lvlJc w:val="left"/>
+      <w:pPr>
+        <w:tabs>
+          <w:tab w:val="num" w:pos="3600"/>
+        </w:tabs>
+        <w:ind w:left="3600" w:hanging="360"/>
+      </w:pPr>
+      <w:rPr>
+        <w:rFonts w:ascii="Wingdings" w:hAnsi="Wingdings" w:hint="default"/>
+        <w:sz w:val="20"/>
+      </w:rPr>
+    </w:lvl>
+    <w:lvl w:ilvl="5" w:tentative="1">
+      <w:start w:val="1"/>
+      <w:numFmt w:val="bullet"/>
+      <w:lvlText w:val=""/>
+      <w:lvlJc w:val="left"/>
+      <w:pPr>
+        <w:tabs>
+          <w:tab w:val="num" w:pos="4320"/>
+        </w:tabs>
+        <w:ind w:left="4320" w:hanging="360"/>
+      </w:pPr>
+      <w:rPr>
+        <w:rFonts w:ascii="Wingdings" w:hAnsi="Wingdings" w:hint="default"/>
+        <w:sz w:val="20"/>
+      </w:rPr>
+    </w:lvl>
+    <w:lvl w:ilvl="6" w:tentative="1">
+      <w:start w:val="1"/>
+      <w:numFmt w:val="bullet"/>
+      <w:lvlText w:val=""/>
+      <w:lvlJc w:val="left"/>
+      <w:pPr>
+        <w:tabs>
+          <w:tab w:val="num" w:pos="5040"/>
+        </w:tabs>
+        <w:ind w:left="5040" w:hanging="360"/>
+      </w:pPr>
+      <w:rPr>
+        <w:rFonts w:ascii="Wingdings" w:hAnsi="Wingdings" w:hint="default"/>
+        <w:sz w:val="20"/>
+      </w:rPr>
+    </w:lvl>
+    <w:lvl w:ilvl="7" w:tentative="1">
+      <w:start w:val="1"/>
+      <w:numFmt w:val="bullet"/>
+      <w:lvlText w:val=""/>
+      <w:lvlJc w:val="left"/>
+      <w:pPr>
+        <w:tabs>
+          <w:tab w:val="num" w:pos="5760"/>
+        </w:tabs>
+        <w:ind w:left="5760" w:hanging="360"/>
+      </w:pPr>
+      <w:rPr>
+        <w:rFonts w:ascii="Wingdings" w:hAnsi="Wingdings" w:hint="default"/>
+        <w:sz w:val="20"/>
+      </w:rPr>
+    </w:lvl>
+    <w:lvl w:ilvl="8" w:tentative="1">
+      <w:start w:val="1"/>
+      <w:numFmt w:val="bullet"/>
+      <w:lvlText w:val=""/>
+      <w:lvlJc w:val="left"/>
+      <w:pPr>
+        <w:tabs>
+          <w:tab w:val="num" w:pos="6480"/>
+        </w:tabs>
+        <w:ind w:left="6480" w:hanging="360"/>
+      </w:pPr>
+      <w:rPr>
+        <w:rFonts w:ascii="Wingdings" w:hAnsi="Wingdings" w:hint="default"/>
+        <w:sz w:val="20"/>
+      </w:rPr>
+    </w:lvl>
+  </w:abstractNum>
+  <w:abstractNum w:abstractNumId="10" w15:restartNumberingAfterBreak="0">
     <w:nsid w:val="29740460"/>
     <w:multiLevelType w:val="multilevel"/>
     <w:tmpl w:val="0BDE98A2"/>
@@ -1587,7 +5666,156 @@
       </w:rPr>
     </w:lvl>
   </w:abstractNum>
-  <w:abstractNum w:abstractNumId="4" w15:restartNumberingAfterBreak="0">
+  <w:abstractNum w:abstractNumId="11" w15:restartNumberingAfterBreak="0">
+    <w:nsid w:val="31FB33FB"/>
+    <w:multiLevelType w:val="multilevel"/>
+    <w:tmpl w:val="D6064FD4"/>
+    <w:lvl w:ilvl="0">
+      <w:start w:val="1"/>
+      <w:numFmt w:val="bullet"/>
+      <w:lvlText w:val=""/>
+      <w:lvlJc w:val="left"/>
+      <w:pPr>
+        <w:tabs>
+          <w:tab w:val="num" w:pos="720"/>
+        </w:tabs>
+        <w:ind w:left="720" w:hanging="360"/>
+      </w:pPr>
+      <w:rPr>
+        <w:rFonts w:ascii="Symbol" w:hAnsi="Symbol" w:hint="default"/>
+        <w:sz w:val="20"/>
+      </w:rPr>
+    </w:lvl>
+    <w:lvl w:ilvl="1" w:tentative="1">
+      <w:start w:val="1"/>
+      <w:numFmt w:val="bullet"/>
+      <w:lvlText w:val="o"/>
+      <w:lvlJc w:val="left"/>
+      <w:pPr>
+        <w:tabs>
+          <w:tab w:val="num" w:pos="1440"/>
+        </w:tabs>
+        <w:ind w:left="1440" w:hanging="360"/>
+      </w:pPr>
+      <w:rPr>
+        <w:rFonts w:ascii="Courier New" w:hAnsi="Courier New" w:hint="default"/>
+        <w:sz w:val="20"/>
+      </w:rPr>
+    </w:lvl>
+    <w:lvl w:ilvl="2" w:tentative="1">
+      <w:start w:val="1"/>
+      <w:numFmt w:val="bullet"/>
+      <w:lvlText w:val=""/>
+      <w:lvlJc w:val="left"/>
+      <w:pPr>
+        <w:tabs>
+          <w:tab w:val="num" w:pos="2160"/>
+        </w:tabs>
+        <w:ind w:left="2160" w:hanging="360"/>
+      </w:pPr>
+      <w:rPr>
+        <w:rFonts w:ascii="Wingdings" w:hAnsi="Wingdings" w:hint="default"/>
+        <w:sz w:val="20"/>
+      </w:rPr>
+    </w:lvl>
+    <w:lvl w:ilvl="3" w:tentative="1">
+      <w:start w:val="1"/>
+      <w:numFmt w:val="bullet"/>
+      <w:lvlText w:val=""/>
+      <w:lvlJc w:val="left"/>
+      <w:pPr>
+        <w:tabs>
+          <w:tab w:val="num" w:pos="2880"/>
+        </w:tabs>
+        <w:ind w:left="2880" w:hanging="360"/>
+      </w:pPr>
+      <w:rPr>
+        <w:rFonts w:ascii="Wingdings" w:hAnsi="Wingdings" w:hint="default"/>
+        <w:sz w:val="20"/>
+      </w:rPr>
+    </w:lvl>
+    <w:lvl w:ilvl="4" w:tentative="1">
+      <w:start w:val="1"/>
+      <w:numFmt w:val="bullet"/>
+      <w:lvlText w:val=""/>
+      <w:lvlJc w:val="left"/>
+      <w:pPr>
+        <w:tabs>
+          <w:tab w:val="num" w:pos="3600"/>
+        </w:tabs>
+        <w:ind w:left="3600" w:hanging="360"/>
+      </w:pPr>
+      <w:rPr>
+        <w:rFonts w:ascii="Wingdings" w:hAnsi="Wingdings" w:hint="default"/>
+        <w:sz w:val="20"/>
+      </w:rPr>
+    </w:lvl>
+    <w:lvl w:ilvl="5" w:tentative="1">
+      <w:start w:val="1"/>
+      <w:numFmt w:val="bullet"/>
+      <w:lvlText w:val=""/>
+      <w:lvlJc w:val="left"/>
+      <w:pPr>
+        <w:tabs>
+          <w:tab w:val="num" w:pos="4320"/>
+        </w:tabs>
+        <w:ind w:left="4320" w:hanging="360"/>
+      </w:pPr>
+      <w:rPr>
+        <w:rFonts w:ascii="Wingdings" w:hAnsi="Wingdings" w:hint="default"/>
+        <w:sz w:val="20"/>
+      </w:rPr>
+    </w:lvl>
+    <w:lvl w:ilvl="6" w:tentative="1">
+      <w:start w:val="1"/>
+      <w:numFmt w:val="bullet"/>
+      <w:lvlText w:val=""/>
+      <w:lvlJc w:val="left"/>
+      <w:pPr>
+        <w:tabs>
+          <w:tab w:val="num" w:pos="5040"/>
+        </w:tabs>
+        <w:ind w:left="5040" w:hanging="360"/>
+      </w:pPr>
+      <w:rPr>
+        <w:rFonts w:ascii="Wingdings" w:hAnsi="Wingdings" w:hint="default"/>
+        <w:sz w:val="20"/>
+      </w:rPr>
+    </w:lvl>
+    <w:lvl w:ilvl="7" w:tentative="1">
+      <w:start w:val="1"/>
+      <w:numFmt w:val="bullet"/>
+      <w:lvlText w:val=""/>
+      <w:lvlJc w:val="left"/>
+      <w:pPr>
+        <w:tabs>
+          <w:tab w:val="num" w:pos="5760"/>
+        </w:tabs>
+        <w:ind w:left="5760" w:hanging="360"/>
+      </w:pPr>
+      <w:rPr>
+        <w:rFonts w:ascii="Wingdings" w:hAnsi="Wingdings" w:hint="default"/>
+        <w:sz w:val="20"/>
+      </w:rPr>
+    </w:lvl>
+    <w:lvl w:ilvl="8" w:tentative="1">
+      <w:start w:val="1"/>
+      <w:numFmt w:val="bullet"/>
+      <w:lvlText w:val=""/>
+      <w:lvlJc w:val="left"/>
+      <w:pPr>
+        <w:tabs>
+          <w:tab w:val="num" w:pos="6480"/>
+        </w:tabs>
+        <w:ind w:left="6480" w:hanging="360"/>
+      </w:pPr>
+      <w:rPr>
+        <w:rFonts w:ascii="Wingdings" w:hAnsi="Wingdings" w:hint="default"/>
+        <w:sz w:val="20"/>
+      </w:rPr>
+    </w:lvl>
+  </w:abstractNum>
+  <w:abstractNum w:abstractNumId="12" w15:restartNumberingAfterBreak="0">
     <w:nsid w:val="381546CF"/>
     <w:multiLevelType w:val="hybridMultilevel"/>
     <w:tmpl w:val="4C1C220C"/>
@@ -1700,7 +5928,7 @@
       </w:rPr>
     </w:lvl>
   </w:abstractNum>
-  <w:abstractNum w:abstractNumId="5" w15:restartNumberingAfterBreak="0">
+  <w:abstractNum w:abstractNumId="13" w15:restartNumberingAfterBreak="0">
     <w:nsid w:val="390C472D"/>
     <w:multiLevelType w:val="hybridMultilevel"/>
     <w:tmpl w:val="424CC322"/>
@@ -1789,7 +6017,332 @@
       </w:pPr>
     </w:lvl>
   </w:abstractNum>
-  <w:abstractNum w:abstractNumId="6" w15:restartNumberingAfterBreak="0">
+  <w:abstractNum w:abstractNumId="14" w15:restartNumberingAfterBreak="0">
+    <w:nsid w:val="3A7E2CD8"/>
+    <w:multiLevelType w:val="hybridMultilevel"/>
+    <w:tmpl w:val="31C0EA6E"/>
+    <w:lvl w:ilvl="0" w:tplc="0F6638AA">
+      <w:start w:val="1"/>
+      <w:numFmt w:val="decimal"/>
+      <w:lvlText w:val="%1."/>
+      <w:lvlJc w:val="left"/>
+      <w:pPr>
+        <w:ind w:left="720" w:hanging="360"/>
+      </w:pPr>
+      <w:rPr>
+        <w:rFonts w:hint="default"/>
+        <w:sz w:val="24"/>
+      </w:rPr>
+    </w:lvl>
+    <w:lvl w:ilvl="1" w:tplc="04090019" w:tentative="1">
+      <w:start w:val="1"/>
+      <w:numFmt w:val="lowerLetter"/>
+      <w:lvlText w:val="%2."/>
+      <w:lvlJc w:val="left"/>
+      <w:pPr>
+        <w:ind w:left="1440" w:hanging="360"/>
+      </w:pPr>
+    </w:lvl>
+    <w:lvl w:ilvl="2" w:tplc="0409001B" w:tentative="1">
+      <w:start w:val="1"/>
+      <w:numFmt w:val="lowerRoman"/>
+      <w:lvlText w:val="%3."/>
+      <w:lvlJc w:val="right"/>
+      <w:pPr>
+        <w:ind w:left="2160" w:hanging="180"/>
+      </w:pPr>
+    </w:lvl>
+    <w:lvl w:ilvl="3" w:tplc="0409000F" w:tentative="1">
+      <w:start w:val="1"/>
+      <w:numFmt w:val="decimal"/>
+      <w:lvlText w:val="%4."/>
+      <w:lvlJc w:val="left"/>
+      <w:pPr>
+        <w:ind w:left="2880" w:hanging="360"/>
+      </w:pPr>
+    </w:lvl>
+    <w:lvl w:ilvl="4" w:tplc="04090019" w:tentative="1">
+      <w:start w:val="1"/>
+      <w:numFmt w:val="lowerLetter"/>
+      <w:lvlText w:val="%5."/>
+      <w:lvlJc w:val="left"/>
+      <w:pPr>
+        <w:ind w:left="3600" w:hanging="360"/>
+      </w:pPr>
+    </w:lvl>
+    <w:lvl w:ilvl="5" w:tplc="0409001B" w:tentative="1">
+      <w:start w:val="1"/>
+      <w:numFmt w:val="lowerRoman"/>
+      <w:lvlText w:val="%6."/>
+      <w:lvlJc w:val="right"/>
+      <w:pPr>
+        <w:ind w:left="4320" w:hanging="180"/>
+      </w:pPr>
+    </w:lvl>
+    <w:lvl w:ilvl="6" w:tplc="0409000F" w:tentative="1">
+      <w:start w:val="1"/>
+      <w:numFmt w:val="decimal"/>
+      <w:lvlText w:val="%7."/>
+      <w:lvlJc w:val="left"/>
+      <w:pPr>
+        <w:ind w:left="5040" w:hanging="360"/>
+      </w:pPr>
+    </w:lvl>
+    <w:lvl w:ilvl="7" w:tplc="04090019" w:tentative="1">
+      <w:start w:val="1"/>
+      <w:numFmt w:val="lowerLetter"/>
+      <w:lvlText w:val="%8."/>
+      <w:lvlJc w:val="left"/>
+      <w:pPr>
+        <w:ind w:left="5760" w:hanging="360"/>
+      </w:pPr>
+    </w:lvl>
+    <w:lvl w:ilvl="8" w:tplc="0409001B" w:tentative="1">
+      <w:start w:val="1"/>
+      <w:numFmt w:val="lowerRoman"/>
+      <w:lvlText w:val="%9."/>
+      <w:lvlJc w:val="right"/>
+      <w:pPr>
+        <w:ind w:left="6480" w:hanging="180"/>
+      </w:pPr>
+    </w:lvl>
+  </w:abstractNum>
+  <w:abstractNum w:abstractNumId="15" w15:restartNumberingAfterBreak="0">
+    <w:nsid w:val="3C88649A"/>
+    <w:multiLevelType w:val="multilevel"/>
+    <w:tmpl w:val="70B42F5C"/>
+    <w:lvl w:ilvl="0">
+      <w:start w:val="1"/>
+      <w:numFmt w:val="bullet"/>
+      <w:lvlText w:val=""/>
+      <w:lvlJc w:val="left"/>
+      <w:pPr>
+        <w:tabs>
+          <w:tab w:val="num" w:pos="720"/>
+        </w:tabs>
+        <w:ind w:left="720" w:hanging="360"/>
+      </w:pPr>
+      <w:rPr>
+        <w:rFonts w:ascii="Symbol" w:hAnsi="Symbol" w:hint="default"/>
+        <w:sz w:val="20"/>
+      </w:rPr>
+    </w:lvl>
+    <w:lvl w:ilvl="1" w:tentative="1">
+      <w:start w:val="1"/>
+      <w:numFmt w:val="bullet"/>
+      <w:lvlText w:val="o"/>
+      <w:lvlJc w:val="left"/>
+      <w:pPr>
+        <w:tabs>
+          <w:tab w:val="num" w:pos="1440"/>
+        </w:tabs>
+        <w:ind w:left="1440" w:hanging="360"/>
+      </w:pPr>
+      <w:rPr>
+        <w:rFonts w:ascii="Courier New" w:hAnsi="Courier New" w:hint="default"/>
+        <w:sz w:val="20"/>
+      </w:rPr>
+    </w:lvl>
+    <w:lvl w:ilvl="2" w:tentative="1">
+      <w:start w:val="1"/>
+      <w:numFmt w:val="bullet"/>
+      <w:lvlText w:val=""/>
+      <w:lvlJc w:val="left"/>
+      <w:pPr>
+        <w:tabs>
+          <w:tab w:val="num" w:pos="2160"/>
+        </w:tabs>
+        <w:ind w:left="2160" w:hanging="360"/>
+      </w:pPr>
+      <w:rPr>
+        <w:rFonts w:ascii="Wingdings" w:hAnsi="Wingdings" w:hint="default"/>
+        <w:sz w:val="20"/>
+      </w:rPr>
+    </w:lvl>
+    <w:lvl w:ilvl="3" w:tentative="1">
+      <w:start w:val="1"/>
+      <w:numFmt w:val="bullet"/>
+      <w:lvlText w:val=""/>
+      <w:lvlJc w:val="left"/>
+      <w:pPr>
+        <w:tabs>
+          <w:tab w:val="num" w:pos="2880"/>
+        </w:tabs>
+        <w:ind w:left="2880" w:hanging="360"/>
+      </w:pPr>
+      <w:rPr>
+        <w:rFonts w:ascii="Wingdings" w:hAnsi="Wingdings" w:hint="default"/>
+        <w:sz w:val="20"/>
+      </w:rPr>
+    </w:lvl>
+    <w:lvl w:ilvl="4" w:tentative="1">
+      <w:start w:val="1"/>
+      <w:numFmt w:val="bullet"/>
+      <w:lvlText w:val=""/>
+      <w:lvlJc w:val="left"/>
+      <w:pPr>
+        <w:tabs>
+          <w:tab w:val="num" w:pos="3600"/>
+        </w:tabs>
+        <w:ind w:left="3600" w:hanging="360"/>
+      </w:pPr>
+      <w:rPr>
+        <w:rFonts w:ascii="Wingdings" w:hAnsi="Wingdings" w:hint="default"/>
+        <w:sz w:val="20"/>
+      </w:rPr>
+    </w:lvl>
+    <w:lvl w:ilvl="5" w:tentative="1">
+      <w:start w:val="1"/>
+      <w:numFmt w:val="bullet"/>
+      <w:lvlText w:val=""/>
+      <w:lvlJc w:val="left"/>
+      <w:pPr>
+        <w:tabs>
+          <w:tab w:val="num" w:pos="4320"/>
+        </w:tabs>
+        <w:ind w:left="4320" w:hanging="360"/>
+      </w:pPr>
+      <w:rPr>
+        <w:rFonts w:ascii="Wingdings" w:hAnsi="Wingdings" w:hint="default"/>
+        <w:sz w:val="20"/>
+      </w:rPr>
+    </w:lvl>
+    <w:lvl w:ilvl="6" w:tentative="1">
+      <w:start w:val="1"/>
+      <w:numFmt w:val="bullet"/>
+      <w:lvlText w:val=""/>
+      <w:lvlJc w:val="left"/>
+      <w:pPr>
+        <w:tabs>
+          <w:tab w:val="num" w:pos="5040"/>
+        </w:tabs>
+        <w:ind w:left="5040" w:hanging="360"/>
+      </w:pPr>
+      <w:rPr>
+        <w:rFonts w:ascii="Wingdings" w:hAnsi="Wingdings" w:hint="default"/>
+        <w:sz w:val="20"/>
+      </w:rPr>
+    </w:lvl>
+    <w:lvl w:ilvl="7" w:tentative="1">
+      <w:start w:val="1"/>
+      <w:numFmt w:val="bullet"/>
+      <w:lvlText w:val=""/>
+      <w:lvlJc w:val="left"/>
+      <w:pPr>
+        <w:tabs>
+          <w:tab w:val="num" w:pos="5760"/>
+        </w:tabs>
+        <w:ind w:left="5760" w:hanging="360"/>
+      </w:pPr>
+      <w:rPr>
+        <w:rFonts w:ascii="Wingdings" w:hAnsi="Wingdings" w:hint="default"/>
+        <w:sz w:val="20"/>
+      </w:rPr>
+    </w:lvl>
+    <w:lvl w:ilvl="8" w:tentative="1">
+      <w:start w:val="1"/>
+      <w:numFmt w:val="bullet"/>
+      <w:lvlText w:val=""/>
+      <w:lvlJc w:val="left"/>
+      <w:pPr>
+        <w:tabs>
+          <w:tab w:val="num" w:pos="6480"/>
+        </w:tabs>
+        <w:ind w:left="6480" w:hanging="360"/>
+      </w:pPr>
+      <w:rPr>
+        <w:rFonts w:ascii="Wingdings" w:hAnsi="Wingdings" w:hint="default"/>
+        <w:sz w:val="20"/>
+      </w:rPr>
+    </w:lvl>
+  </w:abstractNum>
+  <w:abstractNum w:abstractNumId="16" w15:restartNumberingAfterBreak="0">
+    <w:nsid w:val="41F0546C"/>
+    <w:multiLevelType w:val="multilevel"/>
+    <w:tmpl w:val="0409001F"/>
+    <w:lvl w:ilvl="0">
+      <w:start w:val="1"/>
+      <w:numFmt w:val="decimal"/>
+      <w:lvlText w:val="%1."/>
+      <w:lvlJc w:val="left"/>
+      <w:pPr>
+        <w:ind w:left="360" w:hanging="360"/>
+      </w:pPr>
+    </w:lvl>
+    <w:lvl w:ilvl="1">
+      <w:start w:val="1"/>
+      <w:numFmt w:val="decimal"/>
+      <w:lvlText w:val="%1.%2."/>
+      <w:lvlJc w:val="left"/>
+      <w:pPr>
+        <w:ind w:left="1152" w:hanging="432"/>
+      </w:pPr>
+    </w:lvl>
+    <w:lvl w:ilvl="2">
+      <w:start w:val="1"/>
+      <w:numFmt w:val="decimal"/>
+      <w:lvlText w:val="%1.%2.%3."/>
+      <w:lvlJc w:val="left"/>
+      <w:pPr>
+        <w:ind w:left="1224" w:hanging="504"/>
+      </w:pPr>
+    </w:lvl>
+    <w:lvl w:ilvl="3">
+      <w:start w:val="1"/>
+      <w:numFmt w:val="decimal"/>
+      <w:lvlText w:val="%1.%2.%3.%4."/>
+      <w:lvlJc w:val="left"/>
+      <w:pPr>
+        <w:ind w:left="1728" w:hanging="648"/>
+      </w:pPr>
+    </w:lvl>
+    <w:lvl w:ilvl="4">
+      <w:start w:val="1"/>
+      <w:numFmt w:val="decimal"/>
+      <w:lvlText w:val="%1.%2.%3.%4.%5."/>
+      <w:lvlJc w:val="left"/>
+      <w:pPr>
+        <w:ind w:left="2232" w:hanging="792"/>
+      </w:pPr>
+    </w:lvl>
+    <w:lvl w:ilvl="5">
+      <w:start w:val="1"/>
+      <w:numFmt w:val="decimal"/>
+      <w:lvlText w:val="%1.%2.%3.%4.%5.%6."/>
+      <w:lvlJc w:val="left"/>
+      <w:pPr>
+        <w:ind w:left="2736" w:hanging="936"/>
+      </w:pPr>
+    </w:lvl>
+    <w:lvl w:ilvl="6">
+      <w:start w:val="1"/>
+      <w:numFmt w:val="decimal"/>
+      <w:lvlText w:val="%1.%2.%3.%4.%5.%6.%7."/>
+      <w:lvlJc w:val="left"/>
+      <w:pPr>
+        <w:ind w:left="3240" w:hanging="1080"/>
+      </w:pPr>
+    </w:lvl>
+    <w:lvl w:ilvl="7">
+      <w:start w:val="1"/>
+      <w:numFmt w:val="decimal"/>
+      <w:lvlText w:val="%1.%2.%3.%4.%5.%6.%7.%8."/>
+      <w:lvlJc w:val="left"/>
+      <w:pPr>
+        <w:ind w:left="3744" w:hanging="1224"/>
+      </w:pPr>
+    </w:lvl>
+    <w:lvl w:ilvl="8">
+      <w:start w:val="1"/>
+      <w:numFmt w:val="decimal"/>
+      <w:lvlText w:val="%1.%2.%3.%4.%5.%6.%7.%8.%9."/>
+      <w:lvlJc w:val="left"/>
+      <w:pPr>
+        <w:ind w:left="4320" w:hanging="1440"/>
+      </w:pPr>
+    </w:lvl>
+  </w:abstractNum>
+  <w:abstractNum w:abstractNumId="17" w15:restartNumberingAfterBreak="0">
     <w:nsid w:val="48E25B97"/>
     <w:multiLevelType w:val="multilevel"/>
     <w:tmpl w:val="F9583024"/>
@@ -1938,7 +6491,7 @@
       </w:rPr>
     </w:lvl>
   </w:abstractNum>
-  <w:abstractNum w:abstractNumId="7" w15:restartNumberingAfterBreak="0">
+  <w:abstractNum w:abstractNumId="18" w15:restartNumberingAfterBreak="0">
     <w:nsid w:val="527F21F7"/>
     <w:multiLevelType w:val="hybridMultilevel"/>
     <w:tmpl w:val="D7B4AAA6"/>
@@ -2027,7 +6580,7 @@
       </w:pPr>
     </w:lvl>
   </w:abstractNum>
-  <w:abstractNum w:abstractNumId="8" w15:restartNumberingAfterBreak="0">
+  <w:abstractNum w:abstractNumId="19" w15:restartNumberingAfterBreak="0">
     <w:nsid w:val="573F644D"/>
     <w:multiLevelType w:val="multilevel"/>
     <w:tmpl w:val="772402F0"/>
@@ -2176,7 +6729,656 @@
       </w:rPr>
     </w:lvl>
   </w:abstractNum>
-  <w:abstractNum w:abstractNumId="9" w15:restartNumberingAfterBreak="0">
+  <w:abstractNum w:abstractNumId="20" w15:restartNumberingAfterBreak="0">
+    <w:nsid w:val="57FC214F"/>
+    <w:multiLevelType w:val="multilevel"/>
+    <w:tmpl w:val="FAAC40C0"/>
+    <w:lvl w:ilvl="0">
+      <w:start w:val="1"/>
+      <w:numFmt w:val="bullet"/>
+      <w:lvlText w:val=""/>
+      <w:lvlJc w:val="left"/>
+      <w:pPr>
+        <w:tabs>
+          <w:tab w:val="num" w:pos="720"/>
+        </w:tabs>
+        <w:ind w:left="720" w:hanging="360"/>
+      </w:pPr>
+      <w:rPr>
+        <w:rFonts w:ascii="Symbol" w:hAnsi="Symbol" w:hint="default"/>
+        <w:sz w:val="20"/>
+      </w:rPr>
+    </w:lvl>
+    <w:lvl w:ilvl="1" w:tentative="1">
+      <w:start w:val="1"/>
+      <w:numFmt w:val="bullet"/>
+      <w:lvlText w:val="o"/>
+      <w:lvlJc w:val="left"/>
+      <w:pPr>
+        <w:tabs>
+          <w:tab w:val="num" w:pos="1440"/>
+        </w:tabs>
+        <w:ind w:left="1440" w:hanging="360"/>
+      </w:pPr>
+      <w:rPr>
+        <w:rFonts w:ascii="Courier New" w:hAnsi="Courier New" w:hint="default"/>
+        <w:sz w:val="20"/>
+      </w:rPr>
+    </w:lvl>
+    <w:lvl w:ilvl="2" w:tentative="1">
+      <w:start w:val="1"/>
+      <w:numFmt w:val="bullet"/>
+      <w:lvlText w:val=""/>
+      <w:lvlJc w:val="left"/>
+      <w:pPr>
+        <w:tabs>
+          <w:tab w:val="num" w:pos="2160"/>
+        </w:tabs>
+        <w:ind w:left="2160" w:hanging="360"/>
+      </w:pPr>
+      <w:rPr>
+        <w:rFonts w:ascii="Wingdings" w:hAnsi="Wingdings" w:hint="default"/>
+        <w:sz w:val="20"/>
+      </w:rPr>
+    </w:lvl>
+    <w:lvl w:ilvl="3" w:tentative="1">
+      <w:start w:val="1"/>
+      <w:numFmt w:val="bullet"/>
+      <w:lvlText w:val=""/>
+      <w:lvlJc w:val="left"/>
+      <w:pPr>
+        <w:tabs>
+          <w:tab w:val="num" w:pos="2880"/>
+        </w:tabs>
+        <w:ind w:left="2880" w:hanging="360"/>
+      </w:pPr>
+      <w:rPr>
+        <w:rFonts w:ascii="Wingdings" w:hAnsi="Wingdings" w:hint="default"/>
+        <w:sz w:val="20"/>
+      </w:rPr>
+    </w:lvl>
+    <w:lvl w:ilvl="4" w:tentative="1">
+      <w:start w:val="1"/>
+      <w:numFmt w:val="bullet"/>
+      <w:lvlText w:val=""/>
+      <w:lvlJc w:val="left"/>
+      <w:pPr>
+        <w:tabs>
+          <w:tab w:val="num" w:pos="3600"/>
+        </w:tabs>
+        <w:ind w:left="3600" w:hanging="360"/>
+      </w:pPr>
+      <w:rPr>
+        <w:rFonts w:ascii="Wingdings" w:hAnsi="Wingdings" w:hint="default"/>
+        <w:sz w:val="20"/>
+      </w:rPr>
+    </w:lvl>
+    <w:lvl w:ilvl="5" w:tentative="1">
+      <w:start w:val="1"/>
+      <w:numFmt w:val="bullet"/>
+      <w:lvlText w:val=""/>
+      <w:lvlJc w:val="left"/>
+      <w:pPr>
+        <w:tabs>
+          <w:tab w:val="num" w:pos="4320"/>
+        </w:tabs>
+        <w:ind w:left="4320" w:hanging="360"/>
+      </w:pPr>
+      <w:rPr>
+        <w:rFonts w:ascii="Wingdings" w:hAnsi="Wingdings" w:hint="default"/>
+        <w:sz w:val="20"/>
+      </w:rPr>
+    </w:lvl>
+    <w:lvl w:ilvl="6" w:tentative="1">
+      <w:start w:val="1"/>
+      <w:numFmt w:val="bullet"/>
+      <w:lvlText w:val=""/>
+      <w:lvlJc w:val="left"/>
+      <w:pPr>
+        <w:tabs>
+          <w:tab w:val="num" w:pos="5040"/>
+        </w:tabs>
+        <w:ind w:left="5040" w:hanging="360"/>
+      </w:pPr>
+      <w:rPr>
+        <w:rFonts w:ascii="Wingdings" w:hAnsi="Wingdings" w:hint="default"/>
+        <w:sz w:val="20"/>
+      </w:rPr>
+    </w:lvl>
+    <w:lvl w:ilvl="7" w:tentative="1">
+      <w:start w:val="1"/>
+      <w:numFmt w:val="bullet"/>
+      <w:lvlText w:val=""/>
+      <w:lvlJc w:val="left"/>
+      <w:pPr>
+        <w:tabs>
+          <w:tab w:val="num" w:pos="5760"/>
+        </w:tabs>
+        <w:ind w:left="5760" w:hanging="360"/>
+      </w:pPr>
+      <w:rPr>
+        <w:rFonts w:ascii="Wingdings" w:hAnsi="Wingdings" w:hint="default"/>
+        <w:sz w:val="20"/>
+      </w:rPr>
+    </w:lvl>
+    <w:lvl w:ilvl="8" w:tentative="1">
+      <w:start w:val="1"/>
+      <w:numFmt w:val="bullet"/>
+      <w:lvlText w:val=""/>
+      <w:lvlJc w:val="left"/>
+      <w:pPr>
+        <w:tabs>
+          <w:tab w:val="num" w:pos="6480"/>
+        </w:tabs>
+        <w:ind w:left="6480" w:hanging="360"/>
+      </w:pPr>
+      <w:rPr>
+        <w:rFonts w:ascii="Wingdings" w:hAnsi="Wingdings" w:hint="default"/>
+        <w:sz w:val="20"/>
+      </w:rPr>
+    </w:lvl>
+  </w:abstractNum>
+  <w:abstractNum w:abstractNumId="21" w15:restartNumberingAfterBreak="0">
+    <w:nsid w:val="5C363D18"/>
+    <w:multiLevelType w:val="multilevel"/>
+    <w:tmpl w:val="25A21682"/>
+    <w:lvl w:ilvl="0">
+      <w:start w:val="1"/>
+      <w:numFmt w:val="bullet"/>
+      <w:lvlText w:val=""/>
+      <w:lvlJc w:val="left"/>
+      <w:pPr>
+        <w:tabs>
+          <w:tab w:val="num" w:pos="720"/>
+        </w:tabs>
+        <w:ind w:left="720" w:hanging="360"/>
+      </w:pPr>
+      <w:rPr>
+        <w:rFonts w:ascii="Symbol" w:hAnsi="Symbol" w:hint="default"/>
+        <w:sz w:val="20"/>
+      </w:rPr>
+    </w:lvl>
+    <w:lvl w:ilvl="1" w:tentative="1">
+      <w:start w:val="1"/>
+      <w:numFmt w:val="bullet"/>
+      <w:lvlText w:val="o"/>
+      <w:lvlJc w:val="left"/>
+      <w:pPr>
+        <w:tabs>
+          <w:tab w:val="num" w:pos="1440"/>
+        </w:tabs>
+        <w:ind w:left="1440" w:hanging="360"/>
+      </w:pPr>
+      <w:rPr>
+        <w:rFonts w:ascii="Courier New" w:hAnsi="Courier New" w:hint="default"/>
+        <w:sz w:val="20"/>
+      </w:rPr>
+    </w:lvl>
+    <w:lvl w:ilvl="2" w:tentative="1">
+      <w:start w:val="1"/>
+      <w:numFmt w:val="bullet"/>
+      <w:lvlText w:val=""/>
+      <w:lvlJc w:val="left"/>
+      <w:pPr>
+        <w:tabs>
+          <w:tab w:val="num" w:pos="2160"/>
+        </w:tabs>
+        <w:ind w:left="2160" w:hanging="360"/>
+      </w:pPr>
+      <w:rPr>
+        <w:rFonts w:ascii="Wingdings" w:hAnsi="Wingdings" w:hint="default"/>
+        <w:sz w:val="20"/>
+      </w:rPr>
+    </w:lvl>
+    <w:lvl w:ilvl="3" w:tentative="1">
+      <w:start w:val="1"/>
+      <w:numFmt w:val="bullet"/>
+      <w:lvlText w:val=""/>
+      <w:lvlJc w:val="left"/>
+      <w:pPr>
+        <w:tabs>
+          <w:tab w:val="num" w:pos="2880"/>
+        </w:tabs>
+        <w:ind w:left="2880" w:hanging="360"/>
+      </w:pPr>
+      <w:rPr>
+        <w:rFonts w:ascii="Wingdings" w:hAnsi="Wingdings" w:hint="default"/>
+        <w:sz w:val="20"/>
+      </w:rPr>
+    </w:lvl>
+    <w:lvl w:ilvl="4" w:tentative="1">
+      <w:start w:val="1"/>
+      <w:numFmt w:val="bullet"/>
+      <w:lvlText w:val=""/>
+      <w:lvlJc w:val="left"/>
+      <w:pPr>
+        <w:tabs>
+          <w:tab w:val="num" w:pos="3600"/>
+        </w:tabs>
+        <w:ind w:left="3600" w:hanging="360"/>
+      </w:pPr>
+      <w:rPr>
+        <w:rFonts w:ascii="Wingdings" w:hAnsi="Wingdings" w:hint="default"/>
+        <w:sz w:val="20"/>
+      </w:rPr>
+    </w:lvl>
+    <w:lvl w:ilvl="5" w:tentative="1">
+      <w:start w:val="1"/>
+      <w:numFmt w:val="bullet"/>
+      <w:lvlText w:val=""/>
+      <w:lvlJc w:val="left"/>
+      <w:pPr>
+        <w:tabs>
+          <w:tab w:val="num" w:pos="4320"/>
+        </w:tabs>
+        <w:ind w:left="4320" w:hanging="360"/>
+      </w:pPr>
+      <w:rPr>
+        <w:rFonts w:ascii="Wingdings" w:hAnsi="Wingdings" w:hint="default"/>
+        <w:sz w:val="20"/>
+      </w:rPr>
+    </w:lvl>
+    <w:lvl w:ilvl="6" w:tentative="1">
+      <w:start w:val="1"/>
+      <w:numFmt w:val="bullet"/>
+      <w:lvlText w:val=""/>
+      <w:lvlJc w:val="left"/>
+      <w:pPr>
+        <w:tabs>
+          <w:tab w:val="num" w:pos="5040"/>
+        </w:tabs>
+        <w:ind w:left="5040" w:hanging="360"/>
+      </w:pPr>
+      <w:rPr>
+        <w:rFonts w:ascii="Wingdings" w:hAnsi="Wingdings" w:hint="default"/>
+        <w:sz w:val="20"/>
+      </w:rPr>
+    </w:lvl>
+    <w:lvl w:ilvl="7" w:tentative="1">
+      <w:start w:val="1"/>
+      <w:numFmt w:val="bullet"/>
+      <w:lvlText w:val=""/>
+      <w:lvlJc w:val="left"/>
+      <w:pPr>
+        <w:tabs>
+          <w:tab w:val="num" w:pos="5760"/>
+        </w:tabs>
+        <w:ind w:left="5760" w:hanging="360"/>
+      </w:pPr>
+      <w:rPr>
+        <w:rFonts w:ascii="Wingdings" w:hAnsi="Wingdings" w:hint="default"/>
+        <w:sz w:val="20"/>
+      </w:rPr>
+    </w:lvl>
+    <w:lvl w:ilvl="8" w:tentative="1">
+      <w:start w:val="1"/>
+      <w:numFmt w:val="bullet"/>
+      <w:lvlText w:val=""/>
+      <w:lvlJc w:val="left"/>
+      <w:pPr>
+        <w:tabs>
+          <w:tab w:val="num" w:pos="6480"/>
+        </w:tabs>
+        <w:ind w:left="6480" w:hanging="360"/>
+      </w:pPr>
+      <w:rPr>
+        <w:rFonts w:ascii="Wingdings" w:hAnsi="Wingdings" w:hint="default"/>
+        <w:sz w:val="20"/>
+      </w:rPr>
+    </w:lvl>
+  </w:abstractNum>
+  <w:abstractNum w:abstractNumId="22" w15:restartNumberingAfterBreak="0">
+    <w:nsid w:val="68525EBB"/>
+    <w:multiLevelType w:val="multilevel"/>
+    <w:tmpl w:val="E038620A"/>
+    <w:lvl w:ilvl="0">
+      <w:start w:val="1"/>
+      <w:numFmt w:val="bullet"/>
+      <w:lvlText w:val=""/>
+      <w:lvlJc w:val="left"/>
+      <w:pPr>
+        <w:tabs>
+          <w:tab w:val="num" w:pos="720"/>
+        </w:tabs>
+        <w:ind w:left="720" w:hanging="360"/>
+      </w:pPr>
+      <w:rPr>
+        <w:rFonts w:ascii="Symbol" w:hAnsi="Symbol" w:hint="default"/>
+        <w:sz w:val="20"/>
+      </w:rPr>
+    </w:lvl>
+    <w:lvl w:ilvl="1" w:tentative="1">
+      <w:start w:val="1"/>
+      <w:numFmt w:val="bullet"/>
+      <w:lvlText w:val="o"/>
+      <w:lvlJc w:val="left"/>
+      <w:pPr>
+        <w:tabs>
+          <w:tab w:val="num" w:pos="1440"/>
+        </w:tabs>
+        <w:ind w:left="1440" w:hanging="360"/>
+      </w:pPr>
+      <w:rPr>
+        <w:rFonts w:ascii="Courier New" w:hAnsi="Courier New" w:hint="default"/>
+        <w:sz w:val="20"/>
+      </w:rPr>
+    </w:lvl>
+    <w:lvl w:ilvl="2" w:tentative="1">
+      <w:start w:val="1"/>
+      <w:numFmt w:val="bullet"/>
+      <w:lvlText w:val=""/>
+      <w:lvlJc w:val="left"/>
+      <w:pPr>
+        <w:tabs>
+          <w:tab w:val="num" w:pos="2160"/>
+        </w:tabs>
+        <w:ind w:left="2160" w:hanging="360"/>
+      </w:pPr>
+      <w:rPr>
+        <w:rFonts w:ascii="Wingdings" w:hAnsi="Wingdings" w:hint="default"/>
+        <w:sz w:val="20"/>
+      </w:rPr>
+    </w:lvl>
+    <w:lvl w:ilvl="3" w:tentative="1">
+      <w:start w:val="1"/>
+      <w:numFmt w:val="bullet"/>
+      <w:lvlText w:val=""/>
+      <w:lvlJc w:val="left"/>
+      <w:pPr>
+        <w:tabs>
+          <w:tab w:val="num" w:pos="2880"/>
+        </w:tabs>
+        <w:ind w:left="2880" w:hanging="360"/>
+      </w:pPr>
+      <w:rPr>
+        <w:rFonts w:ascii="Wingdings" w:hAnsi="Wingdings" w:hint="default"/>
+        <w:sz w:val="20"/>
+      </w:rPr>
+    </w:lvl>
+    <w:lvl w:ilvl="4" w:tentative="1">
+      <w:start w:val="1"/>
+      <w:numFmt w:val="bullet"/>
+      <w:lvlText w:val=""/>
+      <w:lvlJc w:val="left"/>
+      <w:pPr>
+        <w:tabs>
+          <w:tab w:val="num" w:pos="3600"/>
+        </w:tabs>
+        <w:ind w:left="3600" w:hanging="360"/>
+      </w:pPr>
+      <w:rPr>
+        <w:rFonts w:ascii="Wingdings" w:hAnsi="Wingdings" w:hint="default"/>
+        <w:sz w:val="20"/>
+      </w:rPr>
+    </w:lvl>
+    <w:lvl w:ilvl="5" w:tentative="1">
+      <w:start w:val="1"/>
+      <w:numFmt w:val="bullet"/>
+      <w:lvlText w:val=""/>
+      <w:lvlJc w:val="left"/>
+      <w:pPr>
+        <w:tabs>
+          <w:tab w:val="num" w:pos="4320"/>
+        </w:tabs>
+        <w:ind w:left="4320" w:hanging="360"/>
+      </w:pPr>
+      <w:rPr>
+        <w:rFonts w:ascii="Wingdings" w:hAnsi="Wingdings" w:hint="default"/>
+        <w:sz w:val="20"/>
+      </w:rPr>
+    </w:lvl>
+    <w:lvl w:ilvl="6" w:tentative="1">
+      <w:start w:val="1"/>
+      <w:numFmt w:val="bullet"/>
+      <w:lvlText w:val=""/>
+      <w:lvlJc w:val="left"/>
+      <w:pPr>
+        <w:tabs>
+          <w:tab w:val="num" w:pos="5040"/>
+        </w:tabs>
+        <w:ind w:left="5040" w:hanging="360"/>
+      </w:pPr>
+      <w:rPr>
+        <w:rFonts w:ascii="Wingdings" w:hAnsi="Wingdings" w:hint="default"/>
+        <w:sz w:val="20"/>
+      </w:rPr>
+    </w:lvl>
+    <w:lvl w:ilvl="7" w:tentative="1">
+      <w:start w:val="1"/>
+      <w:numFmt w:val="bullet"/>
+      <w:lvlText w:val=""/>
+      <w:lvlJc w:val="left"/>
+      <w:pPr>
+        <w:tabs>
+          <w:tab w:val="num" w:pos="5760"/>
+        </w:tabs>
+        <w:ind w:left="5760" w:hanging="360"/>
+      </w:pPr>
+      <w:rPr>
+        <w:rFonts w:ascii="Wingdings" w:hAnsi="Wingdings" w:hint="default"/>
+        <w:sz w:val="20"/>
+      </w:rPr>
+    </w:lvl>
+    <w:lvl w:ilvl="8" w:tentative="1">
+      <w:start w:val="1"/>
+      <w:numFmt w:val="bullet"/>
+      <w:lvlText w:val=""/>
+      <w:lvlJc w:val="left"/>
+      <w:pPr>
+        <w:tabs>
+          <w:tab w:val="num" w:pos="6480"/>
+        </w:tabs>
+        <w:ind w:left="6480" w:hanging="360"/>
+      </w:pPr>
+      <w:rPr>
+        <w:rFonts w:ascii="Wingdings" w:hAnsi="Wingdings" w:hint="default"/>
+        <w:sz w:val="20"/>
+      </w:rPr>
+    </w:lvl>
+  </w:abstractNum>
+  <w:abstractNum w:abstractNumId="23" w15:restartNumberingAfterBreak="0">
+    <w:nsid w:val="69C2091D"/>
+    <w:multiLevelType w:val="hybridMultilevel"/>
+    <w:tmpl w:val="B85660D6"/>
+    <w:lvl w:ilvl="0" w:tplc="04090001">
+      <w:start w:val="1"/>
+      <w:numFmt w:val="bullet"/>
+      <w:lvlText w:val=""/>
+      <w:lvlJc w:val="left"/>
+      <w:pPr>
+        <w:ind w:left="720" w:hanging="360"/>
+      </w:pPr>
+      <w:rPr>
+        <w:rFonts w:ascii="Symbol" w:hAnsi="Symbol" w:hint="default"/>
+      </w:rPr>
+    </w:lvl>
+    <w:lvl w:ilvl="1" w:tplc="04090003" w:tentative="1">
+      <w:start w:val="1"/>
+      <w:numFmt w:val="bullet"/>
+      <w:lvlText w:val="o"/>
+      <w:lvlJc w:val="left"/>
+      <w:pPr>
+        <w:ind w:left="1440" w:hanging="360"/>
+      </w:pPr>
+      <w:rPr>
+        <w:rFonts w:ascii="Courier New" w:hAnsi="Courier New" w:cs="Courier New" w:hint="default"/>
+      </w:rPr>
+    </w:lvl>
+    <w:lvl w:ilvl="2" w:tplc="04090005" w:tentative="1">
+      <w:start w:val="1"/>
+      <w:numFmt w:val="bullet"/>
+      <w:lvlText w:val=""/>
+      <w:lvlJc w:val="left"/>
+      <w:pPr>
+        <w:ind w:left="2160" w:hanging="360"/>
+      </w:pPr>
+      <w:rPr>
+        <w:rFonts w:ascii="Wingdings" w:hAnsi="Wingdings" w:hint="default"/>
+      </w:rPr>
+    </w:lvl>
+    <w:lvl w:ilvl="3" w:tplc="04090001" w:tentative="1">
+      <w:start w:val="1"/>
+      <w:numFmt w:val="bullet"/>
+      <w:lvlText w:val=""/>
+      <w:lvlJc w:val="left"/>
+      <w:pPr>
+        <w:ind w:left="2880" w:hanging="360"/>
+      </w:pPr>
+      <w:rPr>
+        <w:rFonts w:ascii="Symbol" w:hAnsi="Symbol" w:hint="default"/>
+      </w:rPr>
+    </w:lvl>
+    <w:lvl w:ilvl="4" w:tplc="04090003" w:tentative="1">
+      <w:start w:val="1"/>
+      <w:numFmt w:val="bullet"/>
+      <w:lvlText w:val="o"/>
+      <w:lvlJc w:val="left"/>
+      <w:pPr>
+        <w:ind w:left="3600" w:hanging="360"/>
+      </w:pPr>
+      <w:rPr>
+        <w:rFonts w:ascii="Courier New" w:hAnsi="Courier New" w:cs="Courier New" w:hint="default"/>
+      </w:rPr>
+    </w:lvl>
+    <w:lvl w:ilvl="5" w:tplc="04090005" w:tentative="1">
+      <w:start w:val="1"/>
+      <w:numFmt w:val="bullet"/>
+      <w:lvlText w:val=""/>
+      <w:lvlJc w:val="left"/>
+      <w:pPr>
+        <w:ind w:left="4320" w:hanging="360"/>
+      </w:pPr>
+      <w:rPr>
+        <w:rFonts w:ascii="Wingdings" w:hAnsi="Wingdings" w:hint="default"/>
+      </w:rPr>
+    </w:lvl>
+    <w:lvl w:ilvl="6" w:tplc="04090001" w:tentative="1">
+      <w:start w:val="1"/>
+      <w:numFmt w:val="bullet"/>
+      <w:lvlText w:val=""/>
+      <w:lvlJc w:val="left"/>
+      <w:pPr>
+        <w:ind w:left="5040" w:hanging="360"/>
+      </w:pPr>
+      <w:rPr>
+        <w:rFonts w:ascii="Symbol" w:hAnsi="Symbol" w:hint="default"/>
+      </w:rPr>
+    </w:lvl>
+    <w:lvl w:ilvl="7" w:tplc="04090003" w:tentative="1">
+      <w:start w:val="1"/>
+      <w:numFmt w:val="bullet"/>
+      <w:lvlText w:val="o"/>
+      <w:lvlJc w:val="left"/>
+      <w:pPr>
+        <w:ind w:left="5760" w:hanging="360"/>
+      </w:pPr>
+      <w:rPr>
+        <w:rFonts w:ascii="Courier New" w:hAnsi="Courier New" w:cs="Courier New" w:hint="default"/>
+      </w:rPr>
+    </w:lvl>
+    <w:lvl w:ilvl="8" w:tplc="04090005" w:tentative="1">
+      <w:start w:val="1"/>
+      <w:numFmt w:val="bullet"/>
+      <w:lvlText w:val=""/>
+      <w:lvlJc w:val="left"/>
+      <w:pPr>
+        <w:ind w:left="6480" w:hanging="360"/>
+      </w:pPr>
+      <w:rPr>
+        <w:rFonts w:ascii="Wingdings" w:hAnsi="Wingdings" w:hint="default"/>
+      </w:rPr>
+    </w:lvl>
+  </w:abstractNum>
+  <w:abstractNum w:abstractNumId="24" w15:restartNumberingAfterBreak="0">
+    <w:nsid w:val="6ADA7C85"/>
+    <w:multiLevelType w:val="hybridMultilevel"/>
+    <w:tmpl w:val="1EDE6C0C"/>
+    <w:lvl w:ilvl="0" w:tplc="0409000F">
+      <w:start w:val="1"/>
+      <w:numFmt w:val="decimal"/>
+      <w:lvlText w:val="%1."/>
+      <w:lvlJc w:val="left"/>
+      <w:pPr>
+        <w:ind w:left="720" w:hanging="360"/>
+      </w:pPr>
+      <w:rPr>
+        <w:rFonts w:hint="default"/>
+      </w:rPr>
+    </w:lvl>
+    <w:lvl w:ilvl="1" w:tplc="04090019" w:tentative="1">
+      <w:start w:val="1"/>
+      <w:numFmt w:val="lowerLetter"/>
+      <w:lvlText w:val="%2."/>
+      <w:lvlJc w:val="left"/>
+      <w:pPr>
+        <w:ind w:left="1440" w:hanging="360"/>
+      </w:pPr>
+    </w:lvl>
+    <w:lvl w:ilvl="2" w:tplc="0409001B" w:tentative="1">
+      <w:start w:val="1"/>
+      <w:numFmt w:val="lowerRoman"/>
+      <w:lvlText w:val="%3."/>
+      <w:lvlJc w:val="right"/>
+      <w:pPr>
+        <w:ind w:left="2160" w:hanging="180"/>
+      </w:pPr>
+    </w:lvl>
+    <w:lvl w:ilvl="3" w:tplc="0409000F" w:tentative="1">
+      <w:start w:val="1"/>
+      <w:numFmt w:val="decimal"/>
+      <w:lvlText w:val="%4."/>
+      <w:lvlJc w:val="left"/>
+      <w:pPr>
+        <w:ind w:left="2880" w:hanging="360"/>
+      </w:pPr>
+    </w:lvl>
+    <w:lvl w:ilvl="4" w:tplc="04090019" w:tentative="1">
+      <w:start w:val="1"/>
+      <w:numFmt w:val="lowerLetter"/>
+      <w:lvlText w:val="%5."/>
+      <w:lvlJc w:val="left"/>
+      <w:pPr>
+        <w:ind w:left="3600" w:hanging="360"/>
+      </w:pPr>
+    </w:lvl>
+    <w:lvl w:ilvl="5" w:tplc="0409001B" w:tentative="1">
+      <w:start w:val="1"/>
+      <w:numFmt w:val="lowerRoman"/>
+      <w:lvlText w:val="%6."/>
+      <w:lvlJc w:val="right"/>
+      <w:pPr>
+        <w:ind w:left="4320" w:hanging="180"/>
+      </w:pPr>
+    </w:lvl>
+    <w:lvl w:ilvl="6" w:tplc="0409000F" w:tentative="1">
+      <w:start w:val="1"/>
+      <w:numFmt w:val="decimal"/>
+      <w:lvlText w:val="%7."/>
+      <w:lvlJc w:val="left"/>
+      <w:pPr>
+        <w:ind w:left="5040" w:hanging="360"/>
+      </w:pPr>
+    </w:lvl>
+    <w:lvl w:ilvl="7" w:tplc="04090019" w:tentative="1">
+      <w:start w:val="1"/>
+      <w:numFmt w:val="lowerLetter"/>
+      <w:lvlText w:val="%8."/>
+      <w:lvlJc w:val="left"/>
+      <w:pPr>
+        <w:ind w:left="5760" w:hanging="360"/>
+      </w:pPr>
+    </w:lvl>
+    <w:lvl w:ilvl="8" w:tplc="0409001B" w:tentative="1">
+      <w:start w:val="1"/>
+      <w:numFmt w:val="lowerRoman"/>
+      <w:lvlText w:val="%9."/>
+      <w:lvlJc w:val="right"/>
+      <w:pPr>
+        <w:ind w:left="6480" w:hanging="180"/>
+      </w:pPr>
+    </w:lvl>
+  </w:abstractNum>
+  <w:abstractNum w:abstractNumId="25" w15:restartNumberingAfterBreak="0">
     <w:nsid w:val="6BDF1751"/>
     <w:multiLevelType w:val="hybridMultilevel"/>
     <w:tmpl w:val="5D32A252"/>
@@ -2291,7 +7493,269 @@
       </w:rPr>
     </w:lvl>
   </w:abstractNum>
-  <w:abstractNum w:abstractNumId="10" w15:restartNumberingAfterBreak="0">
+  <w:abstractNum w:abstractNumId="26" w15:restartNumberingAfterBreak="0">
+    <w:nsid w:val="6C610295"/>
+    <w:multiLevelType w:val="multilevel"/>
+    <w:tmpl w:val="7EE45E74"/>
+    <w:lvl w:ilvl="0">
+      <w:start w:val="1"/>
+      <w:numFmt w:val="bullet"/>
+      <w:lvlText w:val=""/>
+      <w:lvlJc w:val="left"/>
+      <w:pPr>
+        <w:tabs>
+          <w:tab w:val="num" w:pos="720"/>
+        </w:tabs>
+        <w:ind w:left="720" w:hanging="360"/>
+      </w:pPr>
+      <w:rPr>
+        <w:rFonts w:ascii="Symbol" w:hAnsi="Symbol" w:hint="default"/>
+        <w:sz w:val="20"/>
+      </w:rPr>
+    </w:lvl>
+    <w:lvl w:ilvl="1" w:tentative="1">
+      <w:start w:val="1"/>
+      <w:numFmt w:val="bullet"/>
+      <w:lvlText w:val="o"/>
+      <w:lvlJc w:val="left"/>
+      <w:pPr>
+        <w:tabs>
+          <w:tab w:val="num" w:pos="1440"/>
+        </w:tabs>
+        <w:ind w:left="1440" w:hanging="360"/>
+      </w:pPr>
+      <w:rPr>
+        <w:rFonts w:ascii="Courier New" w:hAnsi="Courier New" w:hint="default"/>
+        <w:sz w:val="20"/>
+      </w:rPr>
+    </w:lvl>
+    <w:lvl w:ilvl="2" w:tentative="1">
+      <w:start w:val="1"/>
+      <w:numFmt w:val="bullet"/>
+      <w:lvlText w:val=""/>
+      <w:lvlJc w:val="left"/>
+      <w:pPr>
+        <w:tabs>
+          <w:tab w:val="num" w:pos="2160"/>
+        </w:tabs>
+        <w:ind w:left="2160" w:hanging="360"/>
+      </w:pPr>
+      <w:rPr>
+        <w:rFonts w:ascii="Wingdings" w:hAnsi="Wingdings" w:hint="default"/>
+        <w:sz w:val="20"/>
+      </w:rPr>
+    </w:lvl>
+    <w:lvl w:ilvl="3" w:tentative="1">
+      <w:start w:val="1"/>
+      <w:numFmt w:val="bullet"/>
+      <w:lvlText w:val=""/>
+      <w:lvlJc w:val="left"/>
+      <w:pPr>
+        <w:tabs>
+          <w:tab w:val="num" w:pos="2880"/>
+        </w:tabs>
+        <w:ind w:left="2880" w:hanging="360"/>
+      </w:pPr>
+      <w:rPr>
+        <w:rFonts w:ascii="Wingdings" w:hAnsi="Wingdings" w:hint="default"/>
+        <w:sz w:val="20"/>
+      </w:rPr>
+    </w:lvl>
+    <w:lvl w:ilvl="4" w:tentative="1">
+      <w:start w:val="1"/>
+      <w:numFmt w:val="bullet"/>
+      <w:lvlText w:val=""/>
+      <w:lvlJc w:val="left"/>
+      <w:pPr>
+        <w:tabs>
+          <w:tab w:val="num" w:pos="3600"/>
+        </w:tabs>
+        <w:ind w:left="3600" w:hanging="360"/>
+      </w:pPr>
+      <w:rPr>
+        <w:rFonts w:ascii="Wingdings" w:hAnsi="Wingdings" w:hint="default"/>
+        <w:sz w:val="20"/>
+      </w:rPr>
+    </w:lvl>
+    <w:lvl w:ilvl="5" w:tentative="1">
+      <w:start w:val="1"/>
+      <w:numFmt w:val="bullet"/>
+      <w:lvlText w:val=""/>
+      <w:lvlJc w:val="left"/>
+      <w:pPr>
+        <w:tabs>
+          <w:tab w:val="num" w:pos="4320"/>
+        </w:tabs>
+        <w:ind w:left="4320" w:hanging="360"/>
+      </w:pPr>
+      <w:rPr>
+        <w:rFonts w:ascii="Wingdings" w:hAnsi="Wingdings" w:hint="default"/>
+        <w:sz w:val="20"/>
+      </w:rPr>
+    </w:lvl>
+    <w:lvl w:ilvl="6" w:tentative="1">
+      <w:start w:val="1"/>
+      <w:numFmt w:val="bullet"/>
+      <w:lvlText w:val=""/>
+      <w:lvlJc w:val="left"/>
+      <w:pPr>
+        <w:tabs>
+          <w:tab w:val="num" w:pos="5040"/>
+        </w:tabs>
+        <w:ind w:left="5040" w:hanging="360"/>
+      </w:pPr>
+      <w:rPr>
+        <w:rFonts w:ascii="Wingdings" w:hAnsi="Wingdings" w:hint="default"/>
+        <w:sz w:val="20"/>
+      </w:rPr>
+    </w:lvl>
+    <w:lvl w:ilvl="7" w:tentative="1">
+      <w:start w:val="1"/>
+      <w:numFmt w:val="bullet"/>
+      <w:lvlText w:val=""/>
+      <w:lvlJc w:val="left"/>
+      <w:pPr>
+        <w:tabs>
+          <w:tab w:val="num" w:pos="5760"/>
+        </w:tabs>
+        <w:ind w:left="5760" w:hanging="360"/>
+      </w:pPr>
+      <w:rPr>
+        <w:rFonts w:ascii="Wingdings" w:hAnsi="Wingdings" w:hint="default"/>
+        <w:sz w:val="20"/>
+      </w:rPr>
+    </w:lvl>
+    <w:lvl w:ilvl="8" w:tentative="1">
+      <w:start w:val="1"/>
+      <w:numFmt w:val="bullet"/>
+      <w:lvlText w:val=""/>
+      <w:lvlJc w:val="left"/>
+      <w:pPr>
+        <w:tabs>
+          <w:tab w:val="num" w:pos="6480"/>
+        </w:tabs>
+        <w:ind w:left="6480" w:hanging="360"/>
+      </w:pPr>
+      <w:rPr>
+        <w:rFonts w:ascii="Wingdings" w:hAnsi="Wingdings" w:hint="default"/>
+        <w:sz w:val="20"/>
+      </w:rPr>
+    </w:lvl>
+  </w:abstractNum>
+  <w:abstractNum w:abstractNumId="27" w15:restartNumberingAfterBreak="0">
+    <w:nsid w:val="6F042C1D"/>
+    <w:multiLevelType w:val="hybridMultilevel"/>
+    <w:tmpl w:val="04E66104"/>
+    <w:lvl w:ilvl="0" w:tplc="04090001">
+      <w:start w:val="1"/>
+      <w:numFmt w:val="bullet"/>
+      <w:lvlText w:val=""/>
+      <w:lvlJc w:val="left"/>
+      <w:pPr>
+        <w:ind w:left="1080" w:hanging="360"/>
+      </w:pPr>
+      <w:rPr>
+        <w:rFonts w:ascii="Symbol" w:hAnsi="Symbol" w:hint="default"/>
+      </w:rPr>
+    </w:lvl>
+    <w:lvl w:ilvl="1" w:tplc="04090003" w:tentative="1">
+      <w:start w:val="1"/>
+      <w:numFmt w:val="bullet"/>
+      <w:lvlText w:val="o"/>
+      <w:lvlJc w:val="left"/>
+      <w:pPr>
+        <w:ind w:left="1800" w:hanging="360"/>
+      </w:pPr>
+      <w:rPr>
+        <w:rFonts w:ascii="Courier New" w:hAnsi="Courier New" w:cs="Courier New" w:hint="default"/>
+      </w:rPr>
+    </w:lvl>
+    <w:lvl w:ilvl="2" w:tplc="04090005" w:tentative="1">
+      <w:start w:val="1"/>
+      <w:numFmt w:val="bullet"/>
+      <w:lvlText w:val=""/>
+      <w:lvlJc w:val="left"/>
+      <w:pPr>
+        <w:ind w:left="2520" w:hanging="360"/>
+      </w:pPr>
+      <w:rPr>
+        <w:rFonts w:ascii="Wingdings" w:hAnsi="Wingdings" w:hint="default"/>
+      </w:rPr>
+    </w:lvl>
+    <w:lvl w:ilvl="3" w:tplc="04090001" w:tentative="1">
+      <w:start w:val="1"/>
+      <w:numFmt w:val="bullet"/>
+      <w:lvlText w:val=""/>
+      <w:lvlJc w:val="left"/>
+      <w:pPr>
+        <w:ind w:left="3240" w:hanging="360"/>
+      </w:pPr>
+      <w:rPr>
+        <w:rFonts w:ascii="Symbol" w:hAnsi="Symbol" w:hint="default"/>
+      </w:rPr>
+    </w:lvl>
+    <w:lvl w:ilvl="4" w:tplc="04090003" w:tentative="1">
+      <w:start w:val="1"/>
+      <w:numFmt w:val="bullet"/>
+      <w:lvlText w:val="o"/>
+      <w:lvlJc w:val="left"/>
+      <w:pPr>
+        <w:ind w:left="3960" w:hanging="360"/>
+      </w:pPr>
+      <w:rPr>
+        <w:rFonts w:ascii="Courier New" w:hAnsi="Courier New" w:cs="Courier New" w:hint="default"/>
+      </w:rPr>
+    </w:lvl>
+    <w:lvl w:ilvl="5" w:tplc="04090005" w:tentative="1">
+      <w:start w:val="1"/>
+      <w:numFmt w:val="bullet"/>
+      <w:lvlText w:val=""/>
+      <w:lvlJc w:val="left"/>
+      <w:pPr>
+        <w:ind w:left="4680" w:hanging="360"/>
+      </w:pPr>
+      <w:rPr>
+        <w:rFonts w:ascii="Wingdings" w:hAnsi="Wingdings" w:hint="default"/>
+      </w:rPr>
+    </w:lvl>
+    <w:lvl w:ilvl="6" w:tplc="04090001" w:tentative="1">
+      <w:start w:val="1"/>
+      <w:numFmt w:val="bullet"/>
+      <w:lvlText w:val=""/>
+      <w:lvlJc w:val="left"/>
+      <w:pPr>
+        <w:ind w:left="5400" w:hanging="360"/>
+      </w:pPr>
+      <w:rPr>
+        <w:rFonts w:ascii="Symbol" w:hAnsi="Symbol" w:hint="default"/>
+      </w:rPr>
+    </w:lvl>
+    <w:lvl w:ilvl="7" w:tplc="04090003" w:tentative="1">
+      <w:start w:val="1"/>
+      <w:numFmt w:val="bullet"/>
+      <w:lvlText w:val="o"/>
+      <w:lvlJc w:val="left"/>
+      <w:pPr>
+        <w:ind w:left="6120" w:hanging="360"/>
+      </w:pPr>
+      <w:rPr>
+        <w:rFonts w:ascii="Courier New" w:hAnsi="Courier New" w:cs="Courier New" w:hint="default"/>
+      </w:rPr>
+    </w:lvl>
+    <w:lvl w:ilvl="8" w:tplc="04090005" w:tentative="1">
+      <w:start w:val="1"/>
+      <w:numFmt w:val="bullet"/>
+      <w:lvlText w:val=""/>
+      <w:lvlJc w:val="left"/>
+      <w:pPr>
+        <w:ind w:left="6840" w:hanging="360"/>
+      </w:pPr>
+      <w:rPr>
+        <w:rFonts w:ascii="Wingdings" w:hAnsi="Wingdings" w:hint="default"/>
+      </w:rPr>
+    </w:lvl>
+  </w:abstractNum>
+  <w:abstractNum w:abstractNumId="28" w15:restartNumberingAfterBreak="0">
     <w:nsid w:val="71477261"/>
     <w:multiLevelType w:val="hybridMultilevel"/>
     <w:tmpl w:val="AABA3564"/>
@@ -2301,7 +7765,7 @@
       <w:lvlText w:val=""/>
       <w:lvlJc w:val="left"/>
       <w:pPr>
-        <w:ind w:left="990" w:hanging="360"/>
+        <w:ind w:left="1080" w:hanging="360"/>
       </w:pPr>
       <w:rPr>
         <w:rFonts w:ascii="Symbol" w:hAnsi="Symbol" w:hint="default"/>
@@ -2313,7 +7777,7 @@
       <w:lvlText w:val="o"/>
       <w:lvlJc w:val="left"/>
       <w:pPr>
-        <w:ind w:left="1710" w:hanging="360"/>
+        <w:ind w:left="1800" w:hanging="360"/>
       </w:pPr>
       <w:rPr>
         <w:rFonts w:ascii="Courier New" w:hAnsi="Courier New" w:cs="Courier New" w:hint="default"/>
@@ -2325,7 +7789,7 @@
       <w:lvlText w:val=""/>
       <w:lvlJc w:val="left"/>
       <w:pPr>
-        <w:ind w:left="2430" w:hanging="360"/>
+        <w:ind w:left="2520" w:hanging="360"/>
       </w:pPr>
       <w:rPr>
         <w:rFonts w:ascii="Wingdings" w:hAnsi="Wingdings" w:hint="default"/>
@@ -2337,7 +7801,7 @@
       <w:lvlText w:val=""/>
       <w:lvlJc w:val="left"/>
       <w:pPr>
-        <w:ind w:left="3150" w:hanging="360"/>
+        <w:ind w:left="3240" w:hanging="360"/>
       </w:pPr>
       <w:rPr>
         <w:rFonts w:ascii="Symbol" w:hAnsi="Symbol" w:hint="default"/>
@@ -2349,7 +7813,7 @@
       <w:lvlText w:val="o"/>
       <w:lvlJc w:val="left"/>
       <w:pPr>
-        <w:ind w:left="3870" w:hanging="360"/>
+        <w:ind w:left="3960" w:hanging="360"/>
       </w:pPr>
       <w:rPr>
         <w:rFonts w:ascii="Courier New" w:hAnsi="Courier New" w:cs="Courier New" w:hint="default"/>
@@ -2361,7 +7825,7 @@
       <w:lvlText w:val=""/>
       <w:lvlJc w:val="left"/>
       <w:pPr>
-        <w:ind w:left="4590" w:hanging="360"/>
+        <w:ind w:left="4680" w:hanging="360"/>
       </w:pPr>
       <w:rPr>
         <w:rFonts w:ascii="Wingdings" w:hAnsi="Wingdings" w:hint="default"/>
@@ -2373,7 +7837,7 @@
       <w:lvlText w:val=""/>
       <w:lvlJc w:val="left"/>
       <w:pPr>
-        <w:ind w:left="5310" w:hanging="360"/>
+        <w:ind w:left="5400" w:hanging="360"/>
       </w:pPr>
       <w:rPr>
         <w:rFonts w:ascii="Symbol" w:hAnsi="Symbol" w:hint="default"/>
@@ -2385,7 +7849,7 @@
       <w:lvlText w:val="o"/>
       <w:lvlJc w:val="left"/>
       <w:pPr>
-        <w:ind w:left="6030" w:hanging="360"/>
+        <w:ind w:left="6120" w:hanging="360"/>
       </w:pPr>
       <w:rPr>
         <w:rFonts w:ascii="Courier New" w:hAnsi="Courier New" w:cs="Courier New" w:hint="default"/>
@@ -2397,45 +7861,796 @@
       <w:lvlText w:val=""/>
       <w:lvlJc w:val="left"/>
       <w:pPr>
-        <w:ind w:left="6750" w:hanging="360"/>
-      </w:pPr>
-      <w:rPr>
-        <w:rFonts w:ascii="Wingdings" w:hAnsi="Wingdings" w:hint="default"/>
-      </w:rPr>
+        <w:ind w:left="6840" w:hanging="360"/>
+      </w:pPr>
+      <w:rPr>
+        <w:rFonts w:ascii="Wingdings" w:hAnsi="Wingdings" w:hint="default"/>
+      </w:rPr>
+    </w:lvl>
+  </w:abstractNum>
+  <w:abstractNum w:abstractNumId="29" w15:restartNumberingAfterBreak="0">
+    <w:nsid w:val="723F22A0"/>
+    <w:multiLevelType w:val="multilevel"/>
+    <w:tmpl w:val="16E0E8FA"/>
+    <w:lvl w:ilvl="0">
+      <w:start w:val="1"/>
+      <w:numFmt w:val="bullet"/>
+      <w:lvlText w:val=""/>
+      <w:lvlJc w:val="left"/>
+      <w:pPr>
+        <w:tabs>
+          <w:tab w:val="num" w:pos="720"/>
+        </w:tabs>
+        <w:ind w:left="720" w:hanging="360"/>
+      </w:pPr>
+      <w:rPr>
+        <w:rFonts w:ascii="Symbol" w:hAnsi="Symbol" w:hint="default"/>
+        <w:sz w:val="20"/>
+      </w:rPr>
+    </w:lvl>
+    <w:lvl w:ilvl="1" w:tentative="1">
+      <w:start w:val="1"/>
+      <w:numFmt w:val="bullet"/>
+      <w:lvlText w:val="o"/>
+      <w:lvlJc w:val="left"/>
+      <w:pPr>
+        <w:tabs>
+          <w:tab w:val="num" w:pos="1440"/>
+        </w:tabs>
+        <w:ind w:left="1440" w:hanging="360"/>
+      </w:pPr>
+      <w:rPr>
+        <w:rFonts w:ascii="Courier New" w:hAnsi="Courier New" w:hint="default"/>
+        <w:sz w:val="20"/>
+      </w:rPr>
+    </w:lvl>
+    <w:lvl w:ilvl="2" w:tentative="1">
+      <w:start w:val="1"/>
+      <w:numFmt w:val="bullet"/>
+      <w:lvlText w:val=""/>
+      <w:lvlJc w:val="left"/>
+      <w:pPr>
+        <w:tabs>
+          <w:tab w:val="num" w:pos="2160"/>
+        </w:tabs>
+        <w:ind w:left="2160" w:hanging="360"/>
+      </w:pPr>
+      <w:rPr>
+        <w:rFonts w:ascii="Wingdings" w:hAnsi="Wingdings" w:hint="default"/>
+        <w:sz w:val="20"/>
+      </w:rPr>
+    </w:lvl>
+    <w:lvl w:ilvl="3" w:tentative="1">
+      <w:start w:val="1"/>
+      <w:numFmt w:val="bullet"/>
+      <w:lvlText w:val=""/>
+      <w:lvlJc w:val="left"/>
+      <w:pPr>
+        <w:tabs>
+          <w:tab w:val="num" w:pos="2880"/>
+        </w:tabs>
+        <w:ind w:left="2880" w:hanging="360"/>
+      </w:pPr>
+      <w:rPr>
+        <w:rFonts w:ascii="Wingdings" w:hAnsi="Wingdings" w:hint="default"/>
+        <w:sz w:val="20"/>
+      </w:rPr>
+    </w:lvl>
+    <w:lvl w:ilvl="4" w:tentative="1">
+      <w:start w:val="1"/>
+      <w:numFmt w:val="bullet"/>
+      <w:lvlText w:val=""/>
+      <w:lvlJc w:val="left"/>
+      <w:pPr>
+        <w:tabs>
+          <w:tab w:val="num" w:pos="3600"/>
+        </w:tabs>
+        <w:ind w:left="3600" w:hanging="360"/>
+      </w:pPr>
+      <w:rPr>
+        <w:rFonts w:ascii="Wingdings" w:hAnsi="Wingdings" w:hint="default"/>
+        <w:sz w:val="20"/>
+      </w:rPr>
+    </w:lvl>
+    <w:lvl w:ilvl="5" w:tentative="1">
+      <w:start w:val="1"/>
+      <w:numFmt w:val="bullet"/>
+      <w:lvlText w:val=""/>
+      <w:lvlJc w:val="left"/>
+      <w:pPr>
+        <w:tabs>
+          <w:tab w:val="num" w:pos="4320"/>
+        </w:tabs>
+        <w:ind w:left="4320" w:hanging="360"/>
+      </w:pPr>
+      <w:rPr>
+        <w:rFonts w:ascii="Wingdings" w:hAnsi="Wingdings" w:hint="default"/>
+        <w:sz w:val="20"/>
+      </w:rPr>
+    </w:lvl>
+    <w:lvl w:ilvl="6" w:tentative="1">
+      <w:start w:val="1"/>
+      <w:numFmt w:val="bullet"/>
+      <w:lvlText w:val=""/>
+      <w:lvlJc w:val="left"/>
+      <w:pPr>
+        <w:tabs>
+          <w:tab w:val="num" w:pos="5040"/>
+        </w:tabs>
+        <w:ind w:left="5040" w:hanging="360"/>
+      </w:pPr>
+      <w:rPr>
+        <w:rFonts w:ascii="Wingdings" w:hAnsi="Wingdings" w:hint="default"/>
+        <w:sz w:val="20"/>
+      </w:rPr>
+    </w:lvl>
+    <w:lvl w:ilvl="7" w:tentative="1">
+      <w:start w:val="1"/>
+      <w:numFmt w:val="bullet"/>
+      <w:lvlText w:val=""/>
+      <w:lvlJc w:val="left"/>
+      <w:pPr>
+        <w:tabs>
+          <w:tab w:val="num" w:pos="5760"/>
+        </w:tabs>
+        <w:ind w:left="5760" w:hanging="360"/>
+      </w:pPr>
+      <w:rPr>
+        <w:rFonts w:ascii="Wingdings" w:hAnsi="Wingdings" w:hint="default"/>
+        <w:sz w:val="20"/>
+      </w:rPr>
+    </w:lvl>
+    <w:lvl w:ilvl="8" w:tentative="1">
+      <w:start w:val="1"/>
+      <w:numFmt w:val="bullet"/>
+      <w:lvlText w:val=""/>
+      <w:lvlJc w:val="left"/>
+      <w:pPr>
+        <w:tabs>
+          <w:tab w:val="num" w:pos="6480"/>
+        </w:tabs>
+        <w:ind w:left="6480" w:hanging="360"/>
+      </w:pPr>
+      <w:rPr>
+        <w:rFonts w:ascii="Wingdings" w:hAnsi="Wingdings" w:hint="default"/>
+        <w:sz w:val="20"/>
+      </w:rPr>
+    </w:lvl>
+  </w:abstractNum>
+  <w:abstractNum w:abstractNumId="30" w15:restartNumberingAfterBreak="0">
+    <w:nsid w:val="742B5B74"/>
+    <w:multiLevelType w:val="multilevel"/>
+    <w:tmpl w:val="5A086A74"/>
+    <w:lvl w:ilvl="0">
+      <w:start w:val="1"/>
+      <w:numFmt w:val="bullet"/>
+      <w:lvlText w:val=""/>
+      <w:lvlJc w:val="left"/>
+      <w:pPr>
+        <w:tabs>
+          <w:tab w:val="num" w:pos="720"/>
+        </w:tabs>
+        <w:ind w:left="720" w:hanging="360"/>
+      </w:pPr>
+      <w:rPr>
+        <w:rFonts w:ascii="Symbol" w:hAnsi="Symbol" w:hint="default"/>
+        <w:sz w:val="20"/>
+      </w:rPr>
+    </w:lvl>
+    <w:lvl w:ilvl="1" w:tentative="1">
+      <w:start w:val="1"/>
+      <w:numFmt w:val="bullet"/>
+      <w:lvlText w:val="o"/>
+      <w:lvlJc w:val="left"/>
+      <w:pPr>
+        <w:tabs>
+          <w:tab w:val="num" w:pos="1440"/>
+        </w:tabs>
+        <w:ind w:left="1440" w:hanging="360"/>
+      </w:pPr>
+      <w:rPr>
+        <w:rFonts w:ascii="Courier New" w:hAnsi="Courier New" w:hint="default"/>
+        <w:sz w:val="20"/>
+      </w:rPr>
+    </w:lvl>
+    <w:lvl w:ilvl="2" w:tentative="1">
+      <w:start w:val="1"/>
+      <w:numFmt w:val="bullet"/>
+      <w:lvlText w:val=""/>
+      <w:lvlJc w:val="left"/>
+      <w:pPr>
+        <w:tabs>
+          <w:tab w:val="num" w:pos="2160"/>
+        </w:tabs>
+        <w:ind w:left="2160" w:hanging="360"/>
+      </w:pPr>
+      <w:rPr>
+        <w:rFonts w:ascii="Wingdings" w:hAnsi="Wingdings" w:hint="default"/>
+        <w:sz w:val="20"/>
+      </w:rPr>
+    </w:lvl>
+    <w:lvl w:ilvl="3" w:tentative="1">
+      <w:start w:val="1"/>
+      <w:numFmt w:val="bullet"/>
+      <w:lvlText w:val=""/>
+      <w:lvlJc w:val="left"/>
+      <w:pPr>
+        <w:tabs>
+          <w:tab w:val="num" w:pos="2880"/>
+        </w:tabs>
+        <w:ind w:left="2880" w:hanging="360"/>
+      </w:pPr>
+      <w:rPr>
+        <w:rFonts w:ascii="Wingdings" w:hAnsi="Wingdings" w:hint="default"/>
+        <w:sz w:val="20"/>
+      </w:rPr>
+    </w:lvl>
+    <w:lvl w:ilvl="4" w:tentative="1">
+      <w:start w:val="1"/>
+      <w:numFmt w:val="bullet"/>
+      <w:lvlText w:val=""/>
+      <w:lvlJc w:val="left"/>
+      <w:pPr>
+        <w:tabs>
+          <w:tab w:val="num" w:pos="3600"/>
+        </w:tabs>
+        <w:ind w:left="3600" w:hanging="360"/>
+      </w:pPr>
+      <w:rPr>
+        <w:rFonts w:ascii="Wingdings" w:hAnsi="Wingdings" w:hint="default"/>
+        <w:sz w:val="20"/>
+      </w:rPr>
+    </w:lvl>
+    <w:lvl w:ilvl="5" w:tentative="1">
+      <w:start w:val="1"/>
+      <w:numFmt w:val="bullet"/>
+      <w:lvlText w:val=""/>
+      <w:lvlJc w:val="left"/>
+      <w:pPr>
+        <w:tabs>
+          <w:tab w:val="num" w:pos="4320"/>
+        </w:tabs>
+        <w:ind w:left="4320" w:hanging="360"/>
+      </w:pPr>
+      <w:rPr>
+        <w:rFonts w:ascii="Wingdings" w:hAnsi="Wingdings" w:hint="default"/>
+        <w:sz w:val="20"/>
+      </w:rPr>
+    </w:lvl>
+    <w:lvl w:ilvl="6" w:tentative="1">
+      <w:start w:val="1"/>
+      <w:numFmt w:val="bullet"/>
+      <w:lvlText w:val=""/>
+      <w:lvlJc w:val="left"/>
+      <w:pPr>
+        <w:tabs>
+          <w:tab w:val="num" w:pos="5040"/>
+        </w:tabs>
+        <w:ind w:left="5040" w:hanging="360"/>
+      </w:pPr>
+      <w:rPr>
+        <w:rFonts w:ascii="Wingdings" w:hAnsi="Wingdings" w:hint="default"/>
+        <w:sz w:val="20"/>
+      </w:rPr>
+    </w:lvl>
+    <w:lvl w:ilvl="7" w:tentative="1">
+      <w:start w:val="1"/>
+      <w:numFmt w:val="bullet"/>
+      <w:lvlText w:val=""/>
+      <w:lvlJc w:val="left"/>
+      <w:pPr>
+        <w:tabs>
+          <w:tab w:val="num" w:pos="5760"/>
+        </w:tabs>
+        <w:ind w:left="5760" w:hanging="360"/>
+      </w:pPr>
+      <w:rPr>
+        <w:rFonts w:ascii="Wingdings" w:hAnsi="Wingdings" w:hint="default"/>
+        <w:sz w:val="20"/>
+      </w:rPr>
+    </w:lvl>
+    <w:lvl w:ilvl="8" w:tentative="1">
+      <w:start w:val="1"/>
+      <w:numFmt w:val="bullet"/>
+      <w:lvlText w:val=""/>
+      <w:lvlJc w:val="left"/>
+      <w:pPr>
+        <w:tabs>
+          <w:tab w:val="num" w:pos="6480"/>
+        </w:tabs>
+        <w:ind w:left="6480" w:hanging="360"/>
+      </w:pPr>
+      <w:rPr>
+        <w:rFonts w:ascii="Wingdings" w:hAnsi="Wingdings" w:hint="default"/>
+        <w:sz w:val="20"/>
+      </w:rPr>
+    </w:lvl>
+  </w:abstractNum>
+  <w:abstractNum w:abstractNumId="31" w15:restartNumberingAfterBreak="0">
+    <w:nsid w:val="76F9039E"/>
+    <w:multiLevelType w:val="multilevel"/>
+    <w:tmpl w:val="0C92A000"/>
+    <w:lvl w:ilvl="0">
+      <w:start w:val="1"/>
+      <w:numFmt w:val="bullet"/>
+      <w:lvlText w:val=""/>
+      <w:lvlJc w:val="left"/>
+      <w:pPr>
+        <w:tabs>
+          <w:tab w:val="num" w:pos="720"/>
+        </w:tabs>
+        <w:ind w:left="720" w:hanging="360"/>
+      </w:pPr>
+      <w:rPr>
+        <w:rFonts w:ascii="Symbol" w:hAnsi="Symbol" w:hint="default"/>
+        <w:sz w:val="20"/>
+      </w:rPr>
+    </w:lvl>
+    <w:lvl w:ilvl="1" w:tentative="1">
+      <w:start w:val="1"/>
+      <w:numFmt w:val="bullet"/>
+      <w:lvlText w:val="o"/>
+      <w:lvlJc w:val="left"/>
+      <w:pPr>
+        <w:tabs>
+          <w:tab w:val="num" w:pos="1440"/>
+        </w:tabs>
+        <w:ind w:left="1440" w:hanging="360"/>
+      </w:pPr>
+      <w:rPr>
+        <w:rFonts w:ascii="Courier New" w:hAnsi="Courier New" w:hint="default"/>
+        <w:sz w:val="20"/>
+      </w:rPr>
+    </w:lvl>
+    <w:lvl w:ilvl="2" w:tentative="1">
+      <w:start w:val="1"/>
+      <w:numFmt w:val="bullet"/>
+      <w:lvlText w:val=""/>
+      <w:lvlJc w:val="left"/>
+      <w:pPr>
+        <w:tabs>
+          <w:tab w:val="num" w:pos="2160"/>
+        </w:tabs>
+        <w:ind w:left="2160" w:hanging="360"/>
+      </w:pPr>
+      <w:rPr>
+        <w:rFonts w:ascii="Wingdings" w:hAnsi="Wingdings" w:hint="default"/>
+        <w:sz w:val="20"/>
+      </w:rPr>
+    </w:lvl>
+    <w:lvl w:ilvl="3" w:tentative="1">
+      <w:start w:val="1"/>
+      <w:numFmt w:val="bullet"/>
+      <w:lvlText w:val=""/>
+      <w:lvlJc w:val="left"/>
+      <w:pPr>
+        <w:tabs>
+          <w:tab w:val="num" w:pos="2880"/>
+        </w:tabs>
+        <w:ind w:left="2880" w:hanging="360"/>
+      </w:pPr>
+      <w:rPr>
+        <w:rFonts w:ascii="Wingdings" w:hAnsi="Wingdings" w:hint="default"/>
+        <w:sz w:val="20"/>
+      </w:rPr>
+    </w:lvl>
+    <w:lvl w:ilvl="4" w:tentative="1">
+      <w:start w:val="1"/>
+      <w:numFmt w:val="bullet"/>
+      <w:lvlText w:val=""/>
+      <w:lvlJc w:val="left"/>
+      <w:pPr>
+        <w:tabs>
+          <w:tab w:val="num" w:pos="3600"/>
+        </w:tabs>
+        <w:ind w:left="3600" w:hanging="360"/>
+      </w:pPr>
+      <w:rPr>
+        <w:rFonts w:ascii="Wingdings" w:hAnsi="Wingdings" w:hint="default"/>
+        <w:sz w:val="20"/>
+      </w:rPr>
+    </w:lvl>
+    <w:lvl w:ilvl="5" w:tentative="1">
+      <w:start w:val="1"/>
+      <w:numFmt w:val="bullet"/>
+      <w:lvlText w:val=""/>
+      <w:lvlJc w:val="left"/>
+      <w:pPr>
+        <w:tabs>
+          <w:tab w:val="num" w:pos="4320"/>
+        </w:tabs>
+        <w:ind w:left="4320" w:hanging="360"/>
+      </w:pPr>
+      <w:rPr>
+        <w:rFonts w:ascii="Wingdings" w:hAnsi="Wingdings" w:hint="default"/>
+        <w:sz w:val="20"/>
+      </w:rPr>
+    </w:lvl>
+    <w:lvl w:ilvl="6" w:tentative="1">
+      <w:start w:val="1"/>
+      <w:numFmt w:val="bullet"/>
+      <w:lvlText w:val=""/>
+      <w:lvlJc w:val="left"/>
+      <w:pPr>
+        <w:tabs>
+          <w:tab w:val="num" w:pos="5040"/>
+        </w:tabs>
+        <w:ind w:left="5040" w:hanging="360"/>
+      </w:pPr>
+      <w:rPr>
+        <w:rFonts w:ascii="Wingdings" w:hAnsi="Wingdings" w:hint="default"/>
+        <w:sz w:val="20"/>
+      </w:rPr>
+    </w:lvl>
+    <w:lvl w:ilvl="7" w:tentative="1">
+      <w:start w:val="1"/>
+      <w:numFmt w:val="bullet"/>
+      <w:lvlText w:val=""/>
+      <w:lvlJc w:val="left"/>
+      <w:pPr>
+        <w:tabs>
+          <w:tab w:val="num" w:pos="5760"/>
+        </w:tabs>
+        <w:ind w:left="5760" w:hanging="360"/>
+      </w:pPr>
+      <w:rPr>
+        <w:rFonts w:ascii="Wingdings" w:hAnsi="Wingdings" w:hint="default"/>
+        <w:sz w:val="20"/>
+      </w:rPr>
+    </w:lvl>
+    <w:lvl w:ilvl="8" w:tentative="1">
+      <w:start w:val="1"/>
+      <w:numFmt w:val="bullet"/>
+      <w:lvlText w:val=""/>
+      <w:lvlJc w:val="left"/>
+      <w:pPr>
+        <w:tabs>
+          <w:tab w:val="num" w:pos="6480"/>
+        </w:tabs>
+        <w:ind w:left="6480" w:hanging="360"/>
+      </w:pPr>
+      <w:rPr>
+        <w:rFonts w:ascii="Wingdings" w:hAnsi="Wingdings" w:hint="default"/>
+        <w:sz w:val="20"/>
+      </w:rPr>
+    </w:lvl>
+  </w:abstractNum>
+  <w:abstractNum w:abstractNumId="32" w15:restartNumberingAfterBreak="0">
+    <w:nsid w:val="777054A0"/>
+    <w:multiLevelType w:val="multilevel"/>
+    <w:tmpl w:val="A59CF450"/>
+    <w:lvl w:ilvl="0">
+      <w:start w:val="1"/>
+      <w:numFmt w:val="bullet"/>
+      <w:lvlText w:val=""/>
+      <w:lvlJc w:val="left"/>
+      <w:pPr>
+        <w:tabs>
+          <w:tab w:val="num" w:pos="720"/>
+        </w:tabs>
+        <w:ind w:left="720" w:hanging="360"/>
+      </w:pPr>
+      <w:rPr>
+        <w:rFonts w:ascii="Symbol" w:hAnsi="Symbol" w:hint="default"/>
+        <w:sz w:val="20"/>
+      </w:rPr>
+    </w:lvl>
+    <w:lvl w:ilvl="1" w:tentative="1">
+      <w:start w:val="1"/>
+      <w:numFmt w:val="bullet"/>
+      <w:lvlText w:val="o"/>
+      <w:lvlJc w:val="left"/>
+      <w:pPr>
+        <w:tabs>
+          <w:tab w:val="num" w:pos="1440"/>
+        </w:tabs>
+        <w:ind w:left="1440" w:hanging="360"/>
+      </w:pPr>
+      <w:rPr>
+        <w:rFonts w:ascii="Courier New" w:hAnsi="Courier New" w:hint="default"/>
+        <w:sz w:val="20"/>
+      </w:rPr>
+    </w:lvl>
+    <w:lvl w:ilvl="2" w:tentative="1">
+      <w:start w:val="1"/>
+      <w:numFmt w:val="bullet"/>
+      <w:lvlText w:val=""/>
+      <w:lvlJc w:val="left"/>
+      <w:pPr>
+        <w:tabs>
+          <w:tab w:val="num" w:pos="2160"/>
+        </w:tabs>
+        <w:ind w:left="2160" w:hanging="360"/>
+      </w:pPr>
+      <w:rPr>
+        <w:rFonts w:ascii="Wingdings" w:hAnsi="Wingdings" w:hint="default"/>
+        <w:sz w:val="20"/>
+      </w:rPr>
+    </w:lvl>
+    <w:lvl w:ilvl="3" w:tentative="1">
+      <w:start w:val="1"/>
+      <w:numFmt w:val="bullet"/>
+      <w:lvlText w:val=""/>
+      <w:lvlJc w:val="left"/>
+      <w:pPr>
+        <w:tabs>
+          <w:tab w:val="num" w:pos="2880"/>
+        </w:tabs>
+        <w:ind w:left="2880" w:hanging="360"/>
+      </w:pPr>
+      <w:rPr>
+        <w:rFonts w:ascii="Wingdings" w:hAnsi="Wingdings" w:hint="default"/>
+        <w:sz w:val="20"/>
+      </w:rPr>
+    </w:lvl>
+    <w:lvl w:ilvl="4" w:tentative="1">
+      <w:start w:val="1"/>
+      <w:numFmt w:val="bullet"/>
+      <w:lvlText w:val=""/>
+      <w:lvlJc w:val="left"/>
+      <w:pPr>
+        <w:tabs>
+          <w:tab w:val="num" w:pos="3600"/>
+        </w:tabs>
+        <w:ind w:left="3600" w:hanging="360"/>
+      </w:pPr>
+      <w:rPr>
+        <w:rFonts w:ascii="Wingdings" w:hAnsi="Wingdings" w:hint="default"/>
+        <w:sz w:val="20"/>
+      </w:rPr>
+    </w:lvl>
+    <w:lvl w:ilvl="5" w:tentative="1">
+      <w:start w:val="1"/>
+      <w:numFmt w:val="bullet"/>
+      <w:lvlText w:val=""/>
+      <w:lvlJc w:val="left"/>
+      <w:pPr>
+        <w:tabs>
+          <w:tab w:val="num" w:pos="4320"/>
+        </w:tabs>
+        <w:ind w:left="4320" w:hanging="360"/>
+      </w:pPr>
+      <w:rPr>
+        <w:rFonts w:ascii="Wingdings" w:hAnsi="Wingdings" w:hint="default"/>
+        <w:sz w:val="20"/>
+      </w:rPr>
+    </w:lvl>
+    <w:lvl w:ilvl="6" w:tentative="1">
+      <w:start w:val="1"/>
+      <w:numFmt w:val="bullet"/>
+      <w:lvlText w:val=""/>
+      <w:lvlJc w:val="left"/>
+      <w:pPr>
+        <w:tabs>
+          <w:tab w:val="num" w:pos="5040"/>
+        </w:tabs>
+        <w:ind w:left="5040" w:hanging="360"/>
+      </w:pPr>
+      <w:rPr>
+        <w:rFonts w:ascii="Wingdings" w:hAnsi="Wingdings" w:hint="default"/>
+        <w:sz w:val="20"/>
+      </w:rPr>
+    </w:lvl>
+    <w:lvl w:ilvl="7" w:tentative="1">
+      <w:start w:val="1"/>
+      <w:numFmt w:val="bullet"/>
+      <w:lvlText w:val=""/>
+      <w:lvlJc w:val="left"/>
+      <w:pPr>
+        <w:tabs>
+          <w:tab w:val="num" w:pos="5760"/>
+        </w:tabs>
+        <w:ind w:left="5760" w:hanging="360"/>
+      </w:pPr>
+      <w:rPr>
+        <w:rFonts w:ascii="Wingdings" w:hAnsi="Wingdings" w:hint="default"/>
+        <w:sz w:val="20"/>
+      </w:rPr>
+    </w:lvl>
+    <w:lvl w:ilvl="8" w:tentative="1">
+      <w:start w:val="1"/>
+      <w:numFmt w:val="bullet"/>
+      <w:lvlText w:val=""/>
+      <w:lvlJc w:val="left"/>
+      <w:pPr>
+        <w:tabs>
+          <w:tab w:val="num" w:pos="6480"/>
+        </w:tabs>
+        <w:ind w:left="6480" w:hanging="360"/>
+      </w:pPr>
+      <w:rPr>
+        <w:rFonts w:ascii="Wingdings" w:hAnsi="Wingdings" w:hint="default"/>
+        <w:sz w:val="20"/>
+      </w:rPr>
+    </w:lvl>
+  </w:abstractNum>
+  <w:abstractNum w:abstractNumId="33" w15:restartNumberingAfterBreak="0">
+    <w:nsid w:val="7ACC38DC"/>
+    <w:multiLevelType w:val="multilevel"/>
+    <w:tmpl w:val="0409001F"/>
+    <w:lvl w:ilvl="0">
+      <w:start w:val="1"/>
+      <w:numFmt w:val="decimal"/>
+      <w:lvlText w:val="%1."/>
+      <w:lvlJc w:val="left"/>
+      <w:pPr>
+        <w:ind w:left="360" w:hanging="360"/>
+      </w:pPr>
+    </w:lvl>
+    <w:lvl w:ilvl="1">
+      <w:start w:val="1"/>
+      <w:numFmt w:val="decimal"/>
+      <w:lvlText w:val="%1.%2."/>
+      <w:lvlJc w:val="left"/>
+      <w:pPr>
+        <w:ind w:left="792" w:hanging="432"/>
+      </w:pPr>
+    </w:lvl>
+    <w:lvl w:ilvl="2">
+      <w:start w:val="1"/>
+      <w:numFmt w:val="decimal"/>
+      <w:lvlText w:val="%1.%2.%3."/>
+      <w:lvlJc w:val="left"/>
+      <w:pPr>
+        <w:ind w:left="1224" w:hanging="504"/>
+      </w:pPr>
+    </w:lvl>
+    <w:lvl w:ilvl="3">
+      <w:start w:val="1"/>
+      <w:numFmt w:val="decimal"/>
+      <w:lvlText w:val="%1.%2.%3.%4."/>
+      <w:lvlJc w:val="left"/>
+      <w:pPr>
+        <w:ind w:left="1728" w:hanging="648"/>
+      </w:pPr>
+    </w:lvl>
+    <w:lvl w:ilvl="4">
+      <w:start w:val="1"/>
+      <w:numFmt w:val="decimal"/>
+      <w:lvlText w:val="%1.%2.%3.%4.%5."/>
+      <w:lvlJc w:val="left"/>
+      <w:pPr>
+        <w:ind w:left="2232" w:hanging="792"/>
+      </w:pPr>
+    </w:lvl>
+    <w:lvl w:ilvl="5">
+      <w:start w:val="1"/>
+      <w:numFmt w:val="decimal"/>
+      <w:lvlText w:val="%1.%2.%3.%4.%5.%6."/>
+      <w:lvlJc w:val="left"/>
+      <w:pPr>
+        <w:ind w:left="2736" w:hanging="936"/>
+      </w:pPr>
+    </w:lvl>
+    <w:lvl w:ilvl="6">
+      <w:start w:val="1"/>
+      <w:numFmt w:val="decimal"/>
+      <w:lvlText w:val="%1.%2.%3.%4.%5.%6.%7."/>
+      <w:lvlJc w:val="left"/>
+      <w:pPr>
+        <w:ind w:left="3240" w:hanging="1080"/>
+      </w:pPr>
+    </w:lvl>
+    <w:lvl w:ilvl="7">
+      <w:start w:val="1"/>
+      <w:numFmt w:val="decimal"/>
+      <w:lvlText w:val="%1.%2.%3.%4.%5.%6.%7.%8."/>
+      <w:lvlJc w:val="left"/>
+      <w:pPr>
+        <w:ind w:left="3744" w:hanging="1224"/>
+      </w:pPr>
+    </w:lvl>
+    <w:lvl w:ilvl="8">
+      <w:start w:val="1"/>
+      <w:numFmt w:val="decimal"/>
+      <w:lvlText w:val="%1.%2.%3.%4.%5.%6.%7.%8.%9."/>
+      <w:lvlJc w:val="left"/>
+      <w:pPr>
+        <w:ind w:left="4320" w:hanging="1440"/>
+      </w:pPr>
     </w:lvl>
   </w:abstractNum>
   <w:num w:numId="1" w16cid:durableId="2133086930">
+    <w:abstractNumId w:val="19"/>
+  </w:num>
+  <w:num w:numId="2" w16cid:durableId="252133757">
+    <w:abstractNumId w:val="10"/>
+  </w:num>
+  <w:num w:numId="3" w16cid:durableId="1995379315">
+    <w:abstractNumId w:val="2"/>
+  </w:num>
+  <w:num w:numId="4" w16cid:durableId="932711980">
+    <w:abstractNumId w:val="25"/>
+  </w:num>
+  <w:num w:numId="5" w16cid:durableId="1215432364">
+    <w:abstractNumId w:val="18"/>
+  </w:num>
+  <w:num w:numId="6" w16cid:durableId="759527432">
+    <w:abstractNumId w:val="7"/>
+  </w:num>
+  <w:num w:numId="7" w16cid:durableId="1904438488">
+    <w:abstractNumId w:val="28"/>
+  </w:num>
+  <w:num w:numId="8" w16cid:durableId="940067185">
+    <w:abstractNumId w:val="12"/>
+  </w:num>
+  <w:num w:numId="9" w16cid:durableId="895362574">
     <w:abstractNumId w:val="8"/>
   </w:num>
-  <w:num w:numId="2" w16cid:durableId="252133757">
+  <w:num w:numId="10" w16cid:durableId="1024794469">
+    <w:abstractNumId w:val="13"/>
+  </w:num>
+  <w:num w:numId="11" w16cid:durableId="266809891">
+    <w:abstractNumId w:val="17"/>
+  </w:num>
+  <w:num w:numId="12" w16cid:durableId="347175886">
+    <w:abstractNumId w:val="23"/>
+  </w:num>
+  <w:num w:numId="13" w16cid:durableId="745538062">
+    <w:abstractNumId w:val="27"/>
+  </w:num>
+  <w:num w:numId="14" w16cid:durableId="1182089888">
+    <w:abstractNumId w:val="5"/>
+  </w:num>
+  <w:num w:numId="15" w16cid:durableId="1936134217">
+    <w:abstractNumId w:val="11"/>
+  </w:num>
+  <w:num w:numId="16" w16cid:durableId="602156270">
+    <w:abstractNumId w:val="0"/>
+  </w:num>
+  <w:num w:numId="17" w16cid:durableId="726609120">
+    <w:abstractNumId w:val="30"/>
+  </w:num>
+  <w:num w:numId="18" w16cid:durableId="281618618">
+    <w:abstractNumId w:val="15"/>
+  </w:num>
+  <w:num w:numId="19" w16cid:durableId="1227646504">
     <w:abstractNumId w:val="3"/>
   </w:num>
-  <w:num w:numId="3" w16cid:durableId="1995379315">
-    <w:abstractNumId w:val="0"/>
+  <w:num w:numId="20" w16cid:durableId="17826711">
+    <w:abstractNumId w:val="21"/>
   </w:num>
-  <w:num w:numId="4" w16cid:durableId="932711980">
+  <w:num w:numId="21" w16cid:durableId="542980259">
+    <w:abstractNumId w:val="29"/>
+  </w:num>
+  <w:num w:numId="22" w16cid:durableId="479619621">
+    <w:abstractNumId w:val="1"/>
+  </w:num>
+  <w:num w:numId="23" w16cid:durableId="498932854">
+    <w:abstractNumId w:val="14"/>
+  </w:num>
+  <w:num w:numId="24" w16cid:durableId="216626804">
+    <w:abstractNumId w:val="24"/>
+  </w:num>
+  <w:num w:numId="25" w16cid:durableId="1281566054">
+    <w:abstractNumId w:val="33"/>
+  </w:num>
+  <w:num w:numId="26" w16cid:durableId="300622781">
+    <w:abstractNumId w:val="16"/>
+  </w:num>
+  <w:num w:numId="27" w16cid:durableId="758796202">
+    <w:abstractNumId w:val="6"/>
+  </w:num>
+  <w:num w:numId="28" w16cid:durableId="662785114">
+    <w:abstractNumId w:val="32"/>
+  </w:num>
+  <w:num w:numId="29" w16cid:durableId="1073502169">
+    <w:abstractNumId w:val="22"/>
+  </w:num>
+  <w:num w:numId="30" w16cid:durableId="1531988400">
+    <w:abstractNumId w:val="31"/>
+  </w:num>
+  <w:num w:numId="31" w16cid:durableId="1786805056">
+    <w:abstractNumId w:val="4"/>
+  </w:num>
+  <w:num w:numId="32" w16cid:durableId="812210931">
     <w:abstractNumId w:val="9"/>
   </w:num>
-  <w:num w:numId="5" w16cid:durableId="1215432364">
-    <w:abstractNumId w:val="7"/>
+  <w:num w:numId="33" w16cid:durableId="1018893218">
+    <w:abstractNumId w:val="20"/>
   </w:num>
-  <w:num w:numId="6" w16cid:durableId="759527432">
-    <w:abstractNumId w:val="1"/>
-  </w:num>
-  <w:num w:numId="7" w16cid:durableId="1904438488">
-    <w:abstractNumId w:val="10"/>
-  </w:num>
-  <w:num w:numId="8" w16cid:durableId="940067185">
-    <w:abstractNumId w:val="4"/>
-  </w:num>
-  <w:num w:numId="9" w16cid:durableId="895362574">
-    <w:abstractNumId w:val="2"/>
-  </w:num>
-  <w:num w:numId="10" w16cid:durableId="1024794469">
-    <w:abstractNumId w:val="5"/>
-  </w:num>
-  <w:num w:numId="11" w16cid:durableId="266809891">
-    <w:abstractNumId w:val="6"/>
+  <w:num w:numId="34" w16cid:durableId="2040229947">
+    <w:abstractNumId w:val="26"/>
   </w:num>
 </w:numbering>
 </file>
@@ -2840,7 +9055,7 @@
   <w:style w:type="paragraph" w:default="1" w:styleId="Normal">
     <w:name w:val="Normal"/>
     <w:qFormat/>
-    <w:rsid w:val="00681B1F"/>
+    <w:rsid w:val="008F3C70"/>
   </w:style>
   <w:style w:type="paragraph" w:styleId="Heading1">
     <w:name w:val="heading 1"/>
@@ -3372,6 +9587,25 @@
       <w14:ligatures w14:val="none"/>
     </w:rPr>
   </w:style>
+  <w:style w:type="table" w:styleId="TableGrid">
+    <w:name w:val="Table Grid"/>
+    <w:basedOn w:val="TableNormal"/>
+    <w:uiPriority w:val="39"/>
+    <w:rsid w:val="00A85CEC"/>
+    <w:pPr>
+      <w:spacing w:after="0" w:line="240" w:lineRule="auto"/>
+    </w:pPr>
+    <w:tblPr>
+      <w:tblBorders>
+        <w:top w:val="single" w:sz="4" w:space="0" w:color="auto"/>
+        <w:left w:val="single" w:sz="4" w:space="0" w:color="auto"/>
+        <w:bottom w:val="single" w:sz="4" w:space="0" w:color="auto"/>
+        <w:right w:val="single" w:sz="4" w:space="0" w:color="auto"/>
+        <w:insideH w:val="single" w:sz="4" w:space="0" w:color="auto"/>
+        <w:insideV w:val="single" w:sz="4" w:space="0" w:color="auto"/>
+      </w:tblBorders>
+    </w:tblPr>
+  </w:style>
 </w:styles>
 </file>
 
